--- a/漢文プリント/先従隗始_解答版.docx
+++ b/漢文プリント/先従隗始_解答版.docx
@@ -668,11 +668,9 @@
                                   <w:rFonts w:asciiTheme="minorEastAsia" w:hAnsiTheme="minorEastAsia" w:cs="HG正楷書体-PRO" w:hint="eastAsia" w:ascii="HG正楷書体-PRO" w:eastAsia="HG正楷書体-PRO" w:hAnsi="HG正楷書体-PRO"/>
                                   <w:b/>
                                   <w:color w:val="1B3A6B"/>
-                                  <w:w w:val="42"/>
                                   <w:sz w:val="20"/>
                                   <w:szCs w:val="20"/>
                                   <w:lang w:eastAsia="ja-JP"/>
-                                  <w:eastAsianLayout w:id="-379902975" w:vert="1" w:vertCompress="1"/>
                                 </w:rPr>
                                 <w:t xml:space="preserve">比較</w:t>
                               </w:r>
@@ -680,11 +678,9 @@
                                 <w:rPr>
                                   <w:rFonts w:asciiTheme="minorEastAsia" w:hAnsiTheme="minorEastAsia" w:cs="UD デジタル教科書体 N" w:hint="eastAsia"/>
                                   <w:color w:val="1A1A1A"/>
-                                  <w:w w:val="42"/>
                                   <w:sz w:val="20"/>
                                   <w:szCs w:val="20"/>
                                   <w:lang w:eastAsia="ja-JP"/>
-                                  <w:eastAsianLayout w:id="-379902975" w:vert="1" w:vertCompress="1"/>
                                 </w:rPr>
                                 <w:t xml:space="preserve">　マスターＰ186【 Ａ</w:t>
                               </w:r>
@@ -714,11 +710,9 @@
                                 <w:rPr>
                                   <w:rFonts w:asciiTheme="minorEastAsia" w:hAnsiTheme="minorEastAsia" w:cs="UD デジタル教科書体 N" w:hint="eastAsia"/>
                                   <w:color w:val="1A1A1A"/>
-                                  <w:w w:val="42"/>
                                   <w:sz w:val="20"/>
                                   <w:szCs w:val="20"/>
                                   <w:lang w:eastAsia="ja-JP"/>
-                                  <w:eastAsianLayout w:id="-379902975" w:vert="1" w:vertCompress="1"/>
                                 </w:rPr>
                                 <w:t xml:space="preserve"> 於 Ｂ</w:t>
                               </w:r>
@@ -748,11 +742,9 @@
                                 <w:rPr>
                                   <w:rFonts w:asciiTheme="minorEastAsia" w:hAnsiTheme="minorEastAsia" w:cs="UD デジタル教科書体 N" w:hint="eastAsia"/>
                                   <w:color w:val="1A1A1A"/>
-                                  <w:w w:val="42"/>
                                   <w:sz w:val="20"/>
                                   <w:szCs w:val="20"/>
                                   <w:lang w:eastAsia="ja-JP"/>
-                                  <w:eastAsianLayout w:id="-379902975" w:vert="1" w:vertCompress="1"/>
                                 </w:rPr>
                                 <w:t xml:space="preserve">】〔読み〕（ </w:t>
                               </w:r>
@@ -760,11 +752,9 @@
                                 <w:rPr>
                                   <w:rFonts w:asciiTheme="minorEastAsia" w:hAnsiTheme="minorEastAsia" w:cs="UD デジタル教科書体 N" w:hint="eastAsia"/>
                                   <w:color w:val="EE0000"/>
-                                  <w:w w:val="42"/>
                                   <w:sz w:val="20"/>
                                   <w:szCs w:val="20"/>
                                   <w:lang w:eastAsia="ja-JP"/>
-                                  <w:eastAsianLayout w:id="-379902975" w:vert="1" w:vertCompress="1"/>
                                 </w:rPr>
                                 <w:t xml:space="preserve">ＢヨリモＡ</w:t>
                               </w:r>
@@ -772,11 +762,9 @@
                                 <w:rPr>
                                   <w:rFonts w:asciiTheme="minorEastAsia" w:hAnsiTheme="minorEastAsia" w:cs="UD デジタル教科書体 N" w:hint="eastAsia"/>
                                   <w:color w:val="1A1A1A"/>
-                                  <w:w w:val="42"/>
                                   <w:sz w:val="20"/>
                                   <w:szCs w:val="20"/>
                                   <w:lang w:eastAsia="ja-JP"/>
-                                  <w:eastAsianLayout w:id="-379902975" w:vert="1" w:vertCompress="1"/>
                                 </w:rPr>
                                 <w:t xml:space="preserve"> ）＝〖訳〗「 </w:t>
                               </w:r>
@@ -784,11 +772,9 @@
                                 <w:rPr>
                                   <w:rFonts w:asciiTheme="minorEastAsia" w:hAnsiTheme="minorEastAsia" w:cs="UD デジタル教科書体 N" w:hint="eastAsia"/>
                                   <w:color w:val="EE0000"/>
-                                  <w:w w:val="42"/>
                                   <w:sz w:val="20"/>
                                   <w:szCs w:val="20"/>
                                   <w:lang w:eastAsia="ja-JP"/>
-                                  <w:eastAsianLayout w:id="-379902975" w:vert="1" w:vertCompress="1"/>
                                 </w:rPr>
                                 <w:t xml:space="preserve">ＢよりＡだ。</w:t>
                               </w:r>
@@ -796,11 +782,9 @@
                                 <w:rPr>
                                   <w:rFonts w:asciiTheme="minorEastAsia" w:hAnsiTheme="minorEastAsia" w:cs="UD デジタル教科書体 N" w:hint="eastAsia"/>
                                   <w:color w:val="1A1A1A"/>
-                                  <w:w w:val="42"/>
                                   <w:sz w:val="20"/>
                                   <w:szCs w:val="20"/>
                                   <w:lang w:eastAsia="ja-JP"/>
-                                  <w:eastAsianLayout w:id="-379902975" w:vert="1" w:vertCompress="1"/>
                                 </w:rPr>
                                 <w:t xml:space="preserve"> 」</w:t>
                               </w:r>
@@ -900,8 +884,8 @@
                                 <w:ruby>
                                   <w:rubyPr>
                                     <w:rubyAlign w:val="distributeLetter"/>
-                                    <w:hps w:val="9"/>
-                                    <w:hpsRaise w:val="16"/>
+                                    <w:hps w:val="7"/>
+                                    <w:hpsRaise w:val="12"/>
                                     <w:hpsBaseText w:val="16"/>
                                     <w:lid w:val="ja-JP"/>
                                   </w:rubyPr>
@@ -910,8 +894,8 @@
                                       <w:rPr>
                                         <w:rFonts w:ascii="UD デジタル教科書体 N" w:eastAsia="UD デジタル教科書体 N" w:hAnsi="UD デジタル教科書体 N" w:cs="UD デジタル教科書体 N"/>
                                         <w:color w:val="1A1A1A"/>
-                                        <w:sz w:val="9"/>
-                                        <w:szCs w:val="16"/>
+                                        <w:sz w:val="7"/>
+                                        <w:szCs w:val="7"/>
                                         <w:lang w:eastAsia="ja-JP"/>
                                       </w:rPr>
                                       <w:t>いづ</w:t>
@@ -982,8 +966,8 @@
                                 <w:ruby>
                                   <w:rubyPr>
                                     <w:rubyAlign w:val="distributeLetter"/>
-                                    <w:hps w:val="9"/>
-                                    <w:hpsRaise w:val="16"/>
+                                    <w:hps w:val="7"/>
+                                    <w:hpsRaise w:val="12"/>
                                     <w:hpsBaseText w:val="16"/>
                                     <w:lid w:val="ja-JP"/>
                                   </w:rubyPr>
@@ -992,8 +976,8 @@
                                       <w:rPr>
                                         <w:rFonts w:ascii="UD デジタル教科書体 N" w:eastAsia="UD デジタル教科書体 N" w:hAnsi="UD デジタル教科書体 N" w:cs="UD デジタル教科書体 N"/>
                                         <w:color w:val="1A1A1A"/>
-                                        <w:sz w:val="9"/>
-                                        <w:szCs w:val="16"/>
+                                        <w:sz w:val="7"/>
+                                        <w:szCs w:val="7"/>
                                         <w:lang w:eastAsia="ja-JP"/>
                                       </w:rPr>
                                       <w:t>いづ</w:t>
@@ -1181,8 +1165,8 @@
                                 <w:ruby>
                                   <w:rubyPr>
                                     <w:rubyAlign w:val="distributeSpace"/>
-                                    <w:hps w:val="20"/>
-                                    <w:hpsRaise w:val="20"/>
+                                    <w:hps w:val="7"/>
+                                    <w:hpsRaise w:val="12"/>
                                     <w:hpsBaseText w:val="20"/>
                                     <w:lid w:val="ja-JP"/>
                                   </w:rubyPr>
@@ -1191,8 +1175,8 @@
                                       <w:rPr>
                                         <w:rFonts w:ascii="UD デジタル教科書体 N" w:eastAsia="UD デジタル教科書体 N" w:hAnsi="UD デジタル教科書体 N" w:cs="UD デジタル教科書体 N"/>
                                         <w:color w:val="1A1A1A"/>
-                                        <w:sz w:val="20"/>
-                                        <w:szCs w:val="20"/>
+                                        <w:sz w:val="7"/>
+                                        <w:szCs w:val="7"/>
                                         <w:lang w:eastAsia="ja-JP"/>
                                       </w:rPr>
                                       <w:t>あ</w:t>
@@ -1474,8 +1458,8 @@
                                 <w:ruby>
                                   <w:rubyPr>
                                     <w:rubyAlign w:val="distributeSpace"/>
-                                    <w:hps w:val="12"/>
-                                    <w:hpsRaise w:val="20"/>
+                                    <w:hps w:val="8"/>
+                                    <w:hpsRaise w:val="14"/>
                                     <w:hpsBaseText w:val="20"/>
                                     <w:lid w:val="ja-JP"/>
                                   </w:rubyPr>
@@ -1484,8 +1468,8 @@
                                       <w:rPr>
                                         <w:rFonts w:ascii="UD デジタル教科書体 N" w:eastAsia="UD デジタル教科書体 N" w:hAnsi="UD デジタル教科書体 N" w:cs="UD デジタル教科書体 N"/>
                                         <w:color w:val="1A1A1A"/>
-                                        <w:sz w:val="12"/>
-                                        <w:szCs w:val="20"/>
+                                        <w:sz w:val="8"/>
+                                        <w:szCs w:val="8"/>
                                         <w:lang w:eastAsia="ja-JP"/>
                                       </w:rPr>
                                       <w:t>か</w:t>
@@ -1535,8 +1519,8 @@
                                 <w:ruby>
                                   <w:rubyPr>
                                     <w:rubyAlign w:val="distributeLetter"/>
-                                    <w:hps w:val="12"/>
-                                    <w:hpsRaise w:val="20"/>
+                                    <w:hps w:val="8"/>
+                                    <w:hpsRaise w:val="14"/>
                                     <w:hpsBaseText w:val="20"/>
                                     <w:lid w:val="ja-JP"/>
                                   </w:rubyPr>
@@ -1545,8 +1529,8 @@
                                       <w:rPr>
                                         <w:rFonts w:ascii="UD デジタル教科書体 N" w:eastAsia="UD デジタル教科書体 N" w:hAnsi="UD デジタル教科書体 N" w:cs="UD デジタル教科書体 N"/>
                                         <w:color w:val="1A1A1A"/>
-                                        <w:sz w:val="12"/>
-                                        <w:szCs w:val="20"/>
+                                        <w:sz w:val="8"/>
+                                        <w:szCs w:val="8"/>
                                         <w:lang w:eastAsia="ja-JP"/>
                                       </w:rPr>
                                       <w:t>いは</w:t>
@@ -1607,8 +1591,8 @@
                                 <w:ruby>
                                   <w:rubyPr>
                                     <w:rubyAlign w:val="distributeSpace"/>
-                                    <w:hps w:val="12"/>
-                                    <w:hpsRaise w:val="20"/>
+                                    <w:hps w:val="8"/>
+                                    <w:hpsRaise w:val="14"/>
                                     <w:hpsBaseText w:val="20"/>
                                     <w:lid w:val="ja-JP"/>
                                   </w:rubyPr>
@@ -1617,8 +1601,8 @@
                                       <w:rPr>
                                         <w:rFonts w:ascii="UD デジタル教科書体 N" w:eastAsia="UD デジタル教科書体 N" w:hAnsi="UD デジタル教科書体 N" w:cs="UD デジタル教科書体 N"/>
                                         <w:color w:val="1A1A1A"/>
-                                        <w:sz w:val="12"/>
-                                        <w:szCs w:val="20"/>
+                                        <w:sz w:val="8"/>
+                                        <w:szCs w:val="8"/>
                                         <w:lang w:eastAsia="ja-JP"/>
                                       </w:rPr>
                                       <w:t>や</w:t>
@@ -3981,18 +3965,18 @@
                                       <w:ruby>
                                         <w:rubyPr>
                                           <w:rubyAlign w:val="distributeLetter"/>
-                                          <w:hps w:val="23"/>
-                                          <w:hpsRaise w:val="23"/>
+                                          <w:hps w:val="10"/>
+                                          <w:hpsRaise w:val="20"/>
                                           <w:hpsBaseText w:val="23"/>
-                                          <w:lid w:val="ja-JP"/>
+                                          <w:lid w:val="en-US"/>
                                         </w:rubyPr>
                                         <w:rt>
                                           <w:r>
                                             <w:rPr>
                                               <w:rFonts w:ascii="UD デジタル教科書体 N" w:eastAsia="UD デジタル教科書体 N" w:hAnsi="UD デジタル教科書体 N" w:cs="UD デジタル教科書体 N"/>
                                               <w:color w:val="1A1A1A"/>
-                                              <w:sz w:val="23"/>
-                                              <w:szCs w:val="23"/>
+                                              <w:sz w:val="10"/>
+                                              <w:szCs w:val="10"/>
                                             </w:rPr>
                                             <w:t>イテ</w:t>
                                           </w:r>
@@ -4028,18 +4012,18 @@
                                       <w:ruby>
                                         <w:rubyPr>
                                           <w:rubyAlign w:val="distributeSpace"/>
-                                          <w:hps w:val="23"/>
-                                          <w:hpsRaise w:val="23"/>
+                                          <w:hps w:val="10"/>
+                                          <w:hpsRaise w:val="20"/>
                                           <w:hpsBaseText w:val="23"/>
-                                          <w:lid w:val="ja-JP"/>
+                                          <w:lid w:val="en-US"/>
                                         </w:rubyPr>
                                         <w:rt>
                                           <w:r>
                                             <w:rPr>
                                               <w:rFonts w:ascii="UD デジタル教科書体 N" w:eastAsia="UD デジタル教科書体 N" w:hAnsi="UD デジタル教科書体 N" w:cs="UD デジタル教科書体 N"/>
                                               <w:color w:val="1A1A1A"/>
-                                              <w:sz w:val="23"/>
-                                              <w:szCs w:val="23"/>
+                                              <w:sz w:val="10"/>
+                                              <w:szCs w:val="10"/>
                                             </w:rPr>
                                             <w:t>ニ</w:t>
                                           </w:r>
@@ -4074,18 +4058,18 @@
                                       <w:ruby>
                                         <w:rubyPr>
                                           <w:rubyAlign w:val="distributeLetter"/>
-                                          <w:hps w:val="23"/>
-                                          <w:hpsRaise w:val="23"/>
+                                          <w:hps w:val="10"/>
+                                          <w:hpsRaise w:val="20"/>
                                           <w:hpsBaseText w:val="23"/>
-                                          <w:lid w:val="ja-JP"/>
+                                          <w:lid w:val="en-US"/>
                                         </w:rubyPr>
                                         <w:rt>
                                           <w:r>
                                             <w:rPr>
                                               <w:rFonts w:ascii="UD デジタル教科書体 N" w:eastAsia="UD デジタル教科書体 N" w:hAnsi="UD デジタル教科書体 N" w:cs="UD デジタル教科書体 N"/>
                                               <w:color w:val="1A1A1A"/>
-                                              <w:sz w:val="23"/>
-                                              <w:szCs w:val="23"/>
+                                              <w:sz w:val="10"/>
+                                              <w:szCs w:val="10"/>
                                             </w:rPr>
                                             <w:t>ヒテ</w:t>
                                           </w:r>
@@ -4111,18 +4095,18 @@
                                       <w:ruby>
                                         <w:rubyPr>
                                           <w:rubyAlign w:val="distributeSpace"/>
-                                          <w:hps w:val="23"/>
-                                          <w:hpsRaise w:val="23"/>
+                                          <w:hps w:val="10"/>
+                                          <w:hpsRaise w:val="20"/>
                                           <w:hpsBaseText w:val="23"/>
-                                          <w:lid w:val="ja-JP"/>
+                                          <w:lid w:val="en-US"/>
                                         </w:rubyPr>
                                         <w:rt>
                                           <w:r>
                                             <w:rPr>
                                               <w:rFonts w:ascii="UD デジタル教科書体 N" w:eastAsia="UD デジタル教科書体 N" w:hAnsi="UD デジタル教科書体 N" w:cs="UD デジタル教科書体 N"/>
                                               <w:color w:val="1A1A1A"/>
-                                              <w:sz w:val="23"/>
-                                              <w:szCs w:val="23"/>
+                                              <w:sz w:val="10"/>
+                                              <w:szCs w:val="10"/>
                                             </w:rPr>
                                             <w:t>ク</w:t>
                                           </w:r>
@@ -4158,18 +4142,18 @@
                                       <w:ruby>
                                         <w:rubyPr>
                                           <w:rubyAlign w:val="distributeSpace"/>
-                                          <w:hps w:val="23"/>
-                                          <w:hpsRaise w:val="23"/>
+                                          <w:hps w:val="10"/>
+                                          <w:hpsRaise w:val="20"/>
                                           <w:hpsBaseText w:val="23"/>
-                                          <w:lid w:val="ja-JP"/>
+                                          <w:lid w:val="en-US"/>
                                         </w:rubyPr>
                                         <w:rt>
                                           <w:r>
                                             <w:rPr>
                                               <w:rFonts w:ascii="UD デジタル教科書体 N" w:eastAsia="UD デジタル教科書体 N" w:hAnsi="UD デジタル教科書体 N" w:cs="UD デジタル教科書体 N"/>
                                               <w:color w:val="1A1A1A"/>
-                                              <w:sz w:val="23"/>
-                                              <w:szCs w:val="23"/>
+                                              <w:sz w:val="10"/>
+                                              <w:szCs w:val="10"/>
                                             </w:rPr>
                                             <w:t>ニ</w:t>
                                           </w:r>
@@ -4348,18 +4332,18 @@
                                       <w:ruby>
                                         <w:rubyPr>
                                           <w:rubyAlign w:val="distributeLetter"/>
-                                          <w:hps w:val="23"/>
-                                          <w:hpsRaise w:val="23"/>
+                                          <w:hps w:val="10"/>
+                                          <w:hpsRaise w:val="20"/>
                                           <w:hpsBaseText w:val="23"/>
-                                          <w:lid w:val="ja-JP"/>
+                                          <w:lid w:val="en-US"/>
                                         </w:rubyPr>
                                         <w:rt>
                                           <w:r>
                                             <w:rPr>
                                               <w:rFonts w:ascii="UD デジタル教科書体 N" w:eastAsia="UD デジタル教科書体 N" w:hAnsi="UD デジタル教科書体 N" w:cs="UD デジタル教科書体 N"/>
                                               <w:color w:val="1A1A1A"/>
-                                              <w:sz w:val="23"/>
-                                              <w:szCs w:val="23"/>
+                                              <w:sz w:val="10"/>
+                                              <w:szCs w:val="10"/>
                                             </w:rPr>
                                             <w:t>イテ</w:t>
                                           </w:r>
@@ -4395,18 +4379,18 @@
                                       <w:ruby>
                                         <w:rubyPr>
                                           <w:rubyAlign w:val="distributeSpace"/>
-                                          <w:hps w:val="23"/>
-                                          <w:hpsRaise w:val="23"/>
+                                          <w:hps w:val="10"/>
+                                          <w:hpsRaise w:val="20"/>
                                           <w:hpsBaseText w:val="23"/>
-                                          <w:lid w:val="ja-JP"/>
+                                          <w:lid w:val="en-US"/>
                                         </w:rubyPr>
                                         <w:rt>
                                           <w:r>
                                             <w:rPr>
                                               <w:rFonts w:ascii="UD デジタル教科書体 N" w:eastAsia="UD デジタル教科書体 N" w:hAnsi="UD デジタル教科書体 N" w:cs="UD デジタル教科書体 N"/>
                                               <w:color w:val="1A1A1A"/>
-                                              <w:sz w:val="23"/>
-                                              <w:szCs w:val="23"/>
+                                              <w:sz w:val="10"/>
+                                              <w:szCs w:val="10"/>
                                             </w:rPr>
                                             <w:t>ニ</w:t>
                                           </w:r>
@@ -4441,18 +4425,18 @@
                                       <w:ruby>
                                         <w:rubyPr>
                                           <w:rubyAlign w:val="distributeSpace"/>
-                                          <w:hps w:val="23"/>
-                                          <w:hpsRaise w:val="23"/>
+                                          <w:hps w:val="10"/>
+                                          <w:hpsRaise w:val="20"/>
                                           <w:hpsBaseText w:val="23"/>
-                                          <w:lid w:val="ja-JP"/>
+                                          <w:lid w:val="en-US"/>
                                         </w:rubyPr>
                                         <w:rt>
                                           <w:r>
                                             <w:rPr>
                                               <w:rFonts w:ascii="UD デジタル教科書体 N" w:eastAsia="UD デジタル教科書体 N" w:hAnsi="UD デジタル教科書体 N" w:cs="UD デジタル教科書体 N"/>
                                               <w:color w:val="1A1A1A"/>
-                                              <w:sz w:val="23"/>
-                                              <w:szCs w:val="23"/>
+                                              <w:sz w:val="10"/>
+                                              <w:szCs w:val="10"/>
                                             </w:rPr>
                                             <w:t>ニ</w:t>
                                           </w:r>
@@ -4488,18 +4472,18 @@
                                       <w:ruby>
                                         <w:rubyPr>
                                           <w:rubyAlign w:val="distributeSpace"/>
-                                          <w:hps w:val="23"/>
-                                          <w:hpsRaise w:val="23"/>
+                                          <w:hps w:val="10"/>
+                                          <w:hpsRaise w:val="20"/>
                                           <w:hpsBaseText w:val="23"/>
-                                          <w:lid w:val="ja-JP"/>
+                                          <w:lid w:val="en-US"/>
                                         </w:rubyPr>
                                         <w:rt>
                                           <w:r>
                                             <w:rPr>
                                               <w:rFonts w:ascii="UD デジタル教科書体 N" w:eastAsia="UD デジタル教科書体 N" w:hAnsi="UD デジタル教科書体 N" w:cs="UD デジタル教科書体 N"/>
                                               <w:color w:val="1A1A1A"/>
-                                              <w:sz w:val="23"/>
-                                              <w:szCs w:val="23"/>
+                                              <w:sz w:val="10"/>
+                                              <w:szCs w:val="10"/>
                                             </w:rPr>
                                             <w:t>ノ</w:t>
                                           </w:r>
@@ -4525,18 +4509,18 @@
                                       <w:ruby>
                                         <w:rubyPr>
                                           <w:rubyAlign w:val="distributeLetter"/>
-                                          <w:hps w:val="23"/>
-                                          <w:hpsRaise w:val="23"/>
+                                          <w:hps w:val="10"/>
+                                          <w:hpsRaise w:val="20"/>
                                           <w:hpsBaseText w:val="23"/>
-                                          <w:lid w:val="ja-JP"/>
+                                          <w:lid w:val="en-US"/>
                                         </w:rubyPr>
                                         <w:rt>
                                           <w:r>
                                             <w:rPr>
                                               <w:rFonts w:ascii="UD デジタル教科書体 N" w:eastAsia="UD デジタル教科書体 N" w:hAnsi="UD デジタル教科書体 N" w:cs="UD デジタル教科書体 N"/>
                                               <w:color w:val="1A1A1A"/>
-                                              <w:sz w:val="23"/>
-                                              <w:szCs w:val="23"/>
+                                              <w:sz w:val="10"/>
+                                              <w:szCs w:val="10"/>
                                             </w:rPr>
                                             <w:t>メテ</w:t>
                                           </w:r>
@@ -4562,18 +4546,18 @@
                                       <w:ruby>
                                         <w:rubyPr>
                                           <w:rubyAlign w:val="distributeLetter"/>
-                                          <w:hps w:val="23"/>
-                                          <w:hpsRaise w:val="23"/>
+                                          <w:hps w:val="10"/>
+                                          <w:hpsRaise w:val="20"/>
                                           <w:hpsBaseText w:val="23"/>
-                                          <w:lid w:val="ja-JP"/>
+                                          <w:lid w:val="en-US"/>
                                         </w:rubyPr>
                                         <w:rt>
                                           <w:r>
                                             <w:rPr>
                                               <w:rFonts w:ascii="UD デジタル教科書体 N" w:eastAsia="UD デジタル教科書体 N" w:hAnsi="UD デジタル教科書体 N" w:cs="UD デジタル教科書体 N"/>
                                               <w:color w:val="1A1A1A"/>
-                                              <w:sz w:val="23"/>
-                                              <w:szCs w:val="23"/>
+                                              <w:sz w:val="10"/>
+                                              <w:szCs w:val="10"/>
                                             </w:rPr>
                                             <w:t>キテ</w:t>
                                           </w:r>
@@ -4609,18 +4593,18 @@
                                       <w:ruby>
                                         <w:rubyPr>
                                           <w:rubyAlign w:val="distributeSpace"/>
-                                          <w:hps w:val="23"/>
-                                          <w:hpsRaise w:val="23"/>
+                                          <w:hps w:val="10"/>
+                                          <w:hpsRaise w:val="20"/>
                                           <w:hpsBaseText w:val="23"/>
-                                          <w:lid w:val="ja-JP"/>
+                                          <w:lid w:val="en-US"/>
                                         </w:rubyPr>
                                         <w:rt>
                                           <w:r>
                                             <w:rPr>
                                               <w:rFonts w:ascii="UD デジタル教科書体 N" w:eastAsia="UD デジタル教科書体 N" w:hAnsi="UD デジタル教科書体 N" w:cs="UD デジタル教科書体 N"/>
                                               <w:color w:val="1A1A1A"/>
-                                              <w:sz w:val="23"/>
-                                              <w:szCs w:val="23"/>
+                                              <w:sz w:val="10"/>
+                                              <w:szCs w:val="10"/>
                                             </w:rPr>
                                             <w:t>ヲ</w:t>
                                           </w:r>
@@ -4655,18 +4639,18 @@
                                       <w:ruby>
                                         <w:rubyPr>
                                           <w:rubyAlign w:val="distributeSpace"/>
-                                          <w:hps w:val="23"/>
-                                          <w:hpsRaise w:val="23"/>
+                                          <w:hps w:val="10"/>
+                                          <w:hpsRaise w:val="20"/>
                                           <w:hpsBaseText w:val="23"/>
-                                          <w:lid w:val="ja-JP"/>
+                                          <w:lid w:val="en-US"/>
                                         </w:rubyPr>
                                         <w:rt>
                                           <w:r>
                                             <w:rPr>
                                               <w:rFonts w:ascii="UD デジタル教科書体 N" w:eastAsia="UD デジタル教科書体 N" w:hAnsi="UD デジタル教科書体 N" w:cs="UD デジタル教科書体 N"/>
                                               <w:color w:val="1A1A1A"/>
-                                              <w:sz w:val="23"/>
-                                              <w:szCs w:val="23"/>
+                                              <w:sz w:val="10"/>
+                                              <w:szCs w:val="10"/>
                                             </w:rPr>
                                             <w:t>ス</w:t>
                                           </w:r>
@@ -4702,18 +4686,18 @@
                                       <w:ruby>
                                         <w:rubyPr>
                                           <w:rubyAlign w:val="distributeSpace"/>
-                                          <w:hps w:val="23"/>
-                                          <w:hpsRaise w:val="23"/>
+                                          <w:hps w:val="10"/>
+                                          <w:hpsRaise w:val="20"/>
                                           <w:hpsBaseText w:val="23"/>
-                                          <w:lid w:val="ja-JP"/>
+                                          <w:lid w:val="en-US"/>
                                         </w:rubyPr>
                                         <w:rt>
                                           <w:r>
                                             <w:rPr>
                                               <w:rFonts w:ascii="UD デジタル教科書体 N" w:eastAsia="UD デジタル教科書体 N" w:hAnsi="UD デジタル教科書体 N" w:cs="UD デジタル教科書体 N"/>
                                               <w:color w:val="1A1A1A"/>
-                                              <w:sz w:val="23"/>
-                                              <w:szCs w:val="23"/>
+                                              <w:sz w:val="10"/>
+                                              <w:szCs w:val="10"/>
                                             </w:rPr>
                                             <w:t>ニ</w:t>
                                           </w:r>
@@ -4892,18 +4876,18 @@
                                       <w:ruby>
                                         <w:rubyPr>
                                           <w:rubyAlign w:val="distributeLetter"/>
-                                          <w:hps w:val="23"/>
-                                          <w:hpsRaise w:val="23"/>
+                                          <w:hps w:val="10"/>
+                                          <w:hpsRaise w:val="20"/>
                                           <w:hpsBaseText w:val="23"/>
-                                          <w:lid w:val="ja-JP"/>
+                                          <w:lid w:val="en-US"/>
                                         </w:rubyPr>
                                         <w:rt>
                                           <w:r>
                                             <w:rPr>
                                               <w:rFonts w:ascii="UD デジタル教科書体 N" w:eastAsia="UD デジタル教科書体 N" w:hAnsi="UD デジタル教科書体 N" w:cs="UD デジタル教科書体 N"/>
                                               <w:color w:val="1A1A1A"/>
-                                              <w:sz w:val="23"/>
-                                              <w:szCs w:val="23"/>
+                                              <w:sz w:val="10"/>
+                                              <w:szCs w:val="10"/>
                                             </w:rPr>
                                             <w:t>ンヤ</w:t>
                                           </w:r>
@@ -4929,18 +4913,18 @@
                                       <w:ruby>
                                         <w:rubyPr>
                                           <w:rubyAlign w:val="distributeLetter"/>
-                                          <w:hps w:val="23"/>
-                                          <w:hpsRaise w:val="23"/>
+                                          <w:hps w:val="10"/>
+                                          <w:hpsRaise w:val="20"/>
                                           <w:hpsBaseText w:val="23"/>
-                                          <w:lid w:val="ja-JP"/>
+                                          <w:lid w:val="en-US"/>
                                         </w:rubyPr>
                                         <w:rt>
                                           <w:r>
                                             <w:rPr>
                                               <w:rFonts w:ascii="UD デジタル教科書体 N" w:eastAsia="UD デジタル教科書体 N" w:hAnsi="UD デジタル教科書体 N" w:cs="UD デジタル教科書体 N"/>
                                               <w:color w:val="1A1A1A"/>
-                                              <w:sz w:val="23"/>
-                                              <w:szCs w:val="23"/>
+                                              <w:sz w:val="10"/>
+                                              <w:szCs w:val="10"/>
                                             </w:rPr>
                                             <w:t>ナル</w:t>
                                           </w:r>
@@ -4985,18 +4969,18 @@
                                       <w:ruby>
                                         <w:rubyPr>
                                           <w:rubyAlign w:val="distributeLetter"/>
-                                          <w:hps w:val="23"/>
-                                          <w:hpsRaise w:val="23"/>
+                                          <w:hps w:val="10"/>
+                                          <w:hpsRaise w:val="20"/>
                                           <w:hpsBaseText w:val="23"/>
-                                          <w:lid w:val="ja-JP"/>
+                                          <w:lid w:val="en-US"/>
                                         </w:rubyPr>
                                         <w:rt>
                                           <w:r>
                                             <w:rPr>
                                               <w:rFonts w:ascii="UD デジタル教科書体 N" w:eastAsia="UD デジタル教科書体 N" w:hAnsi="UD デジタル教科書体 N" w:cs="UD デジタル教科書体 N"/>
                                               <w:color w:val="1A1A1A"/>
-                                              <w:sz w:val="23"/>
-                                              <w:szCs w:val="23"/>
+                                              <w:sz w:val="10"/>
+                                              <w:szCs w:val="10"/>
                                             </w:rPr>
                                             <w:t>ヨリ</w:t>
                                           </w:r>
@@ -5041,18 +5025,18 @@
                                       <w:ruby>
                                         <w:rubyPr>
                                           <w:rubyAlign w:val="distributeSpace"/>
-                                          <w:hps w:val="23"/>
-                                          <w:hpsRaise w:val="23"/>
+                                          <w:hps w:val="10"/>
+                                          <w:hpsRaise w:val="20"/>
                                           <w:hpsBaseText w:val="23"/>
-                                          <w:lid w:val="ja-JP"/>
+                                          <w:lid w:val="en-US"/>
                                         </w:rubyPr>
                                         <w:rt>
                                           <w:r>
                                             <w:rPr>
                                               <w:rFonts w:ascii="UD デジタル教科書体 N" w:eastAsia="UD デジタル教科書体 N" w:hAnsi="UD デジタル教科書体 N" w:cs="UD デジタル教科書体 N"/>
                                               <w:color w:val="1A1A1A"/>
-                                              <w:sz w:val="23"/>
-                                              <w:szCs w:val="23"/>
+                                              <w:sz w:val="10"/>
+                                              <w:szCs w:val="10"/>
                                             </w:rPr>
                                             <w:t>ニ</w:t>
                                           </w:r>
@@ -5078,18 +5062,18 @@
                                       <w:ruby>
                                         <w:rubyPr>
                                           <w:rubyAlign w:val="distributeLetter"/>
-                                          <w:hps w:val="23"/>
-                                          <w:hpsRaise w:val="23"/>
+                                          <w:hps w:val="10"/>
+                                          <w:hpsRaise w:val="20"/>
                                           <w:hpsBaseText w:val="23"/>
-                                          <w:lid w:val="ja-JP"/>
+                                          <w:lid w:val="en-US"/>
                                         </w:rubyPr>
                                         <w:rt>
                                           <w:r>
                                             <w:rPr>
                                               <w:rFonts w:ascii="UD デジタル教科書体 N" w:eastAsia="UD デジタル教科書体 N" w:hAnsi="UD デジタル教科書体 N" w:cs="UD デジタル教科書体 N"/>
                                               <w:color w:val="1A1A1A"/>
-                                              <w:sz w:val="23"/>
-                                              <w:szCs w:val="23"/>
+                                              <w:sz w:val="10"/>
+                                              <w:szCs w:val="10"/>
                                             </w:rPr>
                                             <w:t>シトセンヤ</w:t>
                                           </w:r>
@@ -5134,18 +5118,18 @@
                                       <w:ruby>
                                         <w:rubyPr>
                                           <w:rubyAlign w:val="distributeSpace"/>
-                                          <w:hps w:val="23"/>
-                                          <w:hpsRaise w:val="23"/>
+                                          <w:hps w:val="10"/>
+                                          <w:hpsRaise w:val="20"/>
                                           <w:hpsBaseText w:val="23"/>
-                                          <w:lid w:val="ja-JP"/>
+                                          <w:lid w:val="en-US"/>
                                         </w:rubyPr>
                                         <w:rt>
                                           <w:r>
                                             <w:rPr>
                                               <w:rFonts w:ascii="UD デジタル教科書体 N" w:eastAsia="UD デジタル教科書体 N" w:hAnsi="UD デジタル教科書体 N" w:cs="UD デジタル教科書体 N"/>
                                               <w:color w:val="1A1A1A"/>
-                                              <w:sz w:val="23"/>
-                                              <w:szCs w:val="23"/>
+                                              <w:sz w:val="10"/>
+                                              <w:szCs w:val="10"/>
                                             </w:rPr>
                                             <w:t>ヲ</w:t>
                                           </w:r>
@@ -5343,18 +5327,18 @@
                                       <w:ruby>
                                         <w:rubyPr>
                                           <w:rubyAlign w:val="distributeSpace"/>
-                                          <w:hps w:val="23"/>
-                                          <w:hpsRaise w:val="23"/>
+                                          <w:hps w:val="10"/>
+                                          <w:hpsRaise w:val="20"/>
                                           <w:hpsBaseText w:val="23"/>
-                                          <w:lid w:val="ja-JP"/>
+                                          <w:lid w:val="en-US"/>
                                         </w:rubyPr>
                                         <w:rt>
                                           <w:r>
                                             <w:rPr>
                                               <w:rFonts w:ascii="UD デジタル教科書体 N" w:eastAsia="UD デジタル教科書体 N" w:hAnsi="UD デジタル教科書体 N" w:cs="UD デジタル教科書体 N"/>
                                               <w:color w:val="1A1A1A"/>
-                                              <w:sz w:val="23"/>
-                                              <w:szCs w:val="23"/>
+                                              <w:sz w:val="10"/>
+                                              <w:szCs w:val="10"/>
                                             </w:rPr>
                                             <w:t>ズ</w:t>
                                           </w:r>
@@ -5380,18 +5364,18 @@
                                       <w:ruby>
                                         <w:rubyPr>
                                           <w:rubyAlign w:val="distributeLetter"/>
-                                          <w:hps w:val="23"/>
-                                          <w:hpsRaise w:val="23"/>
+                                          <w:hps w:val="10"/>
+                                          <w:hpsRaise w:val="20"/>
                                           <w:hpsBaseText w:val="23"/>
-                                          <w:lid w:val="ja-JP"/>
+                                          <w:lid w:val="en-US"/>
                                         </w:rubyPr>
                                         <w:rt>
                                           <w:r>
                                             <w:rPr>
                                               <w:rFonts w:ascii="UD デジタル教科書体 N" w:eastAsia="UD デジタル教科書体 N" w:hAnsi="UD デジタル教科書体 N" w:cs="UD デジタル教科書体 N"/>
                                               <w:color w:val="1A1A1A"/>
-                                              <w:sz w:val="23"/>
-                                              <w:szCs w:val="23"/>
+                                              <w:sz w:val="10"/>
+                                              <w:szCs w:val="10"/>
                                             </w:rPr>
                                             <w:t>セバ</w:t>
                                           </w:r>
@@ -5427,18 +5411,18 @@
                                       <w:ruby>
                                         <w:rubyPr>
                                           <w:rubyAlign w:val="distributeLetter"/>
-                                          <w:hps w:val="23"/>
-                                          <w:hpsRaise w:val="23"/>
+                                          <w:hps w:val="10"/>
+                                          <w:hpsRaise w:val="20"/>
                                           <w:hpsBaseText w:val="23"/>
-                                          <w:lid w:val="ja-JP"/>
+                                          <w:lid w:val="en-US"/>
                                         </w:rubyPr>
                                         <w:rt>
                                           <w:r>
                                             <w:rPr>
                                               <w:rFonts w:ascii="UD デジタル教科書体 N" w:eastAsia="UD デジタル教科書体 N" w:hAnsi="UD デジタル教科書体 N" w:cs="UD デジタル教科書体 N"/>
                                               <w:color w:val="1A1A1A"/>
-                                              <w:sz w:val="23"/>
-                                              <w:szCs w:val="23"/>
+                                              <w:sz w:val="10"/>
+                                              <w:szCs w:val="10"/>
                                             </w:rPr>
                                             <w:t>サント</w:t>
                                           </w:r>
@@ -5474,18 +5458,18 @@
                                       <w:ruby>
                                         <w:rubyPr>
                                           <w:rubyAlign w:val="distributeSpace"/>
-                                          <w:hps w:val="23"/>
-                                          <w:hpsRaise w:val="23"/>
+                                          <w:hps w:val="10"/>
+                                          <w:hpsRaise w:val="20"/>
                                           <w:hpsBaseText w:val="23"/>
-                                          <w:lid w:val="ja-JP"/>
+                                          <w:lid w:val="en-US"/>
                                         </w:rubyPr>
                                         <w:rt>
                                           <w:r>
                                             <w:rPr>
                                               <w:rFonts w:ascii="UD デジタル教科書体 N" w:eastAsia="UD デジタル教科書体 N" w:hAnsi="UD デジタル教科書体 N" w:cs="UD デジタル教科書体 N"/>
                                               <w:color w:val="1A1A1A"/>
-                                              <w:sz w:val="23"/>
-                                              <w:szCs w:val="23"/>
+                                              <w:sz w:val="10"/>
+                                              <w:szCs w:val="10"/>
                                             </w:rPr>
                                             <w:t>ヲ</w:t>
                                           </w:r>
@@ -5530,18 +5514,18 @@
                                       <w:ruby>
                                         <w:rubyPr>
                                           <w:rubyAlign w:val="distributeSpace"/>
-                                          <w:hps w:val="23"/>
-                                          <w:hpsRaise w:val="23"/>
+                                          <w:hps w:val="10"/>
+                                          <w:hpsRaise w:val="20"/>
                                           <w:hpsBaseText w:val="23"/>
-                                          <w:lid w:val="ja-JP"/>
+                                          <w:lid w:val="en-US"/>
                                         </w:rubyPr>
                                         <w:rt>
                                           <w:r>
                                             <w:rPr>
                                               <w:rFonts w:ascii="UD デジタル教科書体 N" w:eastAsia="UD デジタル教科書体 N" w:hAnsi="UD デジタル教科書体 N" w:cs="UD デジタル教科書体 N"/>
                                               <w:color w:val="1A1A1A"/>
-                                              <w:sz w:val="23"/>
-                                              <w:szCs w:val="23"/>
+                                              <w:sz w:val="10"/>
+                                              <w:szCs w:val="10"/>
                                             </w:rPr>
                                             <w:t>ヅ</w:t>
                                           </w:r>
@@ -5567,18 +5551,18 @@
                                       <w:ruby>
                                         <w:rubyPr>
                                           <w:rubyAlign w:val="distributeSpace"/>
-                                          <w:hps w:val="23"/>
-                                          <w:hpsRaise w:val="23"/>
+                                          <w:hps w:val="10"/>
+                                          <w:hpsRaise w:val="20"/>
                                           <w:hpsBaseText w:val="23"/>
-                                          <w:lid w:val="ja-JP"/>
+                                          <w:lid w:val="en-US"/>
                                         </w:rubyPr>
                                         <w:rt>
                                           <w:r>
                                             <w:rPr>
                                               <w:rFonts w:ascii="UD デジタル教科書体 N" w:eastAsia="UD デジタル教科書体 N" w:hAnsi="UD デジタル教科書体 N" w:cs="UD デジタル教科書体 N"/>
                                               <w:color w:val="1A1A1A"/>
-                                              <w:sz w:val="23"/>
-                                              <w:szCs w:val="23"/>
+                                              <w:sz w:val="10"/>
+                                              <w:szCs w:val="10"/>
                                             </w:rPr>
                                             <w:t>リ</w:t>
                                           </w:r>
@@ -5614,18 +5598,18 @@
                                       <w:ruby>
                                         <w:rubyPr>
                                           <w:rubyAlign w:val="distributeLetter"/>
-                                          <w:hps w:val="23"/>
-                                          <w:hpsRaise w:val="23"/>
+                                          <w:hps w:val="10"/>
+                                          <w:hpsRaise w:val="20"/>
                                           <w:hpsBaseText w:val="23"/>
-                                          <w:lid w:val="ja-JP"/>
+                                          <w:lid w:val="en-US"/>
                                         </w:rubyPr>
                                         <w:rt>
                                           <w:r>
                                             <w:rPr>
                                               <w:rFonts w:ascii="UD デジタル教科書体 N" w:eastAsia="UD デジタル教科書体 N" w:hAnsi="UD デジタル教科書体 N" w:cs="UD デジタル教科書体 N"/>
                                               <w:color w:val="1A1A1A"/>
-                                              <w:sz w:val="23"/>
-                                              <w:szCs w:val="23"/>
+                                              <w:sz w:val="10"/>
+                                              <w:szCs w:val="10"/>
                                             </w:rPr>
                                             <w:t>くわい</w:t>
                                           </w:r>
@@ -5651,18 +5635,18 @@
                                       <w:ruby>
                                         <w:rubyPr>
                                           <w:rubyAlign w:val="distributeLetter"/>
-                                          <w:hps w:val="23"/>
-                                          <w:hpsRaise w:val="23"/>
+                                          <w:hps w:val="10"/>
+                                          <w:hpsRaise w:val="20"/>
                                           <w:hpsBaseText w:val="23"/>
-                                          <w:lid w:val="ja-JP"/>
+                                          <w:lid w:val="en-US"/>
                                         </w:rubyPr>
                                         <w:rt>
                                           <w:r>
                                             <w:rPr>
                                               <w:rFonts w:ascii="UD デジタル教科書体 N" w:eastAsia="UD デジタル教科書体 N" w:hAnsi="UD デジタル教科書体 N" w:cs="UD デジタル教科書体 N"/>
                                               <w:color w:val="1A1A1A"/>
-                                              <w:sz w:val="23"/>
-                                              <w:szCs w:val="23"/>
+                                              <w:sz w:val="10"/>
+                                              <w:szCs w:val="10"/>
                                             </w:rPr>
                                             <w:t>メヨ</w:t>
                                           </w:r>
@@ -5841,18 +5825,18 @@
                                       <w:ruby>
                                         <w:rubyPr>
                                           <w:rubyAlign w:val="distributeLetter"/>
-                                          <w:hps w:val="23"/>
-                                          <w:hpsRaise w:val="23"/>
+                                          <w:hps w:val="10"/>
+                                          <w:hpsRaise w:val="20"/>
                                           <w:hpsBaseText w:val="23"/>
-                                          <w:lid w:val="ja-JP"/>
+                                          <w:lid w:val="en-US"/>
                                         </w:rubyPr>
                                         <w:rt>
                                           <w:r>
                                             <w:rPr>
                                               <w:rFonts w:ascii="UD デジタル教科書体 N" w:eastAsia="UD デジタル教科書体 N" w:hAnsi="UD デジタル教科書体 N" w:cs="UD デジタル教科書体 N"/>
                                               <w:color w:val="1A1A1A"/>
-                                              <w:sz w:val="23"/>
-                                              <w:szCs w:val="23"/>
+                                              <w:sz w:val="10"/>
+                                              <w:szCs w:val="10"/>
                                             </w:rPr>
                                             <w:t>ズシテ</w:t>
                                           </w:r>
@@ -5897,18 +5881,18 @@
                                       <w:ruby>
                                         <w:rubyPr>
                                           <w:rubyAlign w:val="distributeLetter"/>
-                                          <w:hps w:val="23"/>
-                                          <w:hpsRaise w:val="23"/>
+                                          <w:hps w:val="10"/>
+                                          <w:hpsRaise w:val="20"/>
                                           <w:hpsBaseText w:val="23"/>
-                                          <w:lid w:val="ja-JP"/>
+                                          <w:lid w:val="en-US"/>
                                         </w:rubyPr>
                                         <w:rt>
                                           <w:r>
                                             <w:rPr>
                                               <w:rFonts w:ascii="UD デジタル教科書体 N" w:eastAsia="UD デジタル教科書体 N" w:hAnsi="UD デジタル教科書体 N" w:cs="UD デジタル教科書体 N"/>
                                               <w:color w:val="1A1A1A"/>
-                                              <w:sz w:val="23"/>
-                                              <w:szCs w:val="23"/>
+                                              <w:sz w:val="10"/>
+                                              <w:szCs w:val="10"/>
                                             </w:rPr>
                                             <w:t>ナラ</w:t>
                                           </w:r>
@@ -5953,18 +5937,18 @@
                                       <w:ruby>
                                         <w:rubyPr>
                                           <w:rubyAlign w:val="distributeSpace"/>
-                                          <w:hps w:val="23"/>
-                                          <w:hpsRaise w:val="23"/>
+                                          <w:hps w:val="10"/>
+                                          <w:hpsRaise w:val="20"/>
                                           <w:hpsBaseText w:val="23"/>
-                                          <w:lid w:val="ja-JP"/>
+                                          <w:lid w:val="en-US"/>
                                         </w:rubyPr>
                                         <w:rt>
                                           <w:r>
                                             <w:rPr>
                                               <w:rFonts w:ascii="UD デジタル教科書体 N" w:eastAsia="UD デジタル教科書体 N" w:hAnsi="UD デジタル教科書体 N" w:cs="UD デジタル教科書体 N"/>
                                               <w:color w:val="1A1A1A"/>
-                                              <w:sz w:val="23"/>
-                                              <w:szCs w:val="23"/>
+                                              <w:sz w:val="10"/>
+                                              <w:szCs w:val="10"/>
                                             </w:rPr>
                                             <w:t>ノ</w:t>
                                           </w:r>
@@ -5999,18 +5983,18 @@
                                       <w:ruby>
                                         <w:rubyPr>
                                           <w:rubyAlign w:val="distributeSpace"/>
-                                          <w:hps w:val="23"/>
-                                          <w:hpsRaise w:val="23"/>
+                                          <w:hps w:val="10"/>
+                                          <w:hpsRaise w:val="20"/>
                                           <w:hpsBaseText w:val="23"/>
-                                          <w:lid w:val="ja-JP"/>
+                                          <w:lid w:val="en-US"/>
                                         </w:rubyPr>
                                         <w:rt>
                                           <w:r>
                                             <w:rPr>
                                               <w:rFonts w:ascii="UD デジタル教科書体 N" w:eastAsia="UD デジタル教科書体 N" w:hAnsi="UD デジタル教科書体 N" w:cs="UD デジタル教科書体 N"/>
                                               <w:color w:val="1A1A1A"/>
-                                              <w:sz w:val="23"/>
-                                              <w:szCs w:val="23"/>
+                                              <w:sz w:val="10"/>
+                                              <w:szCs w:val="10"/>
                                             </w:rPr>
                                             <w:t>ル</w:t>
                                           </w:r>
@@ -6198,18 +6182,18 @@
                                       <w:ruby>
                                         <w:rubyPr>
                                           <w:rubyAlign w:val="distributeSpace"/>
-                                          <w:hps w:val="23"/>
-                                          <w:hpsRaise w:val="23"/>
+                                          <w:hps w:val="10"/>
+                                          <w:hpsRaise w:val="20"/>
                                           <w:hpsBaseText w:val="23"/>
-                                          <w:lid w:val="ja-JP"/>
+                                          <w:lid w:val="en-US"/>
                                         </w:rubyPr>
                                         <w:rt>
                                           <w:r>
                                             <w:rPr>
                                               <w:rFonts w:ascii="UD デジタル教科書体 N" w:eastAsia="UD デジタル教科書体 N" w:hAnsi="UD デジタル教科書体 N" w:cs="UD デジタル教科書体 N"/>
                                               <w:color w:val="1A1A1A"/>
-                                              <w:sz w:val="23"/>
-                                              <w:szCs w:val="23"/>
+                                              <w:sz w:val="10"/>
+                                              <w:szCs w:val="10"/>
                                             </w:rPr>
                                             <w:t>ニ</w:t>
                                           </w:r>
@@ -6235,18 +6219,18 @@
                                       <w:ruby>
                                         <w:rubyPr>
                                           <w:rubyAlign w:val="distributeLetter"/>
-                                          <w:hps w:val="23"/>
-                                          <w:hpsRaise w:val="23"/>
+                                          <w:hps w:val="10"/>
+                                          <w:hpsRaise w:val="20"/>
                                           <w:hpsBaseText w:val="23"/>
-                                          <w:lid w:val="ja-JP"/>
+                                          <w:lid w:val="en-US"/>
                                         </w:rubyPr>
                                         <w:rt>
                                           <w:r>
                                             <w:rPr>
                                               <w:rFonts w:ascii="UD デジタル教科書体 N" w:eastAsia="UD デジタル教科書体 N" w:hAnsi="UD デジタル教科書体 N" w:cs="UD デジタル教科書体 N"/>
                                               <w:color w:val="1A1A1A"/>
-                                              <w:sz w:val="23"/>
-                                              <w:szCs w:val="23"/>
+                                              <w:sz w:val="10"/>
+                                              <w:szCs w:val="10"/>
                                             </w:rPr>
                                             <w:t>ラン</w:t>
                                           </w:r>
@@ -6425,18 +6409,18 @@
                                       <w:ruby>
                                         <w:rubyPr>
                                           <w:rubyAlign w:val="distributeLetter"/>
-                                          <w:hps w:val="23"/>
-                                          <w:hpsRaise w:val="23"/>
+                                          <w:hps w:val="10"/>
+                                          <w:hpsRaise w:val="20"/>
                                           <w:hpsBaseText w:val="23"/>
-                                          <w:lid w:val="ja-JP"/>
+                                          <w:lid w:val="en-US"/>
                                         </w:rubyPr>
                                         <w:rt>
                                           <w:r>
                                             <w:rPr>
                                               <w:rFonts w:ascii="UD デジタル教科書体 N" w:eastAsia="UD デジタル教科書体 N" w:hAnsi="UD デジタル教科書体 N" w:cs="UD デジタル教科書体 N"/>
                                               <w:color w:val="6B6B63"/>
-                                              <w:sz w:val="23"/>
-                                              <w:szCs w:val="23"/>
+                                              <w:sz w:val="10"/>
+                                              <w:szCs w:val="10"/>
                                             </w:rPr>
                                             <w:t>けん</w:t>
                                           </w:r>
@@ -6471,18 +6455,18 @@
                                       <w:ruby>
                                         <w:rubyPr>
                                           <w:rubyAlign w:val="distributeLetter"/>
-                                          <w:hps w:val="23"/>
-                                          <w:hpsRaise w:val="23"/>
+                                          <w:hps w:val="10"/>
+                                          <w:hpsRaise w:val="20"/>
                                           <w:hpsBaseText w:val="23"/>
-                                          <w:lid w:val="ja-JP"/>
+                                          <w:lid w:val="en-US"/>
                                         </w:rubyPr>
                                         <w:rt>
                                           <w:r>
                                             <w:rPr>
                                               <w:rFonts w:ascii="UD デジタル教科書体 N" w:eastAsia="UD デジタル教科書体 N" w:hAnsi="UD デジタル教科書体 N" w:cs="UD デジタル教科書体 N"/>
                                               <w:color w:val="6B6B63"/>
-                                              <w:sz w:val="23"/>
-                                              <w:szCs w:val="23"/>
+                                              <w:sz w:val="10"/>
+                                              <w:szCs w:val="10"/>
                                             </w:rPr>
                                             <w:t>ハク</w:t>
                                           </w:r>
@@ -6517,18 +6501,18 @@
                                       <w:ruby>
                                         <w:rubyPr>
                                           <w:rubyAlign w:val="distributeLetter"/>
-                                          <w:hps w:val="23"/>
-                                          <w:hpsRaise w:val="23"/>
+                                          <w:hps w:val="10"/>
+                                          <w:hpsRaise w:val="20"/>
                                           <w:hpsBaseText w:val="23"/>
-                                          <w:lid w:val="ja-JP"/>
+                                          <w:lid w:val="en-US"/>
                                         </w:rubyPr>
                                         <w:rt>
                                           <w:r>
                                             <w:rPr>
                                               <w:rFonts w:ascii="UD デジタル教科書体 N" w:eastAsia="UD デジタル教科書体 N" w:hAnsi="UD デジタル教科書体 N" w:cs="UD デジタル教科書体 N"/>
                                               <w:color w:val="6B6B63"/>
-                                              <w:sz w:val="23"/>
-                                              <w:szCs w:val="23"/>
+                                              <w:sz w:val="10"/>
+                                              <w:szCs w:val="10"/>
                                             </w:rPr>
                                             <w:t>スラ</w:t>
                                           </w:r>
@@ -6554,18 +6538,18 @@
                                       <w:ruby>
                                         <w:rubyPr>
                                           <w:rubyAlign w:val="distributeSpace"/>
-                                          <w:hps w:val="23"/>
-                                          <w:hpsRaise w:val="23"/>
+                                          <w:hps w:val="10"/>
+                                          <w:hpsRaise w:val="20"/>
                                           <w:hpsBaseText w:val="23"/>
-                                          <w:lid w:val="ja-JP"/>
+                                          <w:lid w:val="en-US"/>
                                         </w:rubyPr>
                                         <w:rt>
                                           <w:r>
                                             <w:rPr>
                                               <w:rFonts w:ascii="UD デジタル教科書体 N" w:eastAsia="UD デジタル教科書体 N" w:hAnsi="UD デジタル教科書体 N" w:cs="UD デジタル教科書体 N"/>
                                               <w:color w:val="6B6B63"/>
-                                              <w:sz w:val="23"/>
-                                              <w:szCs w:val="23"/>
+                                              <w:sz w:val="10"/>
+                                              <w:szCs w:val="10"/>
                                             </w:rPr>
                                             <w:t>ツ</w:t>
                                           </w:r>
@@ -6591,18 +6575,18 @@
                                       <w:ruby>
                                         <w:rubyPr>
                                           <w:rubyAlign w:val="distributeSpace"/>
-                                          <w:hps w:val="23"/>
-                                          <w:hpsRaise w:val="23"/>
+                                          <w:hps w:val="10"/>
+                                          <w:hpsRaise w:val="20"/>
                                           <w:hpsBaseText w:val="23"/>
-                                          <w:lid w:val="ja-JP"/>
+                                          <w:lid w:val="en-US"/>
                                         </w:rubyPr>
                                         <w:rt>
                                           <w:r>
                                             <w:rPr>
                                               <w:rFonts w:ascii="UD デジタル教科書体 N" w:eastAsia="UD デジタル教科書体 N" w:hAnsi="UD デジタル教科書体 N" w:cs="UD デジタル教科書体 N"/>
                                               <w:color w:val="6B6B63"/>
-                                              <w:sz w:val="23"/>
-                                              <w:szCs w:val="23"/>
+                                              <w:sz w:val="10"/>
+                                              <w:szCs w:val="10"/>
                                             </w:rPr>
                                             <w:t>フ</w:t>
                                           </w:r>
@@ -6638,18 +6622,18 @@
                                       <w:ruby>
                                         <w:rubyPr>
                                           <w:rubyAlign w:val="distributeSpace"/>
-                                          <w:hps w:val="23"/>
-                                          <w:hpsRaise w:val="23"/>
+                                          <w:hps w:val="10"/>
+                                          <w:hpsRaise w:val="20"/>
                                           <w:hpsBaseText w:val="23"/>
-                                          <w:lid w:val="ja-JP"/>
+                                          <w:lid w:val="en-US"/>
                                         </w:rubyPr>
                                         <w:rt>
                                           <w:r>
                                             <w:rPr>
                                               <w:rFonts w:ascii="UD デジタル教科書体 N" w:eastAsia="UD デジタル教科書体 N" w:hAnsi="UD デジタル教科書体 N" w:cs="UD デジタル教科書体 N"/>
                                               <w:color w:val="6B6B63"/>
-                                              <w:sz w:val="23"/>
-                                              <w:szCs w:val="23"/>
+                                              <w:sz w:val="10"/>
+                                              <w:szCs w:val="10"/>
                                             </w:rPr>
                                             <w:t>ヲ</w:t>
                                           </w:r>
@@ -6684,18 +6668,18 @@
                                       <w:ruby>
                                         <w:rubyPr>
                                           <w:rubyAlign w:val="distributeLetter"/>
-                                          <w:hps w:val="23"/>
-                                          <w:hpsRaise w:val="23"/>
+                                          <w:hps w:val="10"/>
+                                          <w:hpsRaise w:val="20"/>
                                           <w:hpsBaseText w:val="23"/>
-                                          <w:lid w:val="ja-JP"/>
+                                          <w:lid w:val="en-US"/>
                                         </w:rubyPr>
                                         <w:rt>
                                           <w:r>
                                             <w:rPr>
                                               <w:rFonts w:ascii="UD デジタル教科書体 N" w:eastAsia="UD デジタル教科書体 N" w:hAnsi="UD デジタル教科書体 N" w:cs="UD デジタル教科書体 N"/>
                                               <w:color w:val="6B6B63"/>
-                                              <w:sz w:val="23"/>
-                                              <w:szCs w:val="23"/>
+                                              <w:sz w:val="10"/>
+                                              <w:szCs w:val="10"/>
                                             </w:rPr>
                                             <w:t>ンヤ</w:t>
                                           </w:r>
@@ -6721,18 +6705,18 @@
                                       <w:ruby>
                                         <w:rubyPr>
                                           <w:rubyAlign w:val="distributeLetter"/>
-                                          <w:hps w:val="23"/>
-                                          <w:hpsRaise w:val="23"/>
+                                          <w:hps w:val="10"/>
+                                          <w:hpsRaise w:val="20"/>
                                           <w:hpsBaseText w:val="23"/>
-                                          <w:lid w:val="ja-JP"/>
+                                          <w:lid w:val="en-US"/>
                                         </w:rubyPr>
                                         <w:rt>
                                           <w:r>
                                             <w:rPr>
                                               <w:rFonts w:ascii="UD デジタル教科書体 N" w:eastAsia="UD デジタル教科書体 N" w:hAnsi="UD デジタル教科書体 N" w:cs="UD デジタル教科書体 N"/>
                                               <w:color w:val="6B6B63"/>
-                                              <w:sz w:val="23"/>
-                                              <w:szCs w:val="23"/>
+                                              <w:sz w:val="10"/>
+                                              <w:szCs w:val="10"/>
                                             </w:rPr>
                                             <w:t>ケル</w:t>
                                           </w:r>
@@ -6758,18 +6742,18 @@
                                       <w:ruby>
                                         <w:rubyPr>
                                           <w:rubyAlign w:val="distributeLetter"/>
-                                          <w:hps w:val="23"/>
-                                          <w:hpsRaise w:val="23"/>
+                                          <w:hps w:val="10"/>
+                                          <w:hpsRaise w:val="20"/>
                                           <w:hpsBaseText w:val="23"/>
-                                          <w:lid w:val="ja-JP"/>
+                                          <w:lid w:val="en-US"/>
                                         </w:rubyPr>
                                         <w:rt>
                                           <w:r>
                                             <w:rPr>
                                               <w:rFonts w:ascii="UD デジタル教科書体 N" w:eastAsia="UD デジタル教科書体 N" w:hAnsi="UD デジタル教科書体 N" w:cs="UD デジタル教科書体 N"/>
                                               <w:color w:val="6B6B63"/>
-                                              <w:sz w:val="23"/>
-                                              <w:szCs w:val="23"/>
+                                              <w:sz w:val="10"/>
+                                              <w:szCs w:val="10"/>
                                             </w:rPr>
                                             <w:t>ヲヤ</w:t>
                                           </w:r>
@@ -6948,18 +6932,18 @@
                                       <w:ruby>
                                         <w:rubyPr>
                                           <w:rubyAlign w:val="distributeLetter"/>
-                                          <w:hps w:val="23"/>
-                                          <w:hpsRaise w:val="23"/>
+                                          <w:hps w:val="10"/>
+                                          <w:hpsRaise w:val="20"/>
                                           <w:hpsBaseText w:val="23"/>
-                                          <w:lid w:val="ja-JP"/>
+                                          <w:lid w:val="en-US"/>
                                         </w:rubyPr>
                                         <w:rt>
                                           <w:r>
                                             <w:rPr>
                                               <w:rFonts w:ascii="UD デジタル教科書体 N" w:eastAsia="UD デジタル教科書体 N" w:hAnsi="UD デジタル教科書体 N" w:cs="UD デジタル教科書体 N"/>
                                               <w:color w:val="1A1A1A"/>
-                                              <w:sz w:val="23"/>
-                                              <w:szCs w:val="23"/>
+                                              <w:sz w:val="10"/>
+                                              <w:szCs w:val="10"/>
                                             </w:rPr>
                                             <w:t>ヒテ</w:t>
                                           </w:r>
@@ -7004,18 +6988,18 @@
                                       <w:ruby>
                                         <w:rubyPr>
                                           <w:rubyAlign w:val="distributeSpace"/>
-                                          <w:hps w:val="23"/>
-                                          <w:hpsRaise w:val="23"/>
+                                          <w:hps w:val="10"/>
+                                          <w:hpsRaise w:val="20"/>
                                           <w:hpsBaseText w:val="23"/>
-                                          <w:lid w:val="ja-JP"/>
+                                          <w:lid w:val="en-US"/>
                                         </w:rubyPr>
                                         <w:rt>
                                           <w:r>
                                             <w:rPr>
                                               <w:rFonts w:ascii="UD デジタル教科書体 N" w:eastAsia="UD デジタル教科書体 N" w:hAnsi="UD デジタル教科書体 N" w:cs="UD デジタル教科書体 N"/>
                                               <w:color w:val="1A1A1A"/>
-                                              <w:sz w:val="23"/>
-                                              <w:szCs w:val="23"/>
+                                              <w:sz w:val="10"/>
+                                              <w:szCs w:val="10"/>
                                             </w:rPr>
                                             <w:t>ノ</w:t>
                                           </w:r>
@@ -7050,18 +7034,18 @@
                                       <w:ruby>
                                         <w:rubyPr>
                                           <w:rubyAlign w:val="distributeSpace"/>
-                                          <w:hps w:val="23"/>
-                                          <w:hpsRaise w:val="23"/>
+                                          <w:hps w:val="10"/>
+                                          <w:hpsRaise w:val="20"/>
                                           <w:hpsBaseText w:val="23"/>
-                                          <w:lid w:val="ja-JP"/>
+                                          <w:lid w:val="en-US"/>
                                         </w:rubyPr>
                                         <w:rt>
                                           <w:r>
                                             <w:rPr>
                                               <w:rFonts w:ascii="UD デジタル教科書体 N" w:eastAsia="UD デジタル教科書体 N" w:hAnsi="UD デジタル教科書体 N" w:cs="UD デジタル教科書体 N"/>
                                               <w:color w:val="1A1A1A"/>
-                                              <w:sz w:val="23"/>
-                                              <w:szCs w:val="23"/>
+                                              <w:sz w:val="10"/>
+                                              <w:szCs w:val="10"/>
                                             </w:rPr>
                                             <w:t>ニ</w:t>
                                           </w:r>
@@ -7106,18 +7090,18 @@
                                       <w:ruby>
                                         <w:rubyPr>
                                           <w:rubyAlign w:val="distributeSpace"/>
-                                          <w:hps w:val="23"/>
-                                          <w:hpsRaise w:val="23"/>
+                                          <w:hps w:val="10"/>
+                                          <w:hpsRaise w:val="20"/>
                                           <w:hpsBaseText w:val="23"/>
-                                          <w:lid w:val="ja-JP"/>
+                                          <w:lid w:val="en-US"/>
                                         </w:rubyPr>
                                         <w:rt>
                                           <w:r>
                                             <w:rPr>
                                               <w:rFonts w:ascii="UD デジタル教科書体 N" w:eastAsia="UD デジタル教科書体 N" w:hAnsi="UD デジタル教科書体 N" w:cs="UD デジタル教科書体 N"/>
                                               <w:color w:val="1A1A1A"/>
-                                              <w:sz w:val="23"/>
-                                              <w:szCs w:val="23"/>
+                                              <w:sz w:val="10"/>
+                                              <w:szCs w:val="10"/>
                                             </w:rPr>
                                             <w:t>ル</w:t>
                                           </w:r>
@@ -7152,18 +7136,18 @@
                                       <w:ruby>
                                         <w:rubyPr>
                                           <w:rubyAlign w:val="distributeSpace"/>
-                                          <w:hps w:val="23"/>
-                                          <w:hpsRaise w:val="23"/>
+                                          <w:hps w:val="10"/>
+                                          <w:hpsRaise w:val="20"/>
                                           <w:hpsBaseText w:val="23"/>
-                                          <w:lid w:val="ja-JP"/>
+                                          <w:lid w:val="en-US"/>
                                         </w:rubyPr>
                                         <w:rt>
                                           <w:r>
                                             <w:rPr>
                                               <w:rFonts w:ascii="UD デジタル教科書体 N" w:eastAsia="UD デジタル教科書体 N" w:hAnsi="UD デジタル教科書体 N" w:cs="UD デジタル教科書体 N"/>
                                               <w:color w:val="1A1A1A"/>
-                                              <w:sz w:val="23"/>
-                                              <w:szCs w:val="23"/>
+                                              <w:sz w:val="10"/>
+                                              <w:szCs w:val="10"/>
                                             </w:rPr>
                                             <w:t>ル</w:t>
                                           </w:r>
@@ -7351,18 +7335,18 @@
                                       <w:ruby>
                                         <w:rubyPr>
                                           <w:rubyAlign w:val="distributeSpace"/>
-                                          <w:hps w:val="23"/>
-                                          <w:hpsRaise w:val="23"/>
+                                          <w:hps w:val="10"/>
+                                          <w:hpsRaise w:val="20"/>
                                           <w:hpsBaseText w:val="23"/>
-                                          <w:lid w:val="ja-JP"/>
+                                          <w:lid w:val="en-US"/>
                                         </w:rubyPr>
                                         <w:rt>
                                           <w:r>
                                             <w:rPr>
                                               <w:rFonts w:ascii="UD デジタル教科書体 N" w:eastAsia="UD デジタル教科書体 N" w:hAnsi="UD デジタル教科書体 N" w:cs="UD デジタル教科書体 N"/>
                                               <w:color w:val="1A1A1A"/>
-                                              <w:sz w:val="23"/>
-                                              <w:szCs w:val="23"/>
+                                              <w:sz w:val="10"/>
+                                              <w:szCs w:val="10"/>
                                             </w:rPr>
                                             <w:t>ニ</w:t>
                                           </w:r>
@@ -7397,18 +7381,18 @@
                                       <w:ruby>
                                         <w:rubyPr>
                                           <w:rubyAlign w:val="distributeSpace"/>
-                                          <w:hps w:val="23"/>
-                                          <w:hpsRaise w:val="23"/>
+                                          <w:hps w:val="10"/>
+                                          <w:hpsRaise w:val="20"/>
                                           <w:hpsBaseText w:val="23"/>
-                                          <w:lid w:val="ja-JP"/>
+                                          <w:lid w:val="en-US"/>
                                         </w:rubyPr>
                                         <w:rt>
                                           <w:r>
                                             <w:rPr>
                                               <w:rFonts w:ascii="UD デジタル教科書体 N" w:eastAsia="UD デジタル教科書体 N" w:hAnsi="UD デジタル教科書体 N" w:cs="UD デジタル教科書体 N"/>
                                               <w:color w:val="1A1A1A"/>
-                                              <w:sz w:val="23"/>
-                                              <w:szCs w:val="23"/>
+                                              <w:sz w:val="10"/>
+                                              <w:szCs w:val="10"/>
                                             </w:rPr>
                                             <w:t>リ</w:t>
                                           </w:r>
@@ -7444,18 +7428,18 @@
                                       <w:ruby>
                                         <w:rubyPr>
                                           <w:rubyAlign w:val="distributeLetter"/>
-                                          <w:hps w:val="23"/>
-                                          <w:hpsRaise w:val="23"/>
+                                          <w:hps w:val="10"/>
+                                          <w:hpsRaise w:val="20"/>
                                           <w:hpsBaseText w:val="23"/>
-                                          <w:lid w:val="ja-JP"/>
+                                          <w:lid w:val="en-US"/>
                                         </w:rubyPr>
                                         <w:rt>
                                           <w:r>
                                             <w:rPr>
                                               <w:rFonts w:ascii="UD デジタル教科書体 N" w:eastAsia="UD デジタル教科書体 N" w:hAnsi="UD デジタル教科書体 N" w:cs="UD デジタル教科書体 N"/>
                                               <w:color w:val="1A1A1A"/>
-                                              <w:sz w:val="23"/>
-                                              <w:szCs w:val="23"/>
+                                              <w:sz w:val="10"/>
+                                              <w:szCs w:val="10"/>
                                             </w:rPr>
                                             <w:t>ツテ</w:t>
                                           </w:r>
@@ -7500,18 +7484,18 @@
                                       <w:ruby>
                                         <w:rubyPr>
                                           <w:rubyAlign w:val="distributeSpace"/>
-                                          <w:hps w:val="23"/>
-                                          <w:hpsRaise w:val="23"/>
+                                          <w:hps w:val="10"/>
+                                          <w:hpsRaise w:val="20"/>
                                           <w:hpsBaseText w:val="23"/>
-                                          <w:lid w:val="ja-JP"/>
+                                          <w:lid w:val="en-US"/>
                                         </w:rubyPr>
                                         <w:rt>
                                           <w:r>
                                             <w:rPr>
                                               <w:rFonts w:ascii="UD デジタル教科書体 N" w:eastAsia="UD デジタル教科書体 N" w:hAnsi="UD デジタル教科書体 N" w:cs="UD デジタル教科書体 N"/>
                                               <w:color w:val="1A1A1A"/>
-                                              <w:sz w:val="23"/>
-                                              <w:szCs w:val="23"/>
+                                              <w:sz w:val="10"/>
+                                              <w:szCs w:val="10"/>
                                             </w:rPr>
                                             <w:t>ヲ</w:t>
                                           </w:r>
@@ -7547,18 +7531,18 @@
                                       <w:ruby>
                                         <w:rubyPr>
                                           <w:rubyAlign w:val="distributeLetter"/>
-                                          <w:hps w:val="23"/>
-                                          <w:hpsRaise w:val="23"/>
+                                          <w:hps w:val="10"/>
+                                          <w:hpsRaise w:val="20"/>
                                           <w:hpsBaseText w:val="23"/>
-                                          <w:lid w:val="ja-JP"/>
+                                          <w:lid w:val="en-US"/>
                                         </w:rubyPr>
                                         <w:rt>
                                           <w:r>
                                             <w:rPr>
                                               <w:rFonts w:ascii="UD デジタル教科書体 N" w:eastAsia="UD デジタル教科書体 N" w:hAnsi="UD デジタル教科書体 N" w:cs="UD デジタル教科書体 N"/>
                                               <w:color w:val="1A1A1A"/>
-                                              <w:sz w:val="23"/>
-                                              <w:szCs w:val="23"/>
+                                              <w:sz w:val="10"/>
+                                              <w:szCs w:val="10"/>
                                             </w:rPr>
                                             <w:t>ムル</w:t>
                                           </w:r>
@@ -7594,18 +7578,18 @@
                                       <w:ruby>
                                         <w:rubyPr>
                                           <w:rubyAlign w:val="distributeLetter"/>
-                                          <w:hps w:val="23"/>
-                                          <w:hpsRaise w:val="23"/>
+                                          <w:hps w:val="10"/>
+                                          <w:hpsRaise w:val="20"/>
                                           <w:hpsBaseText w:val="23"/>
-                                          <w:lid w:val="ja-JP"/>
+                                          <w:lid w:val="en-US"/>
                                         </w:rubyPr>
                                         <w:rt>
                                           <w:r>
                                             <w:rPr>
                                               <w:rFonts w:ascii="UD デジタル教科書体 N" w:eastAsia="UD デジタル教科書体 N" w:hAnsi="UD デジタル教科書体 N" w:cs="UD デジタル教科書体 N"/>
                                               <w:color w:val="1A1A1A"/>
-                                              <w:sz w:val="23"/>
-                                              <w:szCs w:val="23"/>
+                                              <w:sz w:val="10"/>
+                                              <w:szCs w:val="10"/>
                                             </w:rPr>
                                             <w:t>けん</w:t>
                                           </w:r>
@@ -7631,18 +7615,18 @@
                                       <w:ruby>
                                         <w:rubyPr>
                                           <w:rubyAlign w:val="distributeLetter"/>
-                                          <w:hps w:val="23"/>
-                                          <w:hpsRaise w:val="23"/>
+                                          <w:hps w:val="10"/>
+                                          <w:hpsRaise w:val="20"/>
                                           <w:hpsBaseText w:val="23"/>
-                                          <w:lid w:val="ja-JP"/>
+                                          <w:lid w:val="en-US"/>
                                         </w:rubyPr>
                                         <w:rt>
                                           <w:r>
                                             <w:rPr>
                                               <w:rFonts w:ascii="UD デジタル教科書体 N" w:eastAsia="UD デジタル教科書体 N" w:hAnsi="UD デジタル教科書体 N" w:cs="UD デジタル教科書体 N"/>
                                               <w:color w:val="1A1A1A"/>
-                                              <w:sz w:val="23"/>
-                                              <w:szCs w:val="23"/>
+                                              <w:sz w:val="10"/>
+                                              <w:szCs w:val="10"/>
                                             </w:rPr>
                                             <w:t>ヲシテ</w:t>
                                           </w:r>
@@ -7668,18 +7652,18 @@
                                       <w:ruby>
                                         <w:rubyPr>
                                           <w:rubyAlign w:val="distributeSpace"/>
-                                          <w:hps w:val="23"/>
-                                          <w:hpsRaise w:val="23"/>
+                                          <w:hps w:val="10"/>
+                                          <w:hpsRaise w:val="20"/>
                                           <w:hpsBaseText w:val="23"/>
-                                          <w:lid w:val="ja-JP"/>
+                                          <w:lid w:val="en-US"/>
                                         </w:rubyPr>
                                         <w:rt>
                                           <w:r>
                                             <w:rPr>
                                               <w:rFonts w:ascii="UD デジタル教科書体 N" w:eastAsia="UD デジタル教科書体 N" w:hAnsi="UD デジタル教科書体 N" w:cs="UD デジタル教科書体 N"/>
                                               <w:color w:val="1A1A1A"/>
-                                              <w:sz w:val="23"/>
-                                              <w:szCs w:val="23"/>
+                                              <w:sz w:val="10"/>
+                                              <w:szCs w:val="10"/>
                                             </w:rPr>
                                             <w:t>メ</w:t>
                                           </w:r>
@@ -7724,18 +7708,18 @@
                                       <w:ruby>
                                         <w:rubyPr>
                                           <w:rubyAlign w:val="distributeSpace"/>
-                                          <w:hps w:val="23"/>
-                                          <w:hpsRaise w:val="23"/>
+                                          <w:hps w:val="10"/>
+                                          <w:hpsRaise w:val="20"/>
                                           <w:hpsBaseText w:val="23"/>
-                                          <w:lid w:val="ja-JP"/>
+                                          <w:lid w:val="en-US"/>
                                         </w:rubyPr>
                                         <w:rt>
                                           <w:r>
                                             <w:rPr>
                                               <w:rFonts w:ascii="UD デジタル教科書体 N" w:eastAsia="UD デジタル教科書体 N" w:hAnsi="UD デジタル教科書体 N" w:cs="UD デジタル教科書体 N"/>
                                               <w:color w:val="1A1A1A"/>
-                                              <w:sz w:val="23"/>
-                                              <w:szCs w:val="23"/>
+                                              <w:sz w:val="10"/>
+                                              <w:szCs w:val="10"/>
                                             </w:rPr>
                                             <w:t>ノ</w:t>
                                           </w:r>
@@ -7761,18 +7745,18 @@
                                       <w:ruby>
                                         <w:rubyPr>
                                           <w:rubyAlign w:val="distributeSpace"/>
-                                          <w:hps w:val="23"/>
-                                          <w:hpsRaise w:val="23"/>
+                                          <w:hps w:val="10"/>
+                                          <w:hpsRaise w:val="20"/>
                                           <w:hpsBaseText w:val="23"/>
-                                          <w:lid w:val="ja-JP"/>
+                                          <w:lid w:val="en-US"/>
                                         </w:rubyPr>
                                         <w:rt>
                                           <w:r>
                                             <w:rPr>
                                               <w:rFonts w:ascii="UD デジタル教科書体 N" w:eastAsia="UD デジタル教科書体 N" w:hAnsi="UD デジタル教科書体 N" w:cs="UD デジタル教科書体 N"/>
                                               <w:color w:val="1A1A1A"/>
-                                              <w:sz w:val="23"/>
-                                              <w:szCs w:val="23"/>
+                                              <w:sz w:val="10"/>
+                                              <w:szCs w:val="10"/>
                                             </w:rPr>
                                             <w:t>ヲ</w:t>
                                           </w:r>
@@ -7989,18 +7973,18 @@
                                       <w:ruby>
                                         <w:rubyPr>
                                           <w:rubyAlign w:val="distributeLetter"/>
-                                          <w:hps w:val="23"/>
-                                          <w:hpsRaise w:val="23"/>
+                                          <w:hps w:val="10"/>
+                                          <w:hpsRaise w:val="20"/>
                                           <w:hpsBaseText w:val="23"/>
-                                          <w:lid w:val="ja-JP"/>
+                                          <w:lid w:val="en-US"/>
                                         </w:rubyPr>
                                         <w:rt>
                                           <w:r>
                                             <w:rPr>
                                               <w:rFonts w:ascii="UD デジタル教科書体 N" w:eastAsia="UD デジタル教科書体 N" w:hAnsi="UD デジタル教科書体 N" w:cs="UD デジタル教科書体 N"/>
                                               <w:color w:val="1A1A1A"/>
-                                              <w:sz w:val="23"/>
-                                              <w:szCs w:val="23"/>
+                                              <w:sz w:val="10"/>
+                                              <w:szCs w:val="10"/>
                                             </w:rPr>
                                             <w:t>カントス</w:t>
                                           </w:r>
@@ -8045,18 +8029,18 @@
                                       <w:ruby>
                                         <w:rubyPr>
                                           <w:rubyAlign w:val="distributeSpace"/>
-                                          <w:hps w:val="23"/>
-                                          <w:hpsRaise w:val="23"/>
+                                          <w:hps w:val="10"/>
+                                          <w:hpsRaise w:val="20"/>
                                           <w:hpsBaseText w:val="23"/>
-                                          <w:lid w:val="ja-JP"/>
+                                          <w:lid w:val="en-US"/>
                                         </w:rubyPr>
                                         <w:rt>
                                           <w:r>
                                             <w:rPr>
                                               <w:rFonts w:ascii="UD デジタル教科書体 N" w:eastAsia="UD デジタル教科書体 N" w:hAnsi="UD デジタル教科書体 N" w:cs="UD デジタル教科書体 N"/>
                                               <w:color w:val="1A1A1A"/>
-                                              <w:sz w:val="23"/>
-                                              <w:szCs w:val="23"/>
+                                              <w:sz w:val="10"/>
+                                              <w:szCs w:val="10"/>
                                             </w:rPr>
                                             <w:t>ヲ</w:t>
                                           </w:r>
@@ -8101,18 +8085,18 @@
                                       <w:ruby>
                                         <w:rubyPr>
                                           <w:rubyAlign w:val="distributeLetter"/>
-                                          <w:hps w:val="23"/>
-                                          <w:hpsRaise w:val="23"/>
+                                          <w:hps w:val="10"/>
+                                          <w:hpsRaise w:val="20"/>
                                           <w:hpsBaseText w:val="23"/>
-                                          <w:lid w:val="ja-JP"/>
+                                          <w:lid w:val="en-US"/>
                                         </w:rubyPr>
                                         <w:rt>
                                           <w:r>
                                             <w:rPr>
                                               <w:rFonts w:ascii="UD デジタル教科書体 N" w:eastAsia="UD デジタル教科書体 N" w:hAnsi="UD デジタル教科書体 N" w:cs="UD デジタル教科書体 N"/>
                                               <w:color w:val="1A1A1A"/>
-                                              <w:sz w:val="23"/>
-                                              <w:szCs w:val="23"/>
+                                              <w:sz w:val="10"/>
+                                              <w:szCs w:val="10"/>
                                             </w:rPr>
                                             <w:t>くわい</w:t>
                                           </w:r>
@@ -8138,18 +8122,18 @@
                                       <w:ruby>
                                         <w:rubyPr>
                                           <w:rubyAlign w:val="distributeLetter"/>
-                                          <w:hps w:val="23"/>
-                                          <w:hpsRaise w:val="23"/>
+                                          <w:hps w:val="10"/>
+                                          <w:hpsRaise w:val="20"/>
                                           <w:hpsBaseText w:val="23"/>
-                                          <w:lid w:val="ja-JP"/>
+                                          <w:lid w:val="en-US"/>
                                         </w:rubyPr>
                                         <w:rt>
                                           <w:r>
                                             <w:rPr>
                                               <w:rFonts w:ascii="UD デジタル教科書体 N" w:eastAsia="UD デジタル教科書体 N" w:hAnsi="UD デジタル教科書体 N" w:cs="UD デジタル教科書体 N"/>
                                               <w:color w:val="1A1A1A"/>
-                                              <w:sz w:val="23"/>
-                                              <w:szCs w:val="23"/>
+                                              <w:sz w:val="10"/>
+                                              <w:szCs w:val="10"/>
                                             </w:rPr>
                                             <w:t>ハク</w:t>
                                           </w:r>
@@ -8594,18 +8578,18 @@
                                       <w:ruby>
                                         <w:rubyPr>
                                           <w:rubyAlign w:val="distributeLetter"/>
-                                          <w:hps w:val="12"/>
-                                          <w:hpsRaise w:val="20"/>
-                                          <w:hpsBaseText w:val="20"/>
-                                          <w:lid w:val="ja-JP"/>
+                                          <w:hps w:val="8"/>
+                                          <w:hpsRaise w:val="16"/>
+                                          <w:hpsBaseText w:val="28"/>
+                                          <w:lid w:val="en-US"/>
                                         </w:rubyPr>
                                         <w:rt>
                                           <w:r>
                                             <w:rPr>
                                               <w:rFonts w:ascii="UD デジタル教科書体 N" w:eastAsia="UD デジタル教科書体 N" w:hAnsi="UD デジタル教科書体 N" w:cs="UD デジタル教科書体 N"/>
                                               <w:color w:val="EE0000"/>
-                                              <w:sz w:val="12"/>
-                                              <w:szCs w:val="12"/>
+                                              <w:sz w:val="8"/>
+                                              <w:szCs w:val="8"/>
                                             </w:rPr>
                                             <w:t>ここ</w:t>
                                           </w:r>
@@ -8640,18 +8624,18 @@
                                       <w:ruby>
                                         <w:rubyPr>
                                           <w:rubyAlign w:val="distributeSpace"/>
-                                          <w:hps w:val="12"/>
-                                          <w:hpsRaise w:val="20"/>
-                                          <w:hpsBaseText w:val="20"/>
-                                          <w:lid w:val="ja-JP"/>
+                                          <w:hps w:val="8"/>
+                                          <w:hpsRaise w:val="16"/>
+                                          <w:hpsBaseText w:val="28"/>
+                                          <w:lid w:val="en-US"/>
                                         </w:rubyPr>
                                         <w:rt>
                                           <w:r>
                                             <w:rPr>
                                               <w:rFonts w:ascii="UD デジタル教科書体 N" w:eastAsia="UD デジタル教科書体 N" w:hAnsi="UD デジタル教科書体 N" w:cs="UD デジタル教科書体 N"/>
                                               <w:color w:val="EE0000"/>
-                                              <w:sz w:val="12"/>
-                                              <w:szCs w:val="12"/>
+                                              <w:sz w:val="8"/>
+                                              <w:szCs w:val="8"/>
                                             </w:rPr>
                                             <w:t>お</w:t>
                                           </w:r>
@@ -8686,18 +8670,18 @@
                                       <w:ruby>
                                         <w:rubyPr>
                                           <w:rubyAlign w:val="distributeSpace"/>
-                                          <w:hps w:val="12"/>
-                                          <w:hpsRaise w:val="20"/>
-                                          <w:hpsBaseText w:val="20"/>
-                                          <w:lid w:val="ja-JP"/>
+                                          <w:hps w:val="8"/>
+                                          <w:hpsRaise w:val="16"/>
+                                          <w:hpsBaseText w:val="28"/>
+                                          <w:lid w:val="en-US"/>
                                         </w:rubyPr>
                                         <w:rt>
                                           <w:r>
                                             <w:rPr>
                                               <w:rFonts w:ascii="UD デジタル教科書体 N" w:eastAsia="UD デジタル教科書体 N" w:hAnsi="UD デジタル教科書体 N" w:cs="UD デジタル教科書体 N"/>
                                               <w:color w:val="EE0000"/>
-                                              <w:sz w:val="12"/>
-                                              <w:szCs w:val="12"/>
+                                              <w:sz w:val="8"/>
+                                              <w:szCs w:val="8"/>
                                             </w:rPr>
                                             <w:t>し</w:t>
                                           </w:r>
@@ -8723,18 +8707,18 @@
                                       <w:ruby>
                                         <w:rubyPr>
                                           <w:rubyAlign w:val="distributeLetter"/>
-                                          <w:hps w:val="12"/>
-                                          <w:hpsRaise w:val="20"/>
-                                          <w:hpsBaseText w:val="20"/>
-                                          <w:lid w:val="ja-JP"/>
+                                          <w:hps w:val="8"/>
+                                          <w:hpsRaise w:val="16"/>
+                                          <w:hpsBaseText w:val="28"/>
+                                          <w:lid w:val="en-US"/>
                                         </w:rubyPr>
                                         <w:rt>
                                           <w:r>
                                             <w:rPr>
                                               <w:rFonts w:ascii="UD デジタル教科書体 N" w:eastAsia="UD デジタル教科書体 N" w:hAnsi="UD デジタル教科書体 N" w:cs="UD デジタル教科書体 N"/>
                                               <w:color w:val="EE0000"/>
-                                              <w:sz w:val="12"/>
-                                              <w:szCs w:val="12"/>
+                                              <w:sz w:val="8"/>
+                                              <w:szCs w:val="8"/>
                                             </w:rPr>
                                             <w:t>あらそ</w:t>
                                           </w:r>
@@ -8769,18 +8753,18 @@
                                       <w:ruby>
                                         <w:rubyPr>
                                           <w:rubyAlign w:val="distributeLetter"/>
-                                          <w:hps w:val="12"/>
-                                          <w:hpsRaise w:val="20"/>
-                                          <w:hpsBaseText w:val="20"/>
-                                          <w:lid w:val="ja-JP"/>
+                                          <w:hps w:val="8"/>
+                                          <w:hpsRaise w:val="16"/>
+                                          <w:hpsBaseText w:val="28"/>
+                                          <w:lid w:val="en-US"/>
                                         </w:rubyPr>
                                         <w:rt>
                                           <w:r>
                                             <w:rPr>
                                               <w:rFonts w:ascii="UD デジタル教科書体 N" w:eastAsia="UD デジタル教科書体 N" w:hAnsi="UD デジタル教科書体 N" w:cs="UD デジタル教科書体 N"/>
                                               <w:color w:val="EE0000"/>
-                                              <w:sz w:val="12"/>
-                                              <w:szCs w:val="12"/>
+                                              <w:sz w:val="8"/>
+                                              <w:szCs w:val="8"/>
                                             </w:rPr>
                                             <w:t>えん</w:t>
                                           </w:r>
@@ -8815,18 +8799,18 @@
                                       <w:ruby>
                                         <w:rubyPr>
                                           <w:rubyAlign w:val="distributeLetter"/>
-                                          <w:hps w:val="12"/>
-                                          <w:hpsRaise w:val="20"/>
-                                          <w:hpsBaseText w:val="20"/>
-                                          <w:lid w:val="ja-JP"/>
+                                          <w:hps w:val="8"/>
+                                          <w:hpsRaise w:val="16"/>
+                                          <w:hpsBaseText w:val="28"/>
+                                          <w:lid w:val="en-US"/>
                                         </w:rubyPr>
                                         <w:rt>
                                           <w:r>
                                             <w:rPr>
                                               <w:rFonts w:ascii="UD デジタル教科書体 N" w:eastAsia="UD デジタル教科書体 N" w:hAnsi="UD デジタル教科書体 N" w:cs="UD デジタル教科書体 N"/>
                                               <w:color w:val="EE0000"/>
-                                              <w:sz w:val="12"/>
-                                              <w:szCs w:val="12"/>
+                                              <w:sz w:val="8"/>
+                                              <w:szCs w:val="8"/>
                                             </w:rPr>
                                             <w:t>おもむ</w:t>
                                           </w:r>
@@ -9015,9 +8999,9 @@
                                       <w:ruby>
                                         <w:rubyPr>
                                           <w:rubyAlign w:val="distributeLetter"/>
-                                          <w:hps w:val="12"/>
-                                          <w:hpsRaise w:val="20"/>
-                                          <w:hpsBaseText w:val="20"/>
+                                          <w:hps w:val="8"/>
+                                          <w:hpsRaise w:val="16"/>
+                                          <w:hpsBaseText w:val="28"/>
                                           <w:lid w:val="ja-JP"/>
                                         </w:rubyPr>
                                         <w:rt>
@@ -9025,8 +9009,8 @@
                                             <w:rPr>
                                               <w:rFonts w:ascii="UD デジタル教科書体 N" w:eastAsia="UD デジタル教科書体 N" w:hAnsi="UD デジタル教科書体 N" w:cs="UD デジタル教科書体 N"/>
                                               <w:color w:val="EE0000"/>
-                                              <w:sz w:val="12"/>
-                                              <w:szCs w:val="12"/>
+                                              <w:sz w:val="8"/>
+                                              <w:szCs w:val="8"/>
                                               <w:lang w:eastAsia="ja-JP"/>
                                             </w:rPr>
                                             <w:t>ここ</w:t>
@@ -9065,9 +9049,9 @@
                                       <w:ruby>
                                         <w:rubyPr>
                                           <w:rubyAlign w:val="distributeSpace"/>
-                                          <w:hps w:val="12"/>
-                                          <w:hpsRaise w:val="20"/>
-                                          <w:hpsBaseText w:val="20"/>
+                                          <w:hps w:val="8"/>
+                                          <w:hpsRaise w:val="16"/>
+                                          <w:hpsBaseText w:val="28"/>
                                           <w:lid w:val="ja-JP"/>
                                         </w:rubyPr>
                                         <w:rt>
@@ -9075,8 +9059,8 @@
                                             <w:rPr>
                                               <w:rFonts w:ascii="UD デジタル教科書体 N" w:eastAsia="UD デジタル教科書体 N" w:hAnsi="UD デジタル教科書体 N" w:cs="UD デジタル教科書体 N"/>
                                               <w:color w:val="EE0000"/>
-                                              <w:sz w:val="12"/>
-                                              <w:szCs w:val="12"/>
+                                              <w:sz w:val="8"/>
+                                              <w:szCs w:val="8"/>
                                               <w:lang w:eastAsia="ja-JP"/>
                                             </w:rPr>
                                             <w:t>お</w:t>
@@ -9115,9 +9099,9 @@
                                       <w:ruby>
                                         <w:rubyPr>
                                           <w:rubyAlign w:val="distributeLetter"/>
-                                          <w:hps w:val="12"/>
-                                          <w:hpsRaise w:val="20"/>
-                                          <w:hpsBaseText w:val="20"/>
+                                          <w:hps w:val="8"/>
+                                          <w:hpsRaise w:val="16"/>
+                                          <w:hpsBaseText w:val="28"/>
                                           <w:lid w:val="ja-JP"/>
                                         </w:rubyPr>
                                         <w:rt>
@@ -9125,8 +9109,8 @@
                                             <w:rPr>
                                               <w:rFonts w:ascii="UD デジタル教科書体 N" w:eastAsia="UD デジタル教科書体 N" w:hAnsi="UD デジタル教科書体 N" w:cs="UD デジタル教科書体 N"/>
                                               <w:color w:val="EE0000"/>
-                                              <w:sz w:val="12"/>
-                                              <w:szCs w:val="12"/>
+                                              <w:sz w:val="8"/>
+                                              <w:szCs w:val="8"/>
                                               <w:lang w:eastAsia="ja-JP"/>
                                             </w:rPr>
                                             <w:t>しようわう</w:t>
@@ -9155,9 +9139,9 @@
                                       <w:ruby>
                                         <w:rubyPr>
                                           <w:rubyAlign w:val="distributeLetter"/>
-                                          <w:hps w:val="12"/>
-                                          <w:hpsRaise w:val="20"/>
-                                          <w:hpsBaseText w:val="20"/>
+                                          <w:hps w:val="8"/>
+                                          <w:hpsRaise w:val="16"/>
+                                          <w:hpsBaseText w:val="28"/>
                                           <w:lid w:val="ja-JP"/>
                                         </w:rubyPr>
                                         <w:rt>
@@ -9165,8 +9149,8 @@
                                             <w:rPr>
                                               <w:rFonts w:ascii="UD デジタル教科書体 N" w:eastAsia="UD デジタル教科書体 N" w:hAnsi="UD デジタル教科書体 N" w:cs="UD デジタル教科書体 N"/>
                                               <w:color w:val="EE0000"/>
-                                              <w:sz w:val="12"/>
-                                              <w:szCs w:val="12"/>
+                                              <w:sz w:val="8"/>
+                                              <w:szCs w:val="8"/>
                                               <w:lang w:eastAsia="ja-JP"/>
                                             </w:rPr>
                                             <w:t>くわい</w:t>
@@ -9205,9 +9189,9 @@
                                       <w:ruby>
                                         <w:rubyPr>
                                           <w:rubyAlign w:val="distributeLetter"/>
-                                          <w:hps w:val="12"/>
-                                          <w:hpsRaise w:val="20"/>
-                                          <w:hpsBaseText w:val="20"/>
+                                          <w:hps w:val="8"/>
+                                          <w:hpsRaise w:val="16"/>
+                                          <w:hpsBaseText w:val="28"/>
                                           <w:lid w:val="ja-JP"/>
                                         </w:rubyPr>
                                         <w:rt>
@@ -9215,8 +9199,8 @@
                                             <w:rPr>
                                               <w:rFonts w:ascii="UD デジタル教科書体 N" w:eastAsia="UD デジタル教科書体 N" w:hAnsi="UD デジタル教科書体 N" w:cs="UD デジタル教科書体 N"/>
                                               <w:color w:val="EE0000"/>
-                                              <w:sz w:val="12"/>
-                                              <w:szCs w:val="12"/>
+                                              <w:sz w:val="8"/>
+                                              <w:szCs w:val="8"/>
                                               <w:lang w:eastAsia="ja-JP"/>
                                             </w:rPr>
                                             <w:t>ため</w:t>
@@ -9255,9 +9239,9 @@
                                       <w:ruby>
                                         <w:rubyPr>
                                           <w:rubyAlign w:val="distributeLetter"/>
-                                          <w:hps w:val="12"/>
-                                          <w:hpsRaise w:val="20"/>
-                                          <w:hpsBaseText w:val="20"/>
+                                          <w:hps w:val="8"/>
+                                          <w:hpsRaise w:val="16"/>
+                                          <w:hpsBaseText w:val="28"/>
                                           <w:lid w:val="ja-JP"/>
                                         </w:rubyPr>
                                         <w:rt>
@@ -9265,8 +9249,8 @@
                                             <w:rPr>
                                               <w:rFonts w:ascii="UD デジタル教科書体 N" w:eastAsia="UD デジタル教科書体 N" w:hAnsi="UD デジタル教科書体 N" w:cs="UD デジタル教科書体 N"/>
                                               <w:color w:val="EE0000"/>
-                                              <w:sz w:val="12"/>
-                                              <w:szCs w:val="12"/>
+                                              <w:sz w:val="8"/>
+                                              <w:szCs w:val="8"/>
                                               <w:lang w:eastAsia="ja-JP"/>
                                             </w:rPr>
                                             <w:t>あら</w:t>
@@ -9305,9 +9289,9 @@
                                       <w:ruby>
                                         <w:rubyPr>
                                           <w:rubyAlign w:val="distributeLetter"/>
-                                          <w:hps w:val="12"/>
-                                          <w:hpsRaise w:val="20"/>
-                                          <w:hpsBaseText w:val="20"/>
+                                          <w:hps w:val="8"/>
+                                          <w:hpsRaise w:val="16"/>
+                                          <w:hpsBaseText w:val="28"/>
                                           <w:lid w:val="ja-JP"/>
                                         </w:rubyPr>
                                         <w:rt>
@@ -9315,8 +9299,8 @@
                                             <w:rPr>
                                               <w:rFonts w:ascii="UD デジタル教科書体 N" w:eastAsia="UD デジタル教科書体 N" w:hAnsi="UD デジタル教科書体 N" w:cs="UD デジタル教科書体 N"/>
                                               <w:color w:val="EE0000"/>
-                                              <w:sz w:val="12"/>
-                                              <w:szCs w:val="12"/>
+                                              <w:sz w:val="8"/>
+                                              <w:szCs w:val="8"/>
                                               <w:lang w:eastAsia="ja-JP"/>
                                             </w:rPr>
                                             <w:t>きゆう</w:t>
@@ -9355,9 +9339,9 @@
                                       <w:ruby>
                                         <w:rubyPr>
                                           <w:rubyAlign w:val="distributeLetter"/>
-                                          <w:hps w:val="12"/>
-                                          <w:hpsRaise w:val="20"/>
-                                          <w:hpsBaseText w:val="20"/>
+                                          <w:hps w:val="8"/>
+                                          <w:hpsRaise w:val="16"/>
+                                          <w:hpsBaseText w:val="28"/>
                                           <w:lid w:val="ja-JP"/>
                                         </w:rubyPr>
                                         <w:rt>
@@ -9365,8 +9349,8 @@
                                             <w:rPr>
                                               <w:rFonts w:ascii="UD デジタル教科書体 N" w:eastAsia="UD デジタル教科書体 N" w:hAnsi="UD デジタル教科書体 N" w:cs="UD デジタル教科書体 N"/>
                                               <w:color w:val="EE0000"/>
-                                              <w:sz w:val="12"/>
-                                              <w:szCs w:val="12"/>
+                                              <w:sz w:val="8"/>
+                                              <w:szCs w:val="8"/>
                                               <w:lang w:eastAsia="ja-JP"/>
                                             </w:rPr>
                                             <w:t>きづ</w:t>
@@ -9405,9 +9389,9 @@
                                       <w:ruby>
                                         <w:rubyPr>
                                           <w:rubyAlign w:val="distributeLetter"/>
-                                          <w:hps w:val="12"/>
-                                          <w:hpsRaise w:val="20"/>
-                                          <w:hpsBaseText w:val="20"/>
+                                          <w:hps w:val="8"/>
+                                          <w:hpsRaise w:val="16"/>
+                                          <w:hpsBaseText w:val="28"/>
                                           <w:lid w:val="ja-JP"/>
                                         </w:rubyPr>
                                         <w:rt>
@@ -9415,8 +9399,8 @@
                                             <w:rPr>
                                               <w:rFonts w:ascii="UD デジタル教科書体 N" w:eastAsia="UD デジタル教科書体 N" w:hAnsi="UD デジタル教科書体 N" w:cs="UD デジタル教科書体 N"/>
                                               <w:color w:val="EE0000"/>
-                                              <w:sz w:val="12"/>
-                                              <w:szCs w:val="12"/>
+                                              <w:sz w:val="8"/>
+                                              <w:szCs w:val="8"/>
                                               <w:lang w:eastAsia="ja-JP"/>
                                             </w:rPr>
                                             <w:t>これ</w:t>
@@ -9455,9 +9439,9 @@
                                       <w:ruby>
                                         <w:rubyPr>
                                           <w:rubyAlign w:val="distributeSpace"/>
-                                          <w:hps w:val="12"/>
-                                          <w:hpsRaise w:val="20"/>
-                                          <w:hpsBaseText w:val="20"/>
+                                          <w:hps w:val="8"/>
+                                          <w:hpsRaise w:val="16"/>
+                                          <w:hpsBaseText w:val="28"/>
                                           <w:lid w:val="ja-JP"/>
                                         </w:rubyPr>
                                         <w:rt>
@@ -9465,8 +9449,8 @@
                                             <w:rPr>
                                               <w:rFonts w:ascii="UD デジタル教科書体 N" w:eastAsia="UD デジタル教科書体 N" w:hAnsi="UD デジタル教科書体 N" w:cs="UD デジタル教科書体 N"/>
                                               <w:color w:val="EE0000"/>
-                                              <w:sz w:val="12"/>
-                                              <w:szCs w:val="12"/>
+                                              <w:sz w:val="8"/>
+                                              <w:szCs w:val="8"/>
                                               <w:lang w:eastAsia="ja-JP"/>
                                             </w:rPr>
                                             <w:t>しじ</w:t>
@@ -9660,9 +9644,9 @@
                                       <w:ruby>
                                         <w:rubyPr>
                                           <w:rubyAlign w:val="distributeLetter"/>
-                                          <w:hps w:val="12"/>
-                                          <w:hpsRaise w:val="20"/>
-                                          <w:hpsBaseText w:val="20"/>
+                                          <w:hps w:val="8"/>
+                                          <w:hpsRaise w:val="16"/>
+                                          <w:hpsBaseText w:val="28"/>
                                           <w:lid w:val="ja-JP"/>
                                         </w:rubyPr>
                                         <w:rt>
@@ -9670,8 +9654,8 @@
                                             <w:rPr>
                                               <w:rFonts w:ascii="UD デジタル教科書体 N" w:eastAsia="UD デジタル教科書体 N" w:hAnsi="UD デジタル教科書体 N" w:cs="UD デジタル教科書体 N"/>
                                               <w:color w:val="EE0000"/>
-                                              <w:sz w:val="12"/>
-                                              <w:szCs w:val="12"/>
+                                              <w:sz w:val="8"/>
+                                              <w:szCs w:val="8"/>
                                               <w:lang w:eastAsia="ja-JP"/>
                                             </w:rPr>
                                             <w:t>いは</w:t>
@@ -9710,9 +9694,9 @@
                                       <w:ruby>
                                         <w:rubyPr>
                                           <w:rubyAlign w:val="distributeLetter"/>
-                                          <w:hps w:val="12"/>
-                                          <w:hpsRaise w:val="20"/>
-                                          <w:hpsBaseText w:val="20"/>
+                                          <w:hps w:val="8"/>
+                                          <w:hpsRaise w:val="16"/>
+                                          <w:hpsBaseText w:val="28"/>
                                           <w:lid w:val="ja-JP"/>
                                         </w:rubyPr>
                                         <w:rt>
@@ -9720,8 +9704,8 @@
                                             <w:rPr>
                                               <w:rFonts w:ascii="UD デジタル教科書体 N" w:eastAsia="UD デジタル教科書体 N" w:hAnsi="UD デジタル教科書体 N" w:cs="UD デジタル教科書体 N"/>
                                               <w:color w:val="EE0000"/>
-                                              <w:sz w:val="12"/>
-                                              <w:szCs w:val="12"/>
+                                              <w:sz w:val="8"/>
+                                              <w:szCs w:val="8"/>
                                               <w:lang w:eastAsia="ja-JP"/>
                                             </w:rPr>
                                             <w:t>くわい</w:t>
@@ -9760,9 +9744,9 @@
                                       <w:ruby>
                                         <w:rubyPr>
                                           <w:rubyAlign w:val="distributeLetter"/>
-                                          <w:hps w:val="12"/>
-                                          <w:hpsRaise w:val="20"/>
-                                          <w:hpsBaseText w:val="20"/>
+                                          <w:hps w:val="8"/>
+                                          <w:hpsRaise w:val="16"/>
+                                          <w:hpsBaseText w:val="28"/>
                                           <w:lid w:val="ja-JP"/>
                                         </w:rubyPr>
                                         <w:rt>
@@ -9770,8 +9754,8 @@
                                             <w:rPr>
                                               <w:rFonts w:ascii="UD デジタル教科書体 N" w:eastAsia="UD デジタル教科書体 N" w:hAnsi="UD デジタル教科書体 N" w:cs="UD デジタル教科書体 N"/>
                                               <w:color w:val="EE0000"/>
-                                              <w:sz w:val="12"/>
-                                              <w:szCs w:val="12"/>
+                                              <w:sz w:val="8"/>
+                                              <w:szCs w:val="8"/>
                                               <w:lang w:eastAsia="ja-JP"/>
                                             </w:rPr>
                                             <w:t>けん</w:t>
@@ -9810,9 +9794,9 @@
                                       <w:ruby>
                                         <w:rubyPr>
                                           <w:rubyAlign w:val="distributeLetter"/>
-                                          <w:hps w:val="12"/>
-                                          <w:hpsRaise w:val="20"/>
-                                          <w:hpsBaseText w:val="20"/>
+                                          <w:hps w:val="8"/>
+                                          <w:hpsRaise w:val="16"/>
+                                          <w:hpsBaseText w:val="28"/>
                                           <w:lid w:val="ja-JP"/>
                                         </w:rubyPr>
                                         <w:rt>
@@ -9820,8 +9804,8 @@
                                             <w:rPr>
                                               <w:rFonts w:ascii="UD デジタル教科書体 N" w:eastAsia="UD デジタル教科書体 N" w:hAnsi="UD デジタル教科書体 N" w:cs="UD デジタル教科書体 N"/>
                                               <w:color w:val="EE0000"/>
-                                              <w:sz w:val="12"/>
-                                              <w:szCs w:val="12"/>
+                                              <w:sz w:val="8"/>
+                                              <w:szCs w:val="8"/>
                                               <w:lang w:eastAsia="ja-JP"/>
                                             </w:rPr>
                                             <w:t>もの</w:t>
@@ -9860,9 +9844,9 @@
                                       <w:ruby>
                                         <w:rubyPr>
                                           <w:rubyAlign w:val="distributeSpace"/>
-                                          <w:hps w:val="12"/>
-                                          <w:hpsRaise w:val="20"/>
-                                          <w:hpsBaseText w:val="20"/>
+                                          <w:hps w:val="8"/>
+                                          <w:hpsRaise w:val="16"/>
+                                          <w:hpsBaseText w:val="28"/>
                                           <w:lid w:val="ja-JP"/>
                                         </w:rubyPr>
                                         <w:rt>
@@ -9870,8 +9854,8 @@
                                             <w:rPr>
                                               <w:rFonts w:ascii="UD デジタル教科書体 N" w:eastAsia="UD デジタル教科書体 N" w:hAnsi="UD デジタル教科書体 N" w:cs="UD デジタル教科書体 N"/>
                                               <w:color w:val="EE0000"/>
-                                              <w:sz w:val="12"/>
-                                              <w:szCs w:val="12"/>
+                                              <w:sz w:val="8"/>
+                                              <w:szCs w:val="8"/>
                                               <w:lang w:eastAsia="ja-JP"/>
                                             </w:rPr>
                                             <w:t>あ</w:t>
@@ -9910,9 +9894,9 @@
                                       <w:ruby>
                                         <w:rubyPr>
                                           <w:rubyAlign w:val="distributeLetter"/>
-                                          <w:hps w:val="12"/>
-                                          <w:hpsRaise w:val="20"/>
-                                          <w:hpsBaseText w:val="20"/>
+                                          <w:hps w:val="8"/>
+                                          <w:hpsRaise w:val="16"/>
+                                          <w:hpsBaseText w:val="28"/>
                                           <w:lid w:val="ja-JP"/>
                                         </w:rubyPr>
                                         <w:rt>
@@ -9920,8 +9904,8 @@
                                             <w:rPr>
                                               <w:rFonts w:ascii="UD デジタル教科書体 N" w:eastAsia="UD デジタル教科書体 N" w:hAnsi="UD デジタル教科書体 N" w:cs="UD デジタル教科書体 N"/>
                                               <w:color w:val="EE0000"/>
-                                              <w:sz w:val="12"/>
-                                              <w:szCs w:val="12"/>
+                                              <w:sz w:val="8"/>
+                                              <w:szCs w:val="8"/>
                                               <w:lang w:eastAsia="ja-JP"/>
                                             </w:rPr>
                                             <w:t>せんり</w:t>
@@ -9960,9 +9944,9 @@
                                       <w:ruby>
                                         <w:rubyPr>
                                           <w:rubyAlign w:val="distributeLetter"/>
-                                          <w:hps w:val="12"/>
-                                          <w:hpsRaise w:val="20"/>
-                                          <w:hpsBaseText w:val="20"/>
+                                          <w:hps w:val="8"/>
+                                          <w:hpsRaise w:val="16"/>
+                                          <w:hpsBaseText w:val="28"/>
                                           <w:lid w:val="ja-JP"/>
                                         </w:rubyPr>
                                         <w:rt>
@@ -9970,8 +9954,8 @@
                                             <w:rPr>
                                               <w:rFonts w:ascii="UD デジタル教科書体 N" w:eastAsia="UD デジタル教科書体 N" w:hAnsi="UD デジタル教科書体 N" w:cs="UD デジタル教科書体 N"/>
                                               <w:color w:val="EE0000"/>
-                                              <w:sz w:val="12"/>
-                                              <w:szCs w:val="12"/>
+                                              <w:sz w:val="8"/>
+                                              <w:szCs w:val="8"/>
                                               <w:lang w:eastAsia="ja-JP"/>
                                             </w:rPr>
                                             <w:t>とほ</w:t>
@@ -10163,9 +10147,9 @@
                                       <w:ruby>
                                         <w:rubyPr>
                                           <w:rubyAlign w:val="distributeLetter"/>
-                                          <w:hps w:val="12"/>
-                                          <w:hpsRaise w:val="20"/>
-                                          <w:hpsBaseText w:val="20"/>
+                                          <w:hps w:val="8"/>
+                                          <w:hpsRaise w:val="16"/>
+                                          <w:hpsBaseText w:val="28"/>
                                           <w:lid w:val="ja-JP"/>
                                         </w:rubyPr>
                                         <w:rt>
@@ -10173,8 +10157,8 @@
                                             <w:rPr>
                                               <w:rFonts w:ascii="UD デジタル教科書体 N" w:eastAsia="UD デジタル教科書体 N" w:hAnsi="UD デジタル教科書体 N" w:cs="UD デジタル教科書体 N"/>
                                               <w:color w:val="EE0000"/>
-                                              <w:sz w:val="12"/>
-                                              <w:szCs w:val="12"/>
+                                              <w:sz w:val="8"/>
+                                              <w:szCs w:val="8"/>
                                               <w:lang w:eastAsia="ja-JP"/>
                                             </w:rPr>
                                             <w:t>いま</w:t>
@@ -10203,9 +10187,9 @@
                                       <w:ruby>
                                         <w:rubyPr>
                                           <w:rubyAlign w:val="distributeLetter"/>
-                                          <w:hps w:val="12"/>
-                                          <w:hpsRaise w:val="20"/>
-                                          <w:hpsBaseText w:val="20"/>
+                                          <w:hps w:val="8"/>
+                                          <w:hpsRaise w:val="16"/>
+                                          <w:hpsBaseText w:val="28"/>
                                           <w:lid w:val="ja-JP"/>
                                         </w:rubyPr>
                                         <w:rt>
@@ -10213,8 +10197,8 @@
                                             <w:rPr>
                                               <w:rFonts w:ascii="UD デジタル教科書体 N" w:eastAsia="UD デジタル教科書体 N" w:hAnsi="UD デジタル教科書体 N" w:cs="UD デジタル教科書体 N"/>
                                               <w:color w:val="EE0000"/>
-                                              <w:sz w:val="12"/>
-                                              <w:szCs w:val="12"/>
+                                              <w:sz w:val="8"/>
+                                              <w:szCs w:val="8"/>
                                               <w:lang w:eastAsia="ja-JP"/>
                                             </w:rPr>
                                             <w:t>わう</w:t>
@@ -10243,9 +10227,9 @@
                                       <w:ruby>
                                         <w:rubyPr>
                                           <w:rubyAlign w:val="distributeLetter"/>
-                                          <w:hps w:val="12"/>
-                                          <w:hpsRaise w:val="20"/>
-                                          <w:hpsBaseText w:val="20"/>
+                                          <w:hps w:val="8"/>
+                                          <w:hpsRaise w:val="16"/>
+                                          <w:hpsBaseText w:val="28"/>
                                           <w:lid w:val="ja-JP"/>
                                         </w:rubyPr>
                                         <w:rt>
@@ -10253,8 +10237,8 @@
                                             <w:rPr>
                                               <w:rFonts w:ascii="UD デジタル教科書体 N" w:eastAsia="UD デジタル教科書体 N" w:hAnsi="UD デジタル教科書体 N" w:cs="UD デジタル教科書体 N"/>
                                               <w:color w:val="EE0000"/>
-                                              <w:sz w:val="12"/>
-                                              <w:szCs w:val="12"/>
+                                              <w:sz w:val="8"/>
+                                              <w:szCs w:val="8"/>
                                               <w:lang w:eastAsia="ja-JP"/>
                                             </w:rPr>
                                             <w:t>かなら</w:t>
@@ -10293,9 +10277,9 @@
                                       <w:ruby>
                                         <w:rubyPr>
                                           <w:rubyAlign w:val="distributeSpace"/>
-                                          <w:hps w:val="12"/>
-                                          <w:hpsRaise w:val="20"/>
-                                          <w:hpsBaseText w:val="20"/>
+                                          <w:hps w:val="8"/>
+                                          <w:hpsRaise w:val="16"/>
+                                          <w:hpsBaseText w:val="28"/>
                                           <w:lid w:val="ja-JP"/>
                                         </w:rubyPr>
                                         <w:rt>
@@ -10303,8 +10287,8 @@
                                             <w:rPr>
                                               <w:rFonts w:ascii="UD デジタル教科書体 N" w:eastAsia="UD デジタル教科書体 N" w:hAnsi="UD デジタル教科書体 N" w:cs="UD デジタル教科書体 N"/>
                                               <w:color w:val="EE0000"/>
-                                              <w:sz w:val="12"/>
-                                              <w:szCs w:val="12"/>
+                                              <w:sz w:val="8"/>
+                                              <w:szCs w:val="8"/>
                                               <w:lang w:eastAsia="ja-JP"/>
                                             </w:rPr>
                                             <w:t>し</w:t>
@@ -10343,9 +10327,9 @@
                                       <w:ruby>
                                         <w:rubyPr>
                                           <w:rubyAlign w:val="distributeLetter"/>
-                                          <w:hps w:val="12"/>
-                                          <w:hpsRaise w:val="20"/>
-                                          <w:hpsBaseText w:val="20"/>
+                                          <w:hps w:val="8"/>
+                                          <w:hpsRaise w:val="16"/>
+                                          <w:hpsBaseText w:val="28"/>
                                           <w:lid w:val="ja-JP"/>
                                         </w:rubyPr>
                                         <w:rt>
@@ -10353,8 +10337,8 @@
                                             <w:rPr>
                                               <w:rFonts w:ascii="UD デジタル教科書体 N" w:eastAsia="UD デジタル教科書体 N" w:hAnsi="UD デジタル教科書体 N" w:cs="UD デジタル教科書体 N"/>
                                               <w:color w:val="EE0000"/>
-                                              <w:sz w:val="12"/>
-                                              <w:szCs w:val="12"/>
+                                              <w:sz w:val="8"/>
+                                              <w:szCs w:val="8"/>
                                               <w:lang w:eastAsia="ja-JP"/>
                                             </w:rPr>
                                             <w:t>いた</w:t>
@@ -10393,9 +10377,9 @@
                                       <w:ruby>
                                         <w:rubyPr>
                                           <w:rubyAlign w:val="distributeLetter"/>
-                                          <w:hps w:val="12"/>
-                                          <w:hpsRaise w:val="20"/>
-                                          <w:hpsBaseText w:val="20"/>
+                                          <w:hps w:val="8"/>
+                                          <w:hpsRaise w:val="16"/>
+                                          <w:hpsBaseText w:val="28"/>
                                           <w:lid w:val="ja-JP"/>
                                         </w:rubyPr>
                                         <w:rt>
@@ -10403,8 +10387,8 @@
                                             <w:rPr>
                                               <w:rFonts w:ascii="UD デジタル教科書体 N" w:eastAsia="UD デジタル教科書体 N" w:hAnsi="UD デジタル教科書体 N" w:cs="UD デジタル教科書体 N"/>
                                               <w:color w:val="EE0000"/>
-                                              <w:sz w:val="12"/>
-                                              <w:szCs w:val="12"/>
+                                              <w:sz w:val="8"/>
+                                              <w:szCs w:val="8"/>
                                               <w:lang w:eastAsia="ja-JP"/>
                                             </w:rPr>
                                             <w:t>ほつ</w:t>
@@ -10443,9 +10427,9 @@
                                       <w:ruby>
                                         <w:rubyPr>
                                           <w:rubyAlign w:val="distributeSpace"/>
-                                          <w:hps w:val="12"/>
-                                          <w:hpsRaise w:val="20"/>
-                                          <w:hpsBaseText w:val="20"/>
+                                          <w:hps w:val="8"/>
+                                          <w:hpsRaise w:val="16"/>
+                                          <w:hpsBaseText w:val="28"/>
                                           <w:lid w:val="ja-JP"/>
                                         </w:rubyPr>
                                         <w:rt>
@@ -10453,8 +10437,8 @@
                                             <w:rPr>
                                               <w:rFonts w:ascii="UD デジタル教科書体 N" w:eastAsia="UD デジタル教科書体 N" w:hAnsi="UD デジタル教科書体 N" w:cs="UD デジタル教科書体 N"/>
                                               <w:color w:val="EE0000"/>
-                                              <w:sz w:val="12"/>
-                                              <w:szCs w:val="12"/>
+                                              <w:sz w:val="8"/>
+                                              <w:szCs w:val="8"/>
                                               <w:lang w:eastAsia="ja-JP"/>
                                             </w:rPr>
                                             <w:t>ま</w:t>
@@ -10493,9 +10477,9 @@
                                       <w:ruby>
                                         <w:rubyPr>
                                           <w:rubyAlign w:val="distributeLetter"/>
-                                          <w:hps w:val="12"/>
-                                          <w:hpsRaise w:val="20"/>
-                                          <w:hpsBaseText w:val="20"/>
+                                          <w:hps w:val="8"/>
+                                          <w:hpsRaise w:val="16"/>
+                                          <w:hpsBaseText w:val="28"/>
                                           <w:lid w:val="ja-JP"/>
                                         </w:rubyPr>
                                         <w:rt>
@@ -10503,8 +10487,8 @@
                                             <w:rPr>
                                               <w:rFonts w:ascii="UD デジタル教科書体 N" w:eastAsia="UD デジタル教科書体 N" w:hAnsi="UD デジタル教科書体 N" w:cs="UD デジタル教科書体 N"/>
                                               <w:color w:val="EE0000"/>
-                                              <w:sz w:val="12"/>
-                                              <w:szCs w:val="12"/>
+                                              <w:sz w:val="8"/>
+                                              <w:szCs w:val="8"/>
                                               <w:lang w:eastAsia="ja-JP"/>
                                             </w:rPr>
                                             <w:t>くわい</w:t>
@@ -10543,9 +10527,9 @@
                                       <w:ruby>
                                         <w:rubyPr>
                                           <w:rubyAlign w:val="distributeLetter"/>
-                                          <w:hps w:val="12"/>
-                                          <w:hpsRaise w:val="20"/>
-                                          <w:hpsBaseText w:val="20"/>
+                                          <w:hps w:val="8"/>
+                                          <w:hpsRaise w:val="16"/>
+                                          <w:hpsBaseText w:val="28"/>
                                           <w:lid w:val="ja-JP"/>
                                         </w:rubyPr>
                                         <w:rt>
@@ -10553,8 +10537,8 @@
                                             <w:rPr>
                                               <w:rFonts w:ascii="UD デジタル教科書体 N" w:eastAsia="UD デジタル教科書体 N" w:hAnsi="UD デジタル教科書体 N" w:cs="UD デジタル教科書体 N"/>
                                               <w:color w:val="EE0000"/>
-                                              <w:sz w:val="12"/>
-                                              <w:szCs w:val="12"/>
+                                              <w:sz w:val="8"/>
+                                              <w:szCs w:val="8"/>
                                               <w:lang w:eastAsia="ja-JP"/>
                                             </w:rPr>
                                             <w:t>はじ</w:t>
@@ -10747,18 +10731,18 @@
                                       <w:ruby>
                                         <w:rubyPr>
                                           <w:rubyAlign w:val="distributeLetter"/>
-                                          <w:hps w:val="12"/>
-                                          <w:hpsRaise w:val="20"/>
-                                          <w:hpsBaseText w:val="20"/>
-                                          <w:lid w:val="ja-JP"/>
+                                          <w:hps w:val="8"/>
+                                          <w:hpsRaise w:val="16"/>
+                                          <w:hpsBaseText w:val="28"/>
+                                          <w:lid w:val="en-US"/>
                                         </w:rubyPr>
                                         <w:rt>
                                           <w:r>
                                             <w:rPr>
                                               <w:rFonts w:ascii="UD デジタル教科書体 N" w:eastAsia="UD デジタル教科書体 N" w:hAnsi="UD デジタル教科書体 N" w:cs="UD デジタル教科書体 N"/>
                                               <w:color w:val="EE0000"/>
-                                              <w:sz w:val="12"/>
-                                              <w:szCs w:val="12"/>
+                                              <w:sz w:val="8"/>
+                                              <w:szCs w:val="8"/>
                                             </w:rPr>
                                             <w:t>きねん</w:t>
                                           </w:r>
@@ -10793,18 +10777,18 @@
                                       <w:ruby>
                                         <w:rubyPr>
                                           <w:rubyAlign w:val="distributeLetter"/>
-                                          <w:hps w:val="12"/>
-                                          <w:hpsRaise w:val="20"/>
-                                          <w:hpsBaseText w:val="20"/>
-                                          <w:lid w:val="ja-JP"/>
+                                          <w:hps w:val="8"/>
+                                          <w:hpsRaise w:val="16"/>
+                                          <w:hpsBaseText w:val="28"/>
+                                          <w:lid w:val="en-US"/>
                                         </w:rubyPr>
                                         <w:rt>
                                           <w:r>
                                             <w:rPr>
                                               <w:rFonts w:ascii="UD デジタル教科書体 N" w:eastAsia="UD デジタル教科書体 N" w:hAnsi="UD デジタル教科書体 N" w:cs="UD デジタル教科書体 N"/>
                                               <w:color w:val="EE0000"/>
-                                              <w:sz w:val="12"/>
-                                              <w:szCs w:val="12"/>
+                                              <w:sz w:val="8"/>
+                                              <w:szCs w:val="8"/>
                                             </w:rPr>
                                             <w:t>せんり</w:t>
                                           </w:r>
@@ -10839,18 +10823,18 @@
                                       <w:ruby>
                                         <w:rubyPr>
                                           <w:rubyAlign w:val="distributeLetter"/>
-                                          <w:hps w:val="12"/>
-                                          <w:hpsRaise w:val="20"/>
-                                          <w:hpsBaseText w:val="20"/>
-                                          <w:lid w:val="ja-JP"/>
+                                          <w:hps w:val="8"/>
+                                          <w:hpsRaise w:val="16"/>
+                                          <w:hpsBaseText w:val="28"/>
+                                          <w:lid w:val="en-US"/>
                                         </w:rubyPr>
                                         <w:rt>
                                           <w:r>
                                             <w:rPr>
                                               <w:rFonts w:ascii="UD デジタル教科書体 N" w:eastAsia="UD デジタル教科書体 N" w:hAnsi="UD デジタル教科書体 N" w:cs="UD デジタル教科書体 N"/>
                                               <w:color w:val="EE0000"/>
-                                              <w:sz w:val="12"/>
-                                              <w:szCs w:val="12"/>
+                                              <w:sz w:val="8"/>
+                                              <w:szCs w:val="8"/>
                                             </w:rPr>
                                             <w:t>うま</w:t>
                                           </w:r>
@@ -10876,18 +10860,18 @@
                                       <w:ruby>
                                         <w:rubyPr>
                                           <w:rubyAlign w:val="distributeLetter"/>
-                                          <w:hps w:val="12"/>
-                                          <w:hpsRaise w:val="20"/>
-                                          <w:hpsBaseText w:val="20"/>
-                                          <w:lid w:val="ja-JP"/>
+                                          <w:hps w:val="8"/>
+                                          <w:hpsRaise w:val="16"/>
+                                          <w:hpsBaseText w:val="28"/>
+                                          <w:lid w:val="en-US"/>
                                         </w:rubyPr>
                                         <w:rt>
                                           <w:r>
                                             <w:rPr>
                                               <w:rFonts w:ascii="UD デジタル教科書体 N" w:eastAsia="UD デジタル教科書体 N" w:hAnsi="UD デジタル教科書体 N" w:cs="UD デジタル教科書体 N"/>
                                               <w:color w:val="EE0000"/>
-                                              <w:sz w:val="12"/>
-                                              <w:szCs w:val="12"/>
+                                              <w:sz w:val="8"/>
+                                              <w:szCs w:val="8"/>
                                             </w:rPr>
                                             <w:t>いた</w:t>
                                           </w:r>
@@ -10922,18 +10906,18 @@
                                       <w:ruby>
                                         <w:rubyPr>
                                           <w:rubyAlign w:val="distributeLetter"/>
-                                          <w:hps w:val="12"/>
-                                          <w:hpsRaise w:val="20"/>
-                                          <w:hpsBaseText w:val="20"/>
-                                          <w:lid w:val="ja-JP"/>
+                                          <w:hps w:val="8"/>
+                                          <w:hpsRaise w:val="16"/>
+                                          <w:hpsBaseText w:val="28"/>
+                                          <w:lid w:val="en-US"/>
                                         </w:rubyPr>
                                         <w:rt>
                                           <w:r>
                                             <w:rPr>
                                               <w:rFonts w:ascii="UD デジタル教科書体 N" w:eastAsia="UD デジタル教科書体 N" w:hAnsi="UD デジタル教科書体 N" w:cs="UD デジタル教科書体 N"/>
                                               <w:color w:val="EE0000"/>
-                                              <w:sz w:val="12"/>
-                                              <w:szCs w:val="12"/>
+                                              <w:sz w:val="8"/>
+                                              <w:szCs w:val="8"/>
                                             </w:rPr>
                                             <w:t>もの</w:t>
                                           </w:r>
@@ -10959,18 +10943,18 @@
                                       <w:ruby>
                                         <w:rubyPr>
                                           <w:rubyAlign w:val="distributeLetter"/>
-                                          <w:hps w:val="12"/>
-                                          <w:hpsRaise w:val="20"/>
-                                          <w:hpsBaseText w:val="20"/>
-                                          <w:lid w:val="ja-JP"/>
+                                          <w:hps w:val="8"/>
+                                          <w:hpsRaise w:val="16"/>
+                                          <w:hpsBaseText w:val="28"/>
+                                          <w:lid w:val="en-US"/>
                                         </w:rubyPr>
                                         <w:rt>
                                           <w:r>
                                             <w:rPr>
                                               <w:rFonts w:ascii="UD デジタル教科書体 N" w:eastAsia="UD デジタル教科書体 N" w:hAnsi="UD デジタル教科書体 N" w:cs="UD デジタル教科書体 N"/>
                                               <w:color w:val="EE0000"/>
-                                              <w:sz w:val="12"/>
-                                              <w:szCs w:val="12"/>
+                                              <w:sz w:val="8"/>
+                                              <w:szCs w:val="8"/>
                                             </w:rPr>
                                             <w:t>さん</w:t>
                                           </w:r>
@@ -11157,18 +11141,18 @@
                                       <w:ruby>
                                         <w:rubyPr>
                                           <w:rubyAlign w:val="distributeLetter"/>
-                                          <w:hps w:val="12"/>
-                                          <w:hpsRaise w:val="20"/>
-                                          <w:hpsBaseText w:val="20"/>
-                                          <w:lid w:val="ja-JP"/>
+                                          <w:hps w:val="8"/>
+                                          <w:hpsRaise w:val="16"/>
+                                          <w:hpsBaseText w:val="28"/>
+                                          <w:lid w:val="en-US"/>
                                         </w:rubyPr>
                                         <w:rt>
                                           <w:r>
                                             <w:rPr>
                                               <w:rFonts w:ascii="UD デジタル教科書体 N" w:eastAsia="UD デジタル教科書体 N" w:hAnsi="UD デジタル教科書体 N" w:cs="UD デジタル教科書体 N"/>
                                               <w:color w:val="EE0000"/>
-                                              <w:sz w:val="12"/>
-                                              <w:szCs w:val="12"/>
+                                              <w:sz w:val="8"/>
+                                              <w:szCs w:val="8"/>
                                             </w:rPr>
                                             <w:t>うま</w:t>
                                           </w:r>
@@ -11194,18 +11178,18 @@
                                       <w:ruby>
                                         <w:rubyPr>
                                           <w:rubyAlign w:val="distributeLetter"/>
-                                          <w:hps w:val="12"/>
-                                          <w:hpsRaise w:val="20"/>
-                                          <w:hpsBaseText w:val="20"/>
-                                          <w:lid w:val="ja-JP"/>
+                                          <w:hps w:val="8"/>
+                                          <w:hpsRaise w:val="16"/>
+                                          <w:hpsBaseText w:val="28"/>
+                                          <w:lid w:val="en-US"/>
                                         </w:rubyPr>
                                         <w:rt>
                                           <w:r>
                                             <w:rPr>
                                               <w:rFonts w:ascii="UD デジタル教科書体 N" w:eastAsia="UD デジタル教科書体 N" w:hAnsi="UD デジタル教科書体 N" w:cs="UD デジタル教科書体 N"/>
                                               <w:color w:val="EE0000"/>
-                                              <w:sz w:val="12"/>
-                                              <w:szCs w:val="12"/>
+                                              <w:sz w:val="8"/>
+                                              <w:szCs w:val="8"/>
                                             </w:rPr>
                                             <w:t>いま</w:t>
                                           </w:r>
@@ -11240,18 +11224,18 @@
                                       <w:ruby>
                                         <w:rubyPr>
                                           <w:rubyAlign w:val="distributeLetter"/>
-                                          <w:hps w:val="12"/>
-                                          <w:hpsRaise w:val="20"/>
-                                          <w:hpsBaseText w:val="20"/>
-                                          <w:lid w:val="ja-JP"/>
+                                          <w:hps w:val="8"/>
+                                          <w:hpsRaise w:val="16"/>
+                                          <w:hpsBaseText w:val="28"/>
+                                          <w:lid w:val="en-US"/>
                                         </w:rubyPr>
                                         <w:rt>
                                           <w:r>
                                             <w:rPr>
                                               <w:rFonts w:ascii="UD デジタル教科書体 N" w:eastAsia="UD デジタル教科書体 N" w:hAnsi="UD デジタル教科書体 N" w:cs="UD デジタル教科書体 N"/>
                                               <w:color w:val="EE0000"/>
-                                              <w:sz w:val="12"/>
-                                              <w:szCs w:val="12"/>
+                                              <w:sz w:val="8"/>
+                                              <w:szCs w:val="8"/>
                                             </w:rPr>
                                             <w:t>いた</w:t>
                                           </w:r>
@@ -11440,9 +11424,9 @@
                                       <w:ruby>
                                         <w:rubyPr>
                                           <w:rubyAlign w:val="distributeLetter"/>
-                                          <w:hps w:val="12"/>
-                                          <w:hpsRaise w:val="20"/>
-                                          <w:hpsBaseText w:val="20"/>
+                                          <w:hps w:val="8"/>
+                                          <w:hpsRaise w:val="16"/>
+                                          <w:hpsBaseText w:val="28"/>
                                           <w:lid w:val="ja-JP"/>
                                         </w:rubyPr>
                                         <w:rt>
@@ -11450,8 +11434,8 @@
                                             <w:rPr>
                                               <w:rFonts w:ascii="UD デジタル教科書体 N" w:eastAsia="UD デジタル教科書体 N" w:hAnsi="UD デジタル教科書体 N" w:cs="UD デジタル教科書体 N"/>
                                               <w:color w:val="EE0000"/>
-                                              <w:sz w:val="12"/>
-                                              <w:szCs w:val="12"/>
+                                              <w:sz w:val="8"/>
+                                              <w:szCs w:val="8"/>
                                               <w:lang w:eastAsia="ja-JP"/>
                                             </w:rPr>
                                             <w:t>けんじん</w:t>
@@ -11480,9 +11464,9 @@
                                       <w:ruby>
                                         <w:rubyPr>
                                           <w:rubyAlign w:val="distributeSpace"/>
-                                          <w:hps w:val="12"/>
-                                          <w:hpsRaise w:val="20"/>
-                                          <w:hpsBaseText w:val="20"/>
+                                          <w:hps w:val="8"/>
+                                          <w:hpsRaise w:val="16"/>
+                                          <w:hpsBaseText w:val="28"/>
                                           <w:lid w:val="ja-JP"/>
                                         </w:rubyPr>
                                         <w:rt>
@@ -11490,8 +11474,8 @@
                                             <w:rPr>
                                               <w:rFonts w:ascii="UD デジタル教科書体 N" w:eastAsia="UD デジタル教科書体 N" w:hAnsi="UD デジタル教科書体 N" w:cs="UD デジタル教科書体 N"/>
                                               <w:color w:val="EE0000"/>
-                                              <w:sz w:val="12"/>
-                                              <w:szCs w:val="12"/>
+                                              <w:sz w:val="8"/>
+                                              <w:szCs w:val="8"/>
                                               <w:lang w:eastAsia="ja-JP"/>
                                             </w:rPr>
                                             <w:t>い</w:t>
@@ -11530,9 +11514,9 @@
                                       <w:ruby>
                                         <w:rubyPr>
                                           <w:rubyAlign w:val="distributeSpace"/>
-                                          <w:hps w:val="12"/>
-                                          <w:hpsRaise w:val="20"/>
-                                          <w:hpsBaseText w:val="20"/>
+                                          <w:hps w:val="8"/>
+                                          <w:hpsRaise w:val="16"/>
+                                          <w:hpsBaseText w:val="28"/>
                                           <w:lid w:val="ja-JP"/>
                                         </w:rubyPr>
                                         <w:rt>
@@ -11540,8 +11524,8 @@
                                             <w:rPr>
                                               <w:rFonts w:ascii="UD デジタル教科書体 N" w:eastAsia="UD デジタル教科書体 N" w:hAnsi="UD デジタル教科書体 N" w:cs="UD デジタル教科書体 N"/>
                                               <w:color w:val="EE0000"/>
-                                              <w:sz w:val="12"/>
-                                              <w:szCs w:val="12"/>
+                                              <w:sz w:val="8"/>
+                                              <w:szCs w:val="8"/>
                                               <w:lang w:eastAsia="ja-JP"/>
                                             </w:rPr>
                                             <w:t>しば</w:t>
@@ -11580,9 +11564,9 @@
                                       <w:ruby>
                                         <w:rubyPr>
                                           <w:rubyAlign w:val="distributeSpace"/>
-                                          <w:hps w:val="12"/>
-                                          <w:hpsRaise w:val="20"/>
-                                          <w:hpsBaseText w:val="20"/>
+                                          <w:hps w:val="8"/>
+                                          <w:hpsRaise w:val="16"/>
+                                          <w:hpsBaseText w:val="28"/>
                                           <w:lid w:val="ja-JP"/>
                                         </w:rubyPr>
                                         <w:rt>
@@ -11590,8 +11574,8 @@
                                             <w:rPr>
                                               <w:rFonts w:ascii="UD デジタル教科書体 N" w:eastAsia="UD デジタル教科書体 N" w:hAnsi="UD デジタル教科書体 N" w:cs="UD デジタル教科書体 N"/>
                                               <w:color w:val="EE0000"/>
-                                              <w:sz w:val="12"/>
-                                              <w:szCs w:val="12"/>
+                                              <w:sz w:val="8"/>
+                                              <w:szCs w:val="8"/>
                                               <w:lang w:eastAsia="ja-JP"/>
                                             </w:rPr>
                                             <w:t>か</w:t>
@@ -11630,9 +11614,9 @@
                                       <w:ruby>
                                         <w:rubyPr>
                                           <w:rubyAlign w:val="distributeLetter"/>
-                                          <w:hps w:val="12"/>
-                                          <w:hpsRaise w:val="20"/>
-                                          <w:hpsBaseText w:val="20"/>
+                                          <w:hps w:val="8"/>
+                                          <w:hpsRaise w:val="16"/>
+                                          <w:hpsBaseText w:val="28"/>
                                           <w:lid w:val="ja-JP"/>
                                         </w:rubyPr>
                                         <w:rt>
@@ -11640,8 +11624,8 @@
                                             <w:rPr>
                                               <w:rFonts w:ascii="UD デジタル教科書体 N" w:eastAsia="UD デジタル教科書体 N" w:hAnsi="UD デジタル教科書体 N" w:cs="UD デジタル教科書体 N"/>
                                               <w:color w:val="EE0000"/>
-                                              <w:sz w:val="12"/>
-                                              <w:szCs w:val="12"/>
+                                              <w:sz w:val="8"/>
+                                              <w:szCs w:val="8"/>
                                               <w:lang w:eastAsia="ja-JP"/>
                                             </w:rPr>
                                             <w:t>これ</w:t>
@@ -11680,9 +11664,9 @@
                                       <w:ruby>
                                         <w:rubyPr>
                                           <w:rubyAlign w:val="distributeSpace"/>
-                                          <w:hps w:val="12"/>
-                                          <w:hpsRaise w:val="20"/>
-                                          <w:hpsBaseText w:val="20"/>
+                                          <w:hps w:val="8"/>
+                                          <w:hpsRaise w:val="16"/>
+                                          <w:hpsBaseText w:val="28"/>
                                           <w:lid w:val="ja-JP"/>
                                         </w:rubyPr>
                                         <w:rt>
@@ -11690,8 +11674,8 @@
                                             <w:rPr>
                                               <w:rFonts w:ascii="UD デジタル教科書体 N" w:eastAsia="UD デジタル教科書体 N" w:hAnsi="UD デジタル教科書体 N" w:cs="UD デジタル教科書体 N"/>
                                               <w:color w:val="EE0000"/>
-                                              <w:sz w:val="12"/>
-                                              <w:szCs w:val="12"/>
+                                              <w:sz w:val="8"/>
+                                              <w:szCs w:val="8"/>
                                               <w:lang w:eastAsia="ja-JP"/>
                                             </w:rPr>
                                             <w:t>か</w:t>
@@ -11730,9 +11714,9 @@
                                       <w:ruby>
                                         <w:rubyPr>
                                           <w:rubyAlign w:val="distributeLetter"/>
-                                          <w:hps w:val="12"/>
-                                          <w:hpsRaise w:val="20"/>
-                                          <w:hpsBaseText w:val="20"/>
+                                          <w:hps w:val="8"/>
+                                          <w:hpsRaise w:val="16"/>
+                                          <w:hpsBaseText w:val="28"/>
                                           <w:lid w:val="ja-JP"/>
                                         </w:rubyPr>
                                         <w:rt>
@@ -11740,8 +11724,8 @@
                                             <w:rPr>
                                               <w:rFonts w:ascii="UD デジタル教科書体 N" w:eastAsia="UD デジタル教科書体 N" w:hAnsi="UD デジタル教科書体 N" w:cs="UD デジタル教科書体 N"/>
                                               <w:color w:val="EE0000"/>
-                                              <w:sz w:val="12"/>
-                                              <w:szCs w:val="12"/>
+                                              <w:sz w:val="8"/>
+                                              <w:szCs w:val="8"/>
                                               <w:lang w:eastAsia="ja-JP"/>
                                             </w:rPr>
                                             <w:t>いは</w:t>
@@ -11780,9 +11764,9 @@
                                       <w:ruby>
                                         <w:rubyPr>
                                           <w:rubyAlign w:val="distributeSpace"/>
-                                          <w:hps w:val="12"/>
-                                          <w:hpsRaise w:val="20"/>
-                                          <w:hpsBaseText w:val="20"/>
+                                          <w:hps w:val="8"/>
+                                          <w:hpsRaise w:val="16"/>
+                                          <w:hpsBaseText w:val="28"/>
                                           <w:lid w:val="ja-JP"/>
                                         </w:rubyPr>
                                         <w:rt>
@@ -11790,8 +11774,8 @@
                                             <w:rPr>
                                               <w:rFonts w:ascii="UD デジタル教科書体 N" w:eastAsia="UD デジタル教科書体 N" w:hAnsi="UD デジタル教科書体 N" w:cs="UD デジタル教科書体 N"/>
                                               <w:color w:val="EE0000"/>
-                                              <w:sz w:val="12"/>
-                                              <w:szCs w:val="12"/>
+                                              <w:sz w:val="8"/>
+                                              <w:szCs w:val="8"/>
                                               <w:lang w:eastAsia="ja-JP"/>
                                             </w:rPr>
                                             <w:t>い</w:t>
@@ -11830,9 +11814,9 @@
                                       <w:ruby>
                                         <w:rubyPr>
                                           <w:rubyAlign w:val="distributeLetter"/>
-                                          <w:hps w:val="12"/>
-                                          <w:hpsRaise w:val="20"/>
-                                          <w:hpsBaseText w:val="20"/>
+                                          <w:hps w:val="8"/>
+                                          <w:hpsRaise w:val="16"/>
+                                          <w:hpsBaseText w:val="28"/>
                                           <w:lid w:val="ja-JP"/>
                                         </w:rubyPr>
                                         <w:rt>
@@ -11840,8 +11824,8 @@
                                             <w:rPr>
                                               <w:rFonts w:ascii="UD デジタル教科書体 N" w:eastAsia="UD デジタル教科書体 N" w:hAnsi="UD デジタル教科書体 N" w:cs="UD デジタル教科書体 N"/>
                                               <w:color w:val="EE0000"/>
-                                              <w:sz w:val="12"/>
-                                              <w:szCs w:val="12"/>
+                                              <w:sz w:val="8"/>
+                                              <w:szCs w:val="8"/>
                                               <w:lang w:eastAsia="ja-JP"/>
                                             </w:rPr>
                                             <w:t>もの</w:t>
@@ -12034,18 +12018,18 @@
                                       <w:ruby>
                                         <w:rubyPr>
                                           <w:rubyAlign w:val="distributeSpace"/>
-                                          <w:hps w:val="12"/>
-                                          <w:hpsRaise w:val="20"/>
-                                          <w:hpsBaseText w:val="20"/>
-                                          <w:lid w:val="ja-JP"/>
+                                          <w:hps w:val="8"/>
+                                          <w:hpsRaise w:val="16"/>
+                                          <w:hpsBaseText w:val="28"/>
+                                          <w:lid w:val="en-US"/>
                                         </w:rubyPr>
                                         <w:rt>
                                           <w:r>
                                             <w:rPr>
                                               <w:rFonts w:ascii="UD デジタル教科書体 N" w:eastAsia="UD デジタル教科書体 N" w:hAnsi="UD デジタル教科書体 N" w:cs="UD デジタル教科書体 N"/>
                                               <w:color w:val="EE0000"/>
-                                              <w:sz w:val="12"/>
-                                              <w:szCs w:val="12"/>
+                                              <w:sz w:val="8"/>
+                                              <w:szCs w:val="8"/>
                                             </w:rPr>
                                             <w:t>しば</w:t>
                                           </w:r>
@@ -12080,18 +12064,18 @@
                                       <w:ruby>
                                         <w:rubyPr>
                                           <w:rubyAlign w:val="distributeLetter"/>
-                                          <w:hps w:val="12"/>
-                                          <w:hpsRaise w:val="20"/>
-                                          <w:hpsBaseText w:val="20"/>
-                                          <w:lid w:val="ja-JP"/>
+                                          <w:hps w:val="8"/>
+                                          <w:hpsRaise w:val="16"/>
+                                          <w:hpsBaseText w:val="28"/>
+                                          <w:lid w:val="en-US"/>
                                         </w:rubyPr>
                                         <w:rt>
                                           <w:r>
                                             <w:rPr>
                                               <w:rFonts w:ascii="UD デジタル教科書体 N" w:eastAsia="UD デジタル教科書体 N" w:hAnsi="UD デジタル教科書体 N" w:cs="UD デジタル教科書体 N"/>
                                               <w:color w:val="EE0000"/>
-                                              <w:sz w:val="12"/>
-                                              <w:szCs w:val="12"/>
+                                              <w:sz w:val="8"/>
+                                              <w:szCs w:val="8"/>
                                             </w:rPr>
                                             <w:t>ほね</w:t>
                                           </w:r>
@@ -12126,18 +12110,18 @@
                                       <w:ruby>
                                         <w:rubyPr>
                                           <w:rubyAlign w:val="distributeLetter"/>
-                                          <w:hps w:val="12"/>
-                                          <w:hpsRaise w:val="20"/>
-                                          <w:hpsBaseText w:val="20"/>
-                                          <w:lid w:val="ja-JP"/>
+                                          <w:hps w:val="8"/>
+                                          <w:hpsRaise w:val="16"/>
+                                          <w:hpsBaseText w:val="28"/>
+                                          <w:lid w:val="en-US"/>
                                         </w:rubyPr>
                                         <w:rt>
                                           <w:r>
                                             <w:rPr>
                                               <w:rFonts w:ascii="UD デジタル教科書体 N" w:eastAsia="UD デジタル教科書体 N" w:hAnsi="UD デジタル教科書体 N" w:cs="UD デジタル教科書体 N"/>
                                               <w:color w:val="EE0000"/>
-                                              <w:sz w:val="12"/>
-                                              <w:szCs w:val="12"/>
+                                              <w:sz w:val="8"/>
+                                              <w:szCs w:val="8"/>
                                             </w:rPr>
                                             <w:t>ごひやくきん</w:t>
                                           </w:r>
@@ -12172,18 +12156,18 @@
                                       <w:ruby>
                                         <w:rubyPr>
                                           <w:rubyAlign w:val="distributeSpace"/>
-                                          <w:hps w:val="12"/>
-                                          <w:hpsRaise w:val="20"/>
-                                          <w:hpsBaseText w:val="20"/>
-                                          <w:lid w:val="ja-JP"/>
+                                          <w:hps w:val="8"/>
+                                          <w:hpsRaise w:val="16"/>
+                                          <w:hpsBaseText w:val="28"/>
+                                          <w:lid w:val="en-US"/>
                                         </w:rubyPr>
                                         <w:rt>
                                           <w:r>
                                             <w:rPr>
                                               <w:rFonts w:ascii="UD デジタル教科書体 N" w:eastAsia="UD デジタル教科書体 N" w:hAnsi="UD デジタル教科書体 N" w:cs="UD デジタル教科書体 N"/>
                                               <w:color w:val="EE0000"/>
-                                              <w:sz w:val="12"/>
-                                              <w:szCs w:val="12"/>
+                                              <w:sz w:val="8"/>
+                                              <w:szCs w:val="8"/>
                                             </w:rPr>
                                             <w:t>か</w:t>
                                           </w:r>
@@ -12218,18 +12202,18 @@
                                       <w:ruby>
                                         <w:rubyPr>
                                           <w:rubyAlign w:val="distributeLetter"/>
-                                          <w:hps w:val="12"/>
-                                          <w:hpsRaise w:val="20"/>
-                                          <w:hpsBaseText w:val="20"/>
-                                          <w:lid w:val="ja-JP"/>
+                                          <w:hps w:val="8"/>
+                                          <w:hpsRaise w:val="16"/>
+                                          <w:hpsBaseText w:val="28"/>
+                                          <w:lid w:val="en-US"/>
                                         </w:rubyPr>
                                         <w:rt>
                                           <w:r>
                                             <w:rPr>
                                               <w:rFonts w:ascii="UD デジタル教科書体 N" w:eastAsia="UD デジタル教科書体 N" w:hAnsi="UD デジタル教科書体 N" w:cs="UD デジタル教科書体 N"/>
                                               <w:color w:val="EE0000"/>
-                                              <w:sz w:val="12"/>
-                                              <w:szCs w:val="12"/>
+                                              <w:sz w:val="8"/>
+                                              <w:szCs w:val="8"/>
                                             </w:rPr>
                                             <w:t>かへ</w:t>
                                           </w:r>
@@ -12264,18 +12248,18 @@
                                       <w:ruby>
                                         <w:rubyPr>
                                           <w:rubyAlign w:val="distributeLetter"/>
-                                          <w:hps w:val="12"/>
-                                          <w:hpsRaise w:val="20"/>
-                                          <w:hpsBaseText w:val="20"/>
-                                          <w:lid w:val="ja-JP"/>
+                                          <w:hps w:val="8"/>
+                                          <w:hpsRaise w:val="16"/>
+                                          <w:hpsBaseText w:val="28"/>
+                                          <w:lid w:val="en-US"/>
                                         </w:rubyPr>
                                         <w:rt>
                                           <w:r>
                                             <w:rPr>
                                               <w:rFonts w:ascii="UD デジタル教科書体 N" w:eastAsia="UD デジタル教科書体 N" w:hAnsi="UD デジタル教科書体 N" w:cs="UD デジタル教科書体 N"/>
                                               <w:color w:val="EE0000"/>
-                                              <w:sz w:val="12"/>
-                                              <w:szCs w:val="12"/>
+                                              <w:sz w:val="8"/>
+                                              <w:szCs w:val="8"/>
                                             </w:rPr>
                                             <w:t>きみ</w:t>
                                           </w:r>
@@ -12301,18 +12285,18 @@
                                       <w:ruby>
                                         <w:rubyPr>
                                           <w:rubyAlign w:val="distributeLetter"/>
-                                          <w:hps w:val="12"/>
-                                          <w:hpsRaise w:val="20"/>
-                                          <w:hpsBaseText w:val="20"/>
-                                          <w:lid w:val="ja-JP"/>
+                                          <w:hps w:val="8"/>
+                                          <w:hpsRaise w:val="16"/>
+                                          <w:hpsBaseText w:val="28"/>
+                                          <w:lid w:val="en-US"/>
                                         </w:rubyPr>
                                         <w:rt>
                                           <w:r>
                                             <w:rPr>
                                               <w:rFonts w:ascii="UD デジタル教科書体 N" w:eastAsia="UD デジタル教科書体 N" w:hAnsi="UD デジタル教科書体 N" w:cs="UD デジタル教科書体 N"/>
                                               <w:color w:val="EE0000"/>
-                                              <w:sz w:val="12"/>
-                                              <w:szCs w:val="12"/>
+                                              <w:sz w:val="8"/>
+                                              <w:szCs w:val="8"/>
                                             </w:rPr>
                                             <w:t>いか</w:t>
                                           </w:r>
@@ -12511,12 +12495,24 @@
                                       <w:ruby>
                                         <w:rubyPr>
                                           <w:rubyAlign w:val="distributeLetter"/>
-                                          <w:hps w:val="20"/>
-                                          <w:hpsRaise w:val="20"/>
+                                          <w:hps w:val="8"/>
+                                          <w:hpsRaise w:val="16"/>
                                           <w:hpsBaseText w:val="20"/>
                                           <w:lid w:val="ja-JP"/>
                                         </w:rubyPr>
                                         <w:rt>
+                                          <w:r>
+                                            <w:rPr>
+                                              <w:rFonts w:ascii="UD デジタル教科書体 N" w:eastAsia="UD デジタル教科書体 N" w:hAnsi="UD デジタル教科書体 N" w:cs="UD デジタル教科書体 N"/>
+                                              <w:color w:val="EE0000"/>
+                                              <w:sz w:val="8"/>
+                                              <w:szCs w:val="8"/>
+                                              <w:lang w:eastAsia="ja-JP"/>
+                                            </w:rPr>
+                                            <w:t>いにしへ</w:t>
+                                          </w:r>
+                                        </w:rt>
+                                        <w:rubyBase>
                                           <w:r>
                                             <w:rPr>
                                               <w:rFonts w:ascii="UD デジタル教科書体 N" w:eastAsia="UD デジタル教科書体 N" w:hAnsi="UD デジタル教科書体 N" w:cs="UD デジタル教科書体 N"/>
@@ -12525,7 +12521,45 @@
                                               <w:szCs w:val="20"/>
                                               <w:lang w:eastAsia="ja-JP"/>
                                             </w:rPr>
-                                            <w:t>いにしへ</w:t>
+                                            <w:t>古</w:t>
+                                          </w:r>
+                                        </w:rubyBase>
+                                      </w:ruby>
+                                    </w:r>
+                                    <w:r>
+                                      <w:rPr>
+                                        <w:rFonts w:ascii="UD デジタル教科書体 N" w:eastAsia="UD デジタル教科書体 N" w:hAnsi="UD デジタル教科書体 N" w:cs="UD デジタル教科書体 N"/>
+                                        <w:color w:val="EE0000"/>
+                                        <w:sz w:val="20"/>
+                                        <w:szCs w:val="20"/>
+                                        <w:lang w:eastAsia="ja-JP"/>
+                                      </w:rPr>
+                                      <w:t xml:space="preserve">の</w:t>
+                                    </w:r>
+                                    <w:r>
+                                      <w:rPr>
+                                        <w:sz w:val="20"/>
+                                        <w:szCs w:val="20"/>
+                                        <w:lang w:eastAsia="ja-JP"/>
+                                      </w:rPr>
+                                      <w:ruby>
+                                        <w:rubyPr>
+                                          <w:rubyAlign w:val="distributeLetter"/>
+                                          <w:hps w:val="8"/>
+                                          <w:hpsRaise w:val="16"/>
+                                          <w:hpsBaseText w:val="20"/>
+                                          <w:lid w:val="ja-JP"/>
+                                        </w:rubyPr>
+                                        <w:rt>
+                                          <w:r>
+                                            <w:rPr>
+                                              <w:rFonts w:ascii="UD デジタル教科書体 N" w:eastAsia="UD デジタル教科書体 N" w:hAnsi="UD デジタル教科書体 N" w:cs="UD デジタル教科書体 N"/>
+                                              <w:color w:val="EE0000"/>
+                                              <w:sz w:val="8"/>
+                                              <w:szCs w:val="8"/>
+                                              <w:lang w:eastAsia="ja-JP"/>
+                                            </w:rPr>
+                                            <w:t>きみ</w:t>
                                           </w:r>
                                         </w:rt>
                                         <w:rubyBase>
@@ -12537,7 +12571,7 @@
                                               <w:szCs w:val="20"/>
                                               <w:lang w:eastAsia="ja-JP"/>
                                             </w:rPr>
-                                            <w:t>古</w:t>
+                                            <w:t>君</w:t>
                                           </w:r>
                                         </w:rubyBase>
                                       </w:ruby>
@@ -12550,7 +12584,7 @@
                                         <w:szCs w:val="20"/>
                                         <w:lang w:eastAsia="ja-JP"/>
                                       </w:rPr>
-                                      <w:t xml:space="preserve">の</w:t>
+                                      <w:t xml:space="preserve">に、</w:t>
                                     </w:r>
                                     <w:r>
                                       <w:rPr>
@@ -12561,12 +12595,24 @@
                                       <w:ruby>
                                         <w:rubyPr>
                                           <w:rubyAlign w:val="distributeLetter"/>
-                                          <w:hps w:val="20"/>
-                                          <w:hpsRaise w:val="20"/>
+                                          <w:hps w:val="8"/>
+                                          <w:hpsRaise w:val="16"/>
                                           <w:hpsBaseText w:val="20"/>
                                           <w:lid w:val="ja-JP"/>
                                         </w:rubyPr>
                                         <w:rt>
+                                          <w:r>
+                                            <w:rPr>
+                                              <w:rFonts w:ascii="UD デジタル教科書体 N" w:eastAsia="UD デジタル教科書体 N" w:hAnsi="UD デジタル教科書体 N" w:cs="UD デジタル教科書体 N"/>
+                                              <w:color w:val="EE0000"/>
+                                              <w:sz w:val="8"/>
+                                              <w:szCs w:val="8"/>
+                                              <w:lang w:eastAsia="ja-JP"/>
+                                            </w:rPr>
+                                            <w:t>せんきん</w:t>
+                                          </w:r>
+                                        </w:rt>
+                                        <w:rubyBase>
                                           <w:r>
                                             <w:rPr>
                                               <w:rFonts w:ascii="UD デジタル教科書体 N" w:eastAsia="UD デジタル教科書体 N" w:hAnsi="UD デジタル教科書体 N" w:cs="UD デジタル教科書体 N"/>
@@ -12575,7 +12621,45 @@
                                               <w:szCs w:val="20"/>
                                               <w:lang w:eastAsia="ja-JP"/>
                                             </w:rPr>
-                                            <w:t>きみ</w:t>
+                                            <w:t>千金</w:t>
+                                          </w:r>
+                                        </w:rubyBase>
+                                      </w:ruby>
+                                    </w:r>
+                                    <w:r>
+                                      <w:rPr>
+                                        <w:rFonts w:ascii="UD デジタル教科書体 N" w:eastAsia="UD デジタル教科書体 N" w:hAnsi="UD デジタル教科書体 N" w:cs="UD デジタル教科書体 N"/>
+                                        <w:color w:val="EE0000"/>
+                                        <w:sz w:val="20"/>
+                                        <w:szCs w:val="20"/>
+                                        <w:lang w:eastAsia="ja-JP"/>
+                                      </w:rPr>
+                                      <w:t xml:space="preserve">を</w:t>
+                                    </w:r>
+                                    <w:r>
+                                      <w:rPr>
+                                        <w:sz w:val="20"/>
+                                        <w:szCs w:val="20"/>
+                                        <w:lang w:eastAsia="ja-JP"/>
+                                      </w:rPr>
+                                      <w:ruby>
+                                        <w:rubyPr>
+                                          <w:rubyAlign w:val="distributeLetter"/>
+                                          <w:hps w:val="8"/>
+                                          <w:hpsRaise w:val="16"/>
+                                          <w:hpsBaseText w:val="20"/>
+                                          <w:lid w:val="ja-JP"/>
+                                        </w:rubyPr>
+                                        <w:rt>
+                                          <w:r>
+                                            <w:rPr>
+                                              <w:rFonts w:ascii="UD デジタル教科書体 N" w:eastAsia="UD デジタル教科書体 N" w:hAnsi="UD デジタル教科書体 N" w:cs="UD デジタル教科書体 N"/>
+                                              <w:color w:val="EE0000"/>
+                                              <w:sz w:val="8"/>
+                                              <w:szCs w:val="8"/>
+                                              <w:lang w:eastAsia="ja-JP"/>
+                                            </w:rPr>
+                                            <w:t>もつ</w:t>
                                           </w:r>
                                         </w:rt>
                                         <w:rubyBase>
@@ -12587,7 +12671,7 @@
                                               <w:szCs w:val="20"/>
                                               <w:lang w:eastAsia="ja-JP"/>
                                             </w:rPr>
-                                            <w:t>君</w:t>
+                                            <w:t>以</w:t>
                                           </w:r>
                                         </w:rubyBase>
                                       </w:ruby>
@@ -12600,7 +12684,7 @@
                                         <w:szCs w:val="20"/>
                                         <w:lang w:eastAsia="ja-JP"/>
                                       </w:rPr>
-                                      <w:t xml:space="preserve">に、</w:t>
+                                      <w:t xml:space="preserve">つて</w:t>
                                     </w:r>
                                     <w:r>
                                       <w:rPr>
@@ -12611,12 +12695,24 @@
                                       <w:ruby>
                                         <w:rubyPr>
                                           <w:rubyAlign w:val="distributeLetter"/>
-                                          <w:hps w:val="20"/>
-                                          <w:hpsRaise w:val="20"/>
+                                          <w:hps w:val="8"/>
+                                          <w:hpsRaise w:val="16"/>
                                           <w:hpsBaseText w:val="20"/>
                                           <w:lid w:val="ja-JP"/>
                                         </w:rubyPr>
                                         <w:rt>
+                                          <w:r>
+                                            <w:rPr>
+                                              <w:rFonts w:ascii="UD デジタル教科書体 N" w:eastAsia="UD デジタル教科書体 N" w:hAnsi="UD デジタル教科書体 N" w:cs="UD デジタル教科書体 N"/>
+                                              <w:color w:val="EE0000"/>
+                                              <w:sz w:val="8"/>
+                                              <w:szCs w:val="8"/>
+                                              <w:lang w:eastAsia="ja-JP"/>
+                                            </w:rPr>
+                                            <w:t>けんじん</w:t>
+                                          </w:r>
+                                        </w:rt>
+                                        <w:rubyBase>
                                           <w:r>
                                             <w:rPr>
                                               <w:rFonts w:ascii="UD デジタル教科書体 N" w:eastAsia="UD デジタル教科書体 N" w:hAnsi="UD デジタル教科書体 N" w:cs="UD デジタル教科書体 N"/>
@@ -12625,7 +12721,45 @@
                                               <w:szCs w:val="20"/>
                                               <w:lang w:eastAsia="ja-JP"/>
                                             </w:rPr>
-                                            <w:t>せんきん</w:t>
+                                            <w:t>涓人</w:t>
+                                          </w:r>
+                                        </w:rubyBase>
+                                      </w:ruby>
+                                    </w:r>
+                                    <w:r>
+                                      <w:rPr>
+                                        <w:rFonts w:ascii="UD デジタル教科書体 N" w:eastAsia="UD デジタル教科書体 N" w:hAnsi="UD デジタル教科書体 N" w:cs="UD デジタル教科書体 N"/>
+                                        <w:color w:val="EE0000"/>
+                                        <w:sz w:val="20"/>
+                                        <w:szCs w:val="20"/>
+                                        <w:lang w:eastAsia="ja-JP"/>
+                                      </w:rPr>
+                                      <w:t xml:space="preserve">をして</w:t>
+                                    </w:r>
+                                    <w:r>
+                                      <w:rPr>
+                                        <w:sz w:val="20"/>
+                                        <w:szCs w:val="20"/>
+                                        <w:lang w:eastAsia="ja-JP"/>
+                                      </w:rPr>
+                                      <w:ruby>
+                                        <w:rubyPr>
+                                          <w:rubyAlign w:val="distributeLetter"/>
+                                          <w:hps w:val="8"/>
+                                          <w:hpsRaise w:val="16"/>
+                                          <w:hpsBaseText w:val="20"/>
+                                          <w:lid w:val="ja-JP"/>
+                                        </w:rubyPr>
+                                        <w:rt>
+                                          <w:r>
+                                            <w:rPr>
+                                              <w:rFonts w:ascii="UD デジタル教科書体 N" w:eastAsia="UD デジタル教科書体 N" w:hAnsi="UD デジタル教科書体 N" w:cs="UD デジタル教科書体 N"/>
+                                              <w:color w:val="EE0000"/>
+                                              <w:sz w:val="8"/>
+                                              <w:szCs w:val="8"/>
+                                              <w:lang w:eastAsia="ja-JP"/>
+                                            </w:rPr>
+                                            <w:t>せんり</w:t>
                                           </w:r>
                                         </w:rt>
                                         <w:rubyBase>
@@ -12637,7 +12771,7 @@
                                               <w:szCs w:val="20"/>
                                               <w:lang w:eastAsia="ja-JP"/>
                                             </w:rPr>
-                                            <w:t>千金</w:t>
+                                            <w:t>千里</w:t>
                                           </w:r>
                                         </w:rubyBase>
                                       </w:ruby>
@@ -12650,7 +12784,7 @@
                                         <w:szCs w:val="20"/>
                                         <w:lang w:eastAsia="ja-JP"/>
                                       </w:rPr>
-                                      <w:t xml:space="preserve">を</w:t>
+                                      <w:t xml:space="preserve">の</w:t>
                                     </w:r>
                                     <w:r>
                                       <w:rPr>
@@ -12661,12 +12795,24 @@
                                       <w:ruby>
                                         <w:rubyPr>
                                           <w:rubyAlign w:val="distributeLetter"/>
-                                          <w:hps w:val="20"/>
-                                          <w:hpsRaise w:val="20"/>
+                                          <w:hps w:val="8"/>
+                                          <w:hpsRaise w:val="16"/>
                                           <w:hpsBaseText w:val="20"/>
                                           <w:lid w:val="ja-JP"/>
                                         </w:rubyPr>
                                         <w:rt>
+                                          <w:r>
+                                            <w:rPr>
+                                              <w:rFonts w:ascii="UD デジタル教科書体 N" w:eastAsia="UD デジタル教科書体 N" w:hAnsi="UD デジタル教科書体 N" w:cs="UD デジタル教科書体 N"/>
+                                              <w:color w:val="EE0000"/>
+                                              <w:sz w:val="8"/>
+                                              <w:szCs w:val="8"/>
+                                              <w:lang w:eastAsia="ja-JP"/>
+                                            </w:rPr>
+                                            <w:t>うま</w:t>
+                                          </w:r>
+                                        </w:rt>
+                                        <w:rubyBase>
                                           <w:r>
                                             <w:rPr>
                                               <w:rFonts w:ascii="UD デジタル教科書体 N" w:eastAsia="UD デジタル教科書体 N" w:hAnsi="UD デジタル教科書体 N" w:cs="UD デジタル教科書体 N"/>
@@ -12675,7 +12821,45 @@
                                               <w:szCs w:val="20"/>
                                               <w:lang w:eastAsia="ja-JP"/>
                                             </w:rPr>
-                                            <w:t>もつ</w:t>
+                                            <w:t>馬</w:t>
+                                          </w:r>
+                                        </w:rubyBase>
+                                      </w:ruby>
+                                    </w:r>
+                                    <w:r>
+                                      <w:rPr>
+                                        <w:rFonts w:ascii="UD デジタル教科書体 N" w:eastAsia="UD デジタル教科書体 N" w:hAnsi="UD デジタル教科書体 N" w:cs="UD デジタル教科書体 N"/>
+                                        <w:color w:val="EE0000"/>
+                                        <w:sz w:val="20"/>
+                                        <w:szCs w:val="20"/>
+                                        <w:lang w:eastAsia="ja-JP"/>
+                                      </w:rPr>
+                                      <w:t xml:space="preserve">を</w:t>
+                                    </w:r>
+                                    <w:r>
+                                      <w:rPr>
+                                        <w:sz w:val="20"/>
+                                        <w:szCs w:val="20"/>
+                                        <w:lang w:eastAsia="ja-JP"/>
+                                      </w:rPr>
+                                      <w:ruby>
+                                        <w:rubyPr>
+                                          <w:rubyAlign w:val="distributeLetter"/>
+                                          <w:hps w:val="8"/>
+                                          <w:hpsRaise w:val="16"/>
+                                          <w:hpsBaseText w:val="20"/>
+                                          <w:lid w:val="ja-JP"/>
+                                        </w:rubyPr>
+                                        <w:rt>
+                                          <w:r>
+                                            <w:rPr>
+                                              <w:rFonts w:ascii="UD デジタル教科書体 N" w:eastAsia="UD デジタル教科書体 N" w:hAnsi="UD デジタル教科書体 N" w:cs="UD デジタル教科書体 N"/>
+                                              <w:color w:val="EE0000"/>
+                                              <w:sz w:val="8"/>
+                                              <w:szCs w:val="8"/>
+                                              <w:lang w:eastAsia="ja-JP"/>
+                                            </w:rPr>
+                                            <w:t>もと</w:t>
                                           </w:r>
                                         </w:rt>
                                         <w:rubyBase>
@@ -12687,7 +12871,7 @@
                                               <w:szCs w:val="20"/>
                                               <w:lang w:eastAsia="ja-JP"/>
                                             </w:rPr>
-                                            <w:t>以</w:t>
+                                            <w:t>求</w:t>
                                           </w:r>
                                         </w:rubyBase>
                                       </w:ruby>
@@ -12700,7 +12884,7 @@
                                         <w:szCs w:val="20"/>
                                         <w:lang w:eastAsia="ja-JP"/>
                                       </w:rPr>
-                                      <w:t xml:space="preserve">つて</w:t>
+                                      <w:t xml:space="preserve">めしむる</w:t>
                                     </w:r>
                                     <w:r>
                                       <w:rPr>
@@ -12711,12 +12895,24 @@
                                       <w:ruby>
                                         <w:rubyPr>
                                           <w:rubyAlign w:val="distributeLetter"/>
-                                          <w:hps w:val="20"/>
-                                          <w:hpsRaise w:val="20"/>
+                                          <w:hps w:val="8"/>
+                                          <w:hpsRaise w:val="16"/>
                                           <w:hpsBaseText w:val="20"/>
                                           <w:lid w:val="ja-JP"/>
                                         </w:rubyPr>
                                         <w:rt>
+                                          <w:r>
+                                            <w:rPr>
+                                              <w:rFonts w:ascii="UD デジタル教科書体 N" w:eastAsia="UD デジタル教科書体 N" w:hAnsi="UD デジタル教科書体 N" w:cs="UD デジタル教科書体 N"/>
+                                              <w:color w:val="EE0000"/>
+                                              <w:sz w:val="8"/>
+                                              <w:szCs w:val="8"/>
+                                              <w:lang w:eastAsia="ja-JP"/>
+                                            </w:rPr>
+                                            <w:t>もの</w:t>
+                                          </w:r>
+                                        </w:rt>
+                                        <w:rubyBase>
                                           <w:r>
                                             <w:rPr>
                                               <w:rFonts w:ascii="UD デジタル教科書体 N" w:eastAsia="UD デジタル教科書体 N" w:hAnsi="UD デジタル教科書体 N" w:cs="UD デジタル教科書体 N"/>
@@ -12725,44 +12921,22 @@
                                               <w:szCs w:val="20"/>
                                               <w:lang w:eastAsia="ja-JP"/>
                                             </w:rPr>
-                                            <w:t>けんじん</w:t>
-                                          </w:r>
-                                        </w:rt>
-                                        <w:rubyBase>
-                                          <w:r>
-                                            <w:rPr>
-                                              <w:rFonts w:ascii="UD デジタル教科書体 N" w:eastAsia="UD デジタル教科書体 N" w:hAnsi="UD デジタル教科書体 N" w:cs="UD デジタル教科書体 N"/>
-                                              <w:color w:val="EE0000"/>
-                                              <w:sz w:val="20"/>
-                                              <w:szCs w:val="20"/>
-                                              <w:lang w:eastAsia="ja-JP"/>
-                                            </w:rPr>
-                                            <w:t>涓人</w:t>
+                                            <w:t>者</w:t>
                                           </w:r>
                                         </w:rubyBase>
                                       </w:ruby>
                                     </w:r>
                                     <w:r>
                                       <w:rPr>
-                                        <w:rFonts w:ascii="UD デジタル教科書体 N" w:eastAsia="UD デジタル教科書体 N" w:hAnsi="UD デジタル教科書体 N" w:cs="UD デジタル教科書体 N"/>
-                                        <w:color w:val="EE0000"/>
                                         <w:sz w:val="20"/>
                                         <w:szCs w:val="20"/>
                                         <w:lang w:eastAsia="ja-JP"/>
                                       </w:rPr>
-                                      <w:t xml:space="preserve">をして</w:t>
-                                    </w:r>
-                                    <w:r>
-                                      <w:rPr>
-                                        <w:sz w:val="20"/>
-                                        <w:szCs w:val="20"/>
-                                        <w:lang w:eastAsia="ja-JP"/>
-                                      </w:rPr>
                                       <w:ruby>
                                         <w:rubyPr>
-                                          <w:rubyAlign w:val="distributeLetter"/>
-                                          <w:hps w:val="20"/>
-                                          <w:hpsRaise w:val="20"/>
+                                          <w:rubyAlign w:val="distributeSpace"/>
+                                          <w:hps w:val="8"/>
+                                          <w:hpsRaise w:val="16"/>
                                           <w:hpsBaseText w:val="20"/>
                                           <w:lid w:val="ja-JP"/>
                                         </w:rubyPr>
@@ -12771,198 +12945,8 @@
                                             <w:rPr>
                                               <w:rFonts w:ascii="UD デジタル教科書体 N" w:eastAsia="UD デジタル教科書体 N" w:hAnsi="UD デジタル教科書体 N" w:cs="UD デジタル教科書体 N"/>
                                               <w:color w:val="EE0000"/>
-                                              <w:sz w:val="20"/>
-                                              <w:szCs w:val="20"/>
-                                              <w:lang w:eastAsia="ja-JP"/>
-                                            </w:rPr>
-                                            <w:t>せんり</w:t>
-                                          </w:r>
-                                        </w:rt>
-                                        <w:rubyBase>
-                                          <w:r>
-                                            <w:rPr>
-                                              <w:rFonts w:ascii="UD デジタル教科書体 N" w:eastAsia="UD デジタル教科書体 N" w:hAnsi="UD デジタル教科書体 N" w:cs="UD デジタル教科書体 N"/>
-                                              <w:color w:val="EE0000"/>
-                                              <w:sz w:val="20"/>
-                                              <w:szCs w:val="20"/>
-                                              <w:lang w:eastAsia="ja-JP"/>
-                                            </w:rPr>
-                                            <w:t>千里</w:t>
-                                          </w:r>
-                                        </w:rubyBase>
-                                      </w:ruby>
-                                    </w:r>
-                                    <w:r>
-                                      <w:rPr>
-                                        <w:rFonts w:ascii="UD デジタル教科書体 N" w:eastAsia="UD デジタル教科書体 N" w:hAnsi="UD デジタル教科書体 N" w:cs="UD デジタル教科書体 N"/>
-                                        <w:color w:val="EE0000"/>
-                                        <w:sz w:val="20"/>
-                                        <w:szCs w:val="20"/>
-                                        <w:lang w:eastAsia="ja-JP"/>
-                                      </w:rPr>
-                                      <w:t xml:space="preserve">の</w:t>
-                                    </w:r>
-                                    <w:r>
-                                      <w:rPr>
-                                        <w:sz w:val="20"/>
-                                        <w:szCs w:val="20"/>
-                                        <w:lang w:eastAsia="ja-JP"/>
-                                      </w:rPr>
-                                      <w:ruby>
-                                        <w:rubyPr>
-                                          <w:rubyAlign w:val="distributeLetter"/>
-                                          <w:hps w:val="20"/>
-                                          <w:hpsRaise w:val="20"/>
-                                          <w:hpsBaseText w:val="20"/>
-                                          <w:lid w:val="ja-JP"/>
-                                        </w:rubyPr>
-                                        <w:rt>
-                                          <w:r>
-                                            <w:rPr>
-                                              <w:rFonts w:ascii="UD デジタル教科書体 N" w:eastAsia="UD デジタル教科書体 N" w:hAnsi="UD デジタル教科書体 N" w:cs="UD デジタル教科書体 N"/>
-                                              <w:color w:val="EE0000"/>
-                                              <w:sz w:val="20"/>
-                                              <w:szCs w:val="20"/>
-                                              <w:lang w:eastAsia="ja-JP"/>
-                                            </w:rPr>
-                                            <w:t>うま</w:t>
-                                          </w:r>
-                                        </w:rt>
-                                        <w:rubyBase>
-                                          <w:r>
-                                            <w:rPr>
-                                              <w:rFonts w:ascii="UD デジタル教科書体 N" w:eastAsia="UD デジタル教科書体 N" w:hAnsi="UD デジタル教科書体 N" w:cs="UD デジタル教科書体 N"/>
-                                              <w:color w:val="EE0000"/>
-                                              <w:sz w:val="20"/>
-                                              <w:szCs w:val="20"/>
-                                              <w:lang w:eastAsia="ja-JP"/>
-                                            </w:rPr>
-                                            <w:t>馬</w:t>
-                                          </w:r>
-                                        </w:rubyBase>
-                                      </w:ruby>
-                                    </w:r>
-                                    <w:r>
-                                      <w:rPr>
-                                        <w:rFonts w:ascii="UD デジタル教科書体 N" w:eastAsia="UD デジタル教科書体 N" w:hAnsi="UD デジタル教科書体 N" w:cs="UD デジタル教科書体 N"/>
-                                        <w:color w:val="EE0000"/>
-                                        <w:sz w:val="20"/>
-                                        <w:szCs w:val="20"/>
-                                        <w:lang w:eastAsia="ja-JP"/>
-                                      </w:rPr>
-                                      <w:t xml:space="preserve">を</w:t>
-                                    </w:r>
-                                    <w:r>
-                                      <w:rPr>
-                                        <w:sz w:val="20"/>
-                                        <w:szCs w:val="20"/>
-                                        <w:lang w:eastAsia="ja-JP"/>
-                                      </w:rPr>
-                                      <w:ruby>
-                                        <w:rubyPr>
-                                          <w:rubyAlign w:val="distributeLetter"/>
-                                          <w:hps w:val="20"/>
-                                          <w:hpsRaise w:val="20"/>
-                                          <w:hpsBaseText w:val="20"/>
-                                          <w:lid w:val="ja-JP"/>
-                                        </w:rubyPr>
-                                        <w:rt>
-                                          <w:r>
-                                            <w:rPr>
-                                              <w:rFonts w:ascii="UD デジタル教科書体 N" w:eastAsia="UD デジタル教科書体 N" w:hAnsi="UD デジタル教科書体 N" w:cs="UD デジタル教科書体 N"/>
-                                              <w:color w:val="EE0000"/>
-                                              <w:sz w:val="20"/>
-                                              <w:szCs w:val="20"/>
-                                              <w:lang w:eastAsia="ja-JP"/>
-                                            </w:rPr>
-                                            <w:t>もと</w:t>
-                                          </w:r>
-                                        </w:rt>
-                                        <w:rubyBase>
-                                          <w:r>
-                                            <w:rPr>
-                                              <w:rFonts w:ascii="UD デジタル教科書体 N" w:eastAsia="UD デジタル教科書体 N" w:hAnsi="UD デジタル教科書体 N" w:cs="UD デジタル教科書体 N"/>
-                                              <w:color w:val="EE0000"/>
-                                              <w:sz w:val="20"/>
-                                              <w:szCs w:val="20"/>
-                                              <w:lang w:eastAsia="ja-JP"/>
-                                            </w:rPr>
-                                            <w:t>求</w:t>
-                                          </w:r>
-                                        </w:rubyBase>
-                                      </w:ruby>
-                                    </w:r>
-                                    <w:r>
-                                      <w:rPr>
-                                        <w:rFonts w:ascii="UD デジタル教科書体 N" w:eastAsia="UD デジタル教科書体 N" w:hAnsi="UD デジタル教科書体 N" w:cs="UD デジタル教科書体 N"/>
-                                        <w:color w:val="EE0000"/>
-                                        <w:sz w:val="20"/>
-                                        <w:szCs w:val="20"/>
-                                        <w:lang w:eastAsia="ja-JP"/>
-                                      </w:rPr>
-                                      <w:t xml:space="preserve">めしむる</w:t>
-                                    </w:r>
-                                    <w:r>
-                                      <w:rPr>
-                                        <w:sz w:val="20"/>
-                                        <w:szCs w:val="20"/>
-                                        <w:lang w:eastAsia="ja-JP"/>
-                                      </w:rPr>
-                                      <w:ruby>
-                                        <w:rubyPr>
-                                          <w:rubyAlign w:val="distributeLetter"/>
-                                          <w:hps w:val="20"/>
-                                          <w:hpsRaise w:val="20"/>
-                                          <w:hpsBaseText w:val="20"/>
-                                          <w:lid w:val="ja-JP"/>
-                                        </w:rubyPr>
-                                        <w:rt>
-                                          <w:r>
-                                            <w:rPr>
-                                              <w:rFonts w:ascii="UD デジタル教科書体 N" w:eastAsia="UD デジタル教科書体 N" w:hAnsi="UD デジタル教科書体 N" w:cs="UD デジタル教科書体 N"/>
-                                              <w:color w:val="EE0000"/>
-                                              <w:sz w:val="20"/>
-                                              <w:szCs w:val="20"/>
-                                              <w:lang w:eastAsia="ja-JP"/>
-                                            </w:rPr>
-                                            <w:t>もの</w:t>
-                                          </w:r>
-                                        </w:rt>
-                                        <w:rubyBase>
-                                          <w:r>
-                                            <w:rPr>
-                                              <w:rFonts w:ascii="UD デジタル教科書体 N" w:eastAsia="UD デジタル教科書体 N" w:hAnsi="UD デジタル教科書体 N" w:cs="UD デジタル教科書体 N"/>
-                                              <w:color w:val="EE0000"/>
-                                              <w:sz w:val="20"/>
-                                              <w:szCs w:val="20"/>
-                                              <w:lang w:eastAsia="ja-JP"/>
-                                            </w:rPr>
-                                            <w:t>者</w:t>
-                                          </w:r>
-                                        </w:rubyBase>
-                                      </w:ruby>
-                                    </w:r>
-                                    <w:r>
-                                      <w:rPr>
-                                        <w:sz w:val="20"/>
-                                        <w:szCs w:val="20"/>
-                                        <w:lang w:eastAsia="ja-JP"/>
-                                      </w:rPr>
-                                      <w:ruby>
-                                        <w:rubyPr>
-                                          <w:rubyAlign w:val="distributeSpace"/>
-                                          <w:hps w:val="20"/>
-                                          <w:hpsRaise w:val="20"/>
-                                          <w:hpsBaseText w:val="20"/>
-                                          <w:lid w:val="ja-JP"/>
-                                        </w:rubyPr>
-                                        <w:rt>
-                                          <w:r>
-                                            <w:rPr>
-                                              <w:rFonts w:ascii="UD デジタル教科書体 N" w:eastAsia="UD デジタル教科書体 N" w:hAnsi="UD デジタル教科書体 N" w:cs="UD デジタル教科書体 N"/>
-                                              <w:color w:val="EE0000"/>
-                                              <w:sz w:val="20"/>
-                                              <w:szCs w:val="20"/>
+                                              <w:sz w:val="8"/>
+                                              <w:szCs w:val="8"/>
                                               <w:lang w:eastAsia="ja-JP"/>
                                             </w:rPr>
                                             <w:t>あ</w:t>
@@ -13155,18 +13139,18 @@
                                       <w:ruby>
                                         <w:rubyPr>
                                           <w:rubyAlign w:val="distributeLetter"/>
-                                          <w:hps w:val="12"/>
-                                          <w:hpsRaise w:val="20"/>
-                                          <w:hpsBaseText w:val="20"/>
-                                          <w:lid w:val="ja-JP"/>
+                                          <w:hps w:val="8"/>
+                                          <w:hpsRaise w:val="16"/>
+                                          <w:hpsBaseText w:val="28"/>
+                                          <w:lid w:val="en-US"/>
                                         </w:rubyPr>
                                         <w:rt>
                                           <w:r>
                                             <w:rPr>
                                               <w:rFonts w:ascii="UD デジタル教科書体 N" w:eastAsia="UD デジタル教科書体 N" w:hAnsi="UD デジタル教科書体 N" w:cs="UD デジタル教科書体 N"/>
                                               <w:color w:val="EE0000"/>
-                                              <w:sz w:val="12"/>
-                                              <w:szCs w:val="12"/>
+                                              <w:sz w:val="8"/>
+                                              <w:szCs w:val="8"/>
                                             </w:rPr>
                                             <w:t>しようわう</w:t>
                                           </w:r>
@@ -13192,18 +13176,18 @@
                                       <w:ruby>
                                         <w:rubyPr>
                                           <w:rubyAlign w:val="distributeLetter"/>
-                                          <w:hps w:val="12"/>
-                                          <w:hpsRaise w:val="20"/>
-                                          <w:hpsBaseText w:val="20"/>
-                                          <w:lid w:val="ja-JP"/>
+                                          <w:hps w:val="8"/>
+                                          <w:hpsRaise w:val="16"/>
+                                          <w:hpsBaseText w:val="28"/>
+                                          <w:lid w:val="en-US"/>
                                         </w:rubyPr>
                                         <w:rt>
                                           <w:r>
                                             <w:rPr>
                                               <w:rFonts w:ascii="UD デジタル教科書体 N" w:eastAsia="UD デジタル教科書体 N" w:hAnsi="UD デジタル教科書体 N" w:cs="UD デジタル教科書体 N"/>
                                               <w:color w:val="EE0000"/>
-                                              <w:sz w:val="12"/>
-                                              <w:szCs w:val="12"/>
+                                              <w:sz w:val="8"/>
+                                              <w:szCs w:val="8"/>
                                             </w:rPr>
                                             <w:t>けんじや</w:t>
                                           </w:r>
@@ -13238,18 +13222,18 @@
                                       <w:ruby>
                                         <w:rubyPr>
                                           <w:rubyAlign w:val="distributeLetter"/>
-                                          <w:hps w:val="12"/>
-                                          <w:hpsRaise w:val="20"/>
-                                          <w:hpsBaseText w:val="20"/>
-                                          <w:lid w:val="ja-JP"/>
+                                          <w:hps w:val="8"/>
+                                          <w:hpsRaise w:val="16"/>
+                                          <w:hpsBaseText w:val="28"/>
+                                          <w:lid w:val="en-US"/>
                                         </w:rubyPr>
                                         <w:rt>
                                           <w:r>
                                             <w:rPr>
                                               <w:rFonts w:ascii="UD デジタル教科書体 N" w:eastAsia="UD デジタル教科書体 N" w:hAnsi="UD デジタル教科書体 N" w:cs="UD デジタル教科書体 N"/>
                                               <w:color w:val="EE0000"/>
-                                              <w:sz w:val="12"/>
-                                              <w:szCs w:val="12"/>
+                                              <w:sz w:val="8"/>
+                                              <w:szCs w:val="8"/>
                                             </w:rPr>
                                             <w:t>まね</w:t>
                                           </w:r>
@@ -13284,18 +13268,18 @@
                                       <w:ruby>
                                         <w:rubyPr>
                                           <w:rubyAlign w:val="distributeLetter"/>
-                                          <w:hps w:val="12"/>
-                                          <w:hpsRaise w:val="20"/>
-                                          <w:hpsBaseText w:val="20"/>
-                                          <w:lid w:val="ja-JP"/>
+                                          <w:hps w:val="8"/>
+                                          <w:hpsRaise w:val="16"/>
+                                          <w:hpsBaseText w:val="28"/>
+                                          <w:lid w:val="en-US"/>
                                         </w:rubyPr>
                                         <w:rt>
                                           <w:r>
                                             <w:rPr>
                                               <w:rFonts w:ascii="UD デジタル教科書体 N" w:eastAsia="UD デジタル教科書体 N" w:hAnsi="UD デジタル教科書体 N" w:cs="UD デジタル教科書体 N"/>
                                               <w:color w:val="EE0000"/>
-                                              <w:sz w:val="12"/>
-                                              <w:szCs w:val="12"/>
+                                              <w:sz w:val="8"/>
+                                              <w:szCs w:val="8"/>
                                             </w:rPr>
                                             <w:t>くわい</w:t>
                                           </w:r>
@@ -13321,18 +13305,18 @@
                                       <w:ruby>
                                         <w:rubyPr>
                                           <w:rubyAlign w:val="distributeSpace"/>
-                                          <w:hps w:val="12"/>
-                                          <w:hpsRaise w:val="20"/>
-                                          <w:hpsBaseText w:val="20"/>
-                                          <w:lid w:val="ja-JP"/>
+                                          <w:hps w:val="8"/>
+                                          <w:hpsRaise w:val="16"/>
+                                          <w:hpsBaseText w:val="28"/>
+                                          <w:lid w:val="en-US"/>
                                         </w:rubyPr>
                                         <w:rt>
                                           <w:r>
                                             <w:rPr>
                                               <w:rFonts w:ascii="UD デジタル教科書体 N" w:eastAsia="UD デジタル教科書体 N" w:hAnsi="UD デジタル教科書体 N" w:cs="UD デジタル教科書体 N"/>
                                               <w:color w:val="EE0000"/>
-                                              <w:sz w:val="12"/>
-                                              <w:szCs w:val="12"/>
+                                              <w:sz w:val="8"/>
+                                              <w:szCs w:val="8"/>
                                             </w:rPr>
                                             <w:t>い</w:t>
                                           </w:r>
@@ -16139,16 +16123,18 @@
                                       <w:ruby>
                                         <w:rubyPr>
                                           <w:rubyAlign w:val="distributeLetter"/>
-                                          <w:hps w:val="9"/>
+                                          <w:hps w:val="10"/>
                                           <w:hpsRaise w:val="20"/>
-                                          <w:hpsBaseText w:val="20"/>
-                                          <w:lid w:val="ja-JP"/>
+                                          <w:hpsBaseText w:val="22"/>
+                                          <w:lid w:val="en-US"/>
                                         </w:rubyPr>
                                         <w:rt>
                                           <w:r>
                                             <w:rPr>
                                               <w:rFonts w:ascii="UD デジタル教科書体 N" w:eastAsia="UD デジタル教科書体 N" w:hAnsi="UD デジタル教科書体 N" w:cs="UD デジタル教科書体 N"/>
                                               <w:color w:val="1A1A1A"/>
+                                              <w:sz w:val="10"/>
+                                              <w:szCs w:val="10"/>
                                             </w:rPr>
                                             <w:t>イテ</w:t>
                                           </w:r>
@@ -16177,16 +16163,18 @@
                                       <w:ruby>
                                         <w:rubyPr>
                                           <w:rubyAlign w:val="distributeSpace"/>
-                                          <w:hps w:val="9"/>
+                                          <w:hps w:val="10"/>
                                           <w:hpsRaise w:val="20"/>
-                                          <w:hpsBaseText w:val="20"/>
-                                          <w:lid w:val="ja-JP"/>
+                                          <w:hpsBaseText w:val="22"/>
+                                          <w:lid w:val="en-US"/>
                                         </w:rubyPr>
                                         <w:rt>
                                           <w:r>
                                             <w:rPr>
                                               <w:rFonts w:ascii="UD デジタル教科書体 N" w:eastAsia="UD デジタル教科書体 N" w:hAnsi="UD デジタル教科書体 N" w:cs="UD デジタル教科書体 N"/>
                                               <w:color w:val="1A1A1A"/>
+                                              <w:sz w:val="10"/>
+                                              <w:szCs w:val="10"/>
                                             </w:rPr>
                                             <w:t>ニ</w:t>
                                           </w:r>
@@ -16214,16 +16202,18 @@
                                       <w:ruby>
                                         <w:rubyPr>
                                           <w:rubyAlign w:val="distributeLetter"/>
-                                          <w:hps w:val="9"/>
+                                          <w:hps w:val="10"/>
                                           <w:hpsRaise w:val="20"/>
-                                          <w:hpsBaseText w:val="20"/>
-                                          <w:lid w:val="ja-JP"/>
+                                          <w:hpsBaseText w:val="22"/>
+                                          <w:lid w:val="en-US"/>
                                         </w:rubyPr>
                                         <w:rt>
                                           <w:r>
                                             <w:rPr>
                                               <w:rFonts w:ascii="UD デジタル教科書体 N" w:eastAsia="UD デジタル教科書体 N" w:hAnsi="UD デジタル教科書体 N" w:cs="UD デジタル教科書体 N"/>
                                               <w:color w:val="1A1A1A"/>
+                                              <w:sz w:val="10"/>
+                                              <w:szCs w:val="10"/>
                                             </w:rPr>
                                             <w:t>ヒテ</w:t>
                                           </w:r>
@@ -16244,16 +16234,18 @@
                                       <w:ruby>
                                         <w:rubyPr>
                                           <w:rubyAlign w:val="distributeSpace"/>
-                                          <w:hps w:val="9"/>
+                                          <w:hps w:val="10"/>
                                           <w:hpsRaise w:val="20"/>
-                                          <w:hpsBaseText w:val="20"/>
-                                          <w:lid w:val="ja-JP"/>
+                                          <w:hpsBaseText w:val="22"/>
+                                          <w:lid w:val="en-US"/>
                                         </w:rubyPr>
                                         <w:rt>
                                           <w:r>
                                             <w:rPr>
                                               <w:rFonts w:ascii="UD デジタル教科書体 N" w:eastAsia="UD デジタル教科書体 N" w:hAnsi="UD デジタル教科書体 N" w:cs="UD デジタル教科書体 N"/>
                                               <w:color w:val="1A1A1A"/>
+                                              <w:sz w:val="10"/>
+                                              <w:szCs w:val="10"/>
                                             </w:rPr>
                                             <w:t>ク</w:t>
                                           </w:r>
@@ -16282,16 +16274,18 @@
                                       <w:ruby>
                                         <w:rubyPr>
                                           <w:rubyAlign w:val="distributeSpace"/>
-                                          <w:hps w:val="9"/>
+                                          <w:hps w:val="10"/>
                                           <w:hpsRaise w:val="20"/>
-                                          <w:hpsBaseText w:val="20"/>
-                                          <w:lid w:val="ja-JP"/>
+                                          <w:hpsBaseText w:val="22"/>
+                                          <w:lid w:val="en-US"/>
                                         </w:rubyPr>
                                         <w:rt>
                                           <w:r>
                                             <w:rPr>
                                               <w:rFonts w:ascii="UD デジタル教科書体 N" w:eastAsia="UD デジタル教科書体 N" w:hAnsi="UD デジタル教科書体 N" w:cs="UD デジタル教科書体 N"/>
                                               <w:color w:val="1A1A1A"/>
+                                              <w:sz w:val="10"/>
+                                              <w:szCs w:val="10"/>
                                             </w:rPr>
                                             <w:t>ニ</w:t>
                                           </w:r>
@@ -16438,16 +16432,18 @@
                                       <w:ruby>
                                         <w:rubyPr>
                                           <w:rubyAlign w:val="distributeLetter"/>
-                                          <w:hps w:val="9"/>
+                                          <w:hps w:val="10"/>
                                           <w:hpsRaise w:val="20"/>
-                                          <w:hpsBaseText w:val="20"/>
-                                          <w:lid w:val="ja-JP"/>
+                                          <w:hpsBaseText w:val="22"/>
+                                          <w:lid w:val="en-US"/>
                                         </w:rubyPr>
                                         <w:rt>
                                           <w:r>
                                             <w:rPr>
                                               <w:rFonts w:ascii="UD デジタル教科書体 N" w:eastAsia="UD デジタル教科書体 N" w:hAnsi="UD デジタル教科書体 N" w:cs="UD デジタル教科書体 N"/>
                                               <w:color w:val="1A1A1A"/>
+                                              <w:sz w:val="10"/>
+                                              <w:szCs w:val="10"/>
                                             </w:rPr>
                                             <w:t>イテ</w:t>
                                           </w:r>
@@ -16476,16 +16472,18 @@
                                       <w:ruby>
                                         <w:rubyPr>
                                           <w:rubyAlign w:val="distributeSpace"/>
-                                          <w:hps w:val="9"/>
+                                          <w:hps w:val="10"/>
                                           <w:hpsRaise w:val="20"/>
-                                          <w:hpsBaseText w:val="20"/>
-                                          <w:lid w:val="ja-JP"/>
+                                          <w:hpsBaseText w:val="22"/>
+                                          <w:lid w:val="en-US"/>
                                         </w:rubyPr>
                                         <w:rt>
                                           <w:r>
                                             <w:rPr>
                                               <w:rFonts w:ascii="UD デジタル教科書体 N" w:eastAsia="UD デジタル教科書体 N" w:hAnsi="UD デジタル教科書体 N" w:cs="UD デジタル教科書体 N"/>
                                               <w:color w:val="1A1A1A"/>
+                                              <w:sz w:val="10"/>
+                                              <w:szCs w:val="10"/>
                                             </w:rPr>
                                             <w:t>ニ</w:t>
                                           </w:r>
@@ -16513,16 +16511,18 @@
                                       <w:ruby>
                                         <w:rubyPr>
                                           <w:rubyAlign w:val="distributeSpace"/>
-                                          <w:hps w:val="9"/>
+                                          <w:hps w:val="10"/>
                                           <w:hpsRaise w:val="20"/>
-                                          <w:hpsBaseText w:val="20"/>
-                                          <w:lid w:val="ja-JP"/>
+                                          <w:hpsBaseText w:val="22"/>
+                                          <w:lid w:val="en-US"/>
                                         </w:rubyPr>
                                         <w:rt>
                                           <w:r>
                                             <w:rPr>
                                               <w:rFonts w:ascii="UD デジタル教科書体 N" w:eastAsia="UD デジタル教科書体 N" w:hAnsi="UD デジタル教科書体 N" w:cs="UD デジタル教科書体 N"/>
                                               <w:color w:val="1A1A1A"/>
+                                              <w:sz w:val="10"/>
+                                              <w:szCs w:val="10"/>
                                             </w:rPr>
                                             <w:t>ニ</w:t>
                                           </w:r>
@@ -16551,16 +16551,18 @@
                                       <w:ruby>
                                         <w:rubyPr>
                                           <w:rubyAlign w:val="distributeSpace"/>
-                                          <w:hps w:val="9"/>
+                                          <w:hps w:val="10"/>
                                           <w:hpsRaise w:val="20"/>
-                                          <w:hpsBaseText w:val="20"/>
-                                          <w:lid w:val="ja-JP"/>
+                                          <w:hpsBaseText w:val="22"/>
+                                          <w:lid w:val="en-US"/>
                                         </w:rubyPr>
                                         <w:rt>
                                           <w:r>
                                             <w:rPr>
                                               <w:rFonts w:ascii="UD デジタル教科書体 N" w:eastAsia="UD デジタル教科書体 N" w:hAnsi="UD デジタル教科書体 N" w:cs="UD デジタル教科書体 N"/>
                                               <w:color w:val="1A1A1A"/>
+                                              <w:sz w:val="10"/>
+                                              <w:szCs w:val="10"/>
                                             </w:rPr>
                                             <w:t>ノ</w:t>
                                           </w:r>
@@ -16581,16 +16583,18 @@
                                       <w:ruby>
                                         <w:rubyPr>
                                           <w:rubyAlign w:val="distributeLetter"/>
-                                          <w:hps w:val="9"/>
+                                          <w:hps w:val="10"/>
                                           <w:hpsRaise w:val="20"/>
-                                          <w:hpsBaseText w:val="20"/>
-                                          <w:lid w:val="ja-JP"/>
+                                          <w:hpsBaseText w:val="22"/>
+                                          <w:lid w:val="en-US"/>
                                         </w:rubyPr>
                                         <w:rt>
                                           <w:r>
                                             <w:rPr>
                                               <w:rFonts w:ascii="UD デジタル教科書体 N" w:eastAsia="UD デジタル教科書体 N" w:hAnsi="UD デジタル教科書体 N" w:cs="UD デジタル教科書体 N"/>
                                               <w:color w:val="1A1A1A"/>
+                                              <w:sz w:val="10"/>
+                                              <w:szCs w:val="10"/>
                                             </w:rPr>
                                             <w:t>メテ</w:t>
                                           </w:r>
@@ -16611,16 +16615,18 @@
                                       <w:ruby>
                                         <w:rubyPr>
                                           <w:rubyAlign w:val="distributeLetter"/>
-                                          <w:hps w:val="9"/>
+                                          <w:hps w:val="10"/>
                                           <w:hpsRaise w:val="20"/>
-                                          <w:hpsBaseText w:val="20"/>
-                                          <w:lid w:val="ja-JP"/>
+                                          <w:hpsBaseText w:val="22"/>
+                                          <w:lid w:val="en-US"/>
                                         </w:rubyPr>
                                         <w:rt>
                                           <w:r>
                                             <w:rPr>
                                               <w:rFonts w:ascii="UD デジタル教科書体 N" w:eastAsia="UD デジタル教科書体 N" w:hAnsi="UD デジタル教科書体 N" w:cs="UD デジタル教科書体 N"/>
                                               <w:color w:val="1A1A1A"/>
+                                              <w:sz w:val="10"/>
+                                              <w:szCs w:val="10"/>
                                             </w:rPr>
                                             <w:t>キテ</w:t>
                                           </w:r>
@@ -16649,16 +16655,18 @@
                                       <w:ruby>
                                         <w:rubyPr>
                                           <w:rubyAlign w:val="distributeSpace"/>
-                                          <w:hps w:val="9"/>
+                                          <w:hps w:val="10"/>
                                           <w:hpsRaise w:val="20"/>
-                                          <w:hpsBaseText w:val="20"/>
-                                          <w:lid w:val="ja-JP"/>
+                                          <w:hpsBaseText w:val="22"/>
+                                          <w:lid w:val="en-US"/>
                                         </w:rubyPr>
                                         <w:rt>
                                           <w:r>
                                             <w:rPr>
                                               <w:rFonts w:ascii="UD デジタル教科書体 N" w:eastAsia="UD デジタル教科書体 N" w:hAnsi="UD デジタル教科書体 N" w:cs="UD デジタル教科書体 N"/>
                                               <w:color w:val="1A1A1A"/>
+                                              <w:sz w:val="10"/>
+                                              <w:szCs w:val="10"/>
                                             </w:rPr>
                                             <w:t>ヲ</w:t>
                                           </w:r>
@@ -16686,16 +16694,18 @@
                                       <w:ruby>
                                         <w:rubyPr>
                                           <w:rubyAlign w:val="distributeSpace"/>
-                                          <w:hps w:val="9"/>
+                                          <w:hps w:val="10"/>
                                           <w:hpsRaise w:val="20"/>
-                                          <w:hpsBaseText w:val="20"/>
-                                          <w:lid w:val="ja-JP"/>
+                                          <w:hpsBaseText w:val="22"/>
+                                          <w:lid w:val="en-US"/>
                                         </w:rubyPr>
                                         <w:rt>
                                           <w:r>
                                             <w:rPr>
                                               <w:rFonts w:ascii="UD デジタル教科書体 N" w:eastAsia="UD デジタル教科書体 N" w:hAnsi="UD デジタル教科書体 N" w:cs="UD デジタル教科書体 N"/>
                                               <w:color w:val="1A1A1A"/>
+                                              <w:sz w:val="10"/>
+                                              <w:szCs w:val="10"/>
                                             </w:rPr>
                                             <w:t>ス</w:t>
                                           </w:r>
@@ -16724,16 +16734,18 @@
                                       <w:ruby>
                                         <w:rubyPr>
                                           <w:rubyAlign w:val="distributeSpace"/>
-                                          <w:hps w:val="9"/>
+                                          <w:hps w:val="10"/>
                                           <w:hpsRaise w:val="20"/>
-                                          <w:hpsBaseText w:val="20"/>
-                                          <w:lid w:val="ja-JP"/>
+                                          <w:hpsBaseText w:val="22"/>
+                                          <w:lid w:val="en-US"/>
                                         </w:rubyPr>
                                         <w:rt>
                                           <w:r>
                                             <w:rPr>
                                               <w:rFonts w:ascii="UD デジタル教科書体 N" w:eastAsia="UD デジタル教科書体 N" w:hAnsi="UD デジタル教科書体 N" w:cs="UD デジタル教科書体 N"/>
                                               <w:color w:val="1A1A1A"/>
+                                              <w:sz w:val="10"/>
+                                              <w:szCs w:val="10"/>
                                             </w:rPr>
                                             <w:t>ニ</w:t>
                                           </w:r>
@@ -16880,16 +16892,18 @@
                                       <w:ruby>
                                         <w:rubyPr>
                                           <w:rubyAlign w:val="distributeLetter"/>
-                                          <w:hps w:val="9"/>
+                                          <w:hps w:val="10"/>
                                           <w:hpsRaise w:val="20"/>
-                                          <w:hpsBaseText w:val="20"/>
-                                          <w:lid w:val="ja-JP"/>
+                                          <w:hpsBaseText w:val="22"/>
+                                          <w:lid w:val="en-US"/>
                                         </w:rubyPr>
                                         <w:rt>
                                           <w:r>
                                             <w:rPr>
                                               <w:rFonts w:ascii="UD デジタル教科書体 N" w:eastAsia="UD デジタル教科書体 N" w:hAnsi="UD デジタル教科書体 N" w:cs="UD デジタル教科書体 N"/>
                                               <w:color w:val="1A1A1A"/>
+                                              <w:sz w:val="10"/>
+                                              <w:szCs w:val="10"/>
                                             </w:rPr>
                                             <w:t>ンヤ</w:t>
                                           </w:r>
@@ -16910,16 +16924,18 @@
                                       <w:ruby>
                                         <w:rubyPr>
                                           <w:rubyAlign w:val="distributeLetter"/>
-                                          <w:hps w:val="9"/>
+                                          <w:hps w:val="10"/>
                                           <w:hpsRaise w:val="20"/>
-                                          <w:hpsBaseText w:val="20"/>
-                                          <w:lid w:val="ja-JP"/>
+                                          <w:hpsBaseText w:val="22"/>
+                                          <w:lid w:val="en-US"/>
                                         </w:rubyPr>
                                         <w:rt>
                                           <w:r>
                                             <w:rPr>
                                               <w:rFonts w:ascii="UD デジタル教科書体 N" w:eastAsia="UD デジタル教科書体 N" w:hAnsi="UD デジタル教科書体 N" w:cs="UD デジタル教科書体 N"/>
                                               <w:color w:val="1A1A1A"/>
+                                              <w:sz w:val="10"/>
+                                              <w:szCs w:val="10"/>
                                             </w:rPr>
                                             <w:t>ナル</w:t>
                                           </w:r>
@@ -16955,16 +16971,18 @@
                                       <w:ruby>
                                         <w:rubyPr>
                                           <w:rubyAlign w:val="distributeLetter"/>
-                                          <w:hps w:val="9"/>
+                                          <w:hps w:val="10"/>
                                           <w:hpsRaise w:val="20"/>
-                                          <w:hpsBaseText w:val="20"/>
-                                          <w:lid w:val="ja-JP"/>
+                                          <w:hpsBaseText w:val="22"/>
+                                          <w:lid w:val="en-US"/>
                                         </w:rubyPr>
                                         <w:rt>
                                           <w:r>
                                             <w:rPr>
                                               <w:rFonts w:ascii="UD デジタル教科書体 N" w:eastAsia="UD デジタル教科書体 N" w:hAnsi="UD デジタル教科書体 N" w:cs="UD デジタル教科書体 N"/>
                                               <w:color w:val="1A1A1A"/>
+                                              <w:sz w:val="10"/>
+                                              <w:szCs w:val="10"/>
                                             </w:rPr>
                                             <w:t>ヨリ</w:t>
                                           </w:r>
@@ -17000,16 +17018,18 @@
                                       <w:ruby>
                                         <w:rubyPr>
                                           <w:rubyAlign w:val="distributeSpace"/>
-                                          <w:hps w:val="9"/>
+                                          <w:hps w:val="10"/>
                                           <w:hpsRaise w:val="20"/>
-                                          <w:hpsBaseText w:val="20"/>
-                                          <w:lid w:val="ja-JP"/>
+                                          <w:hpsBaseText w:val="22"/>
+                                          <w:lid w:val="en-US"/>
                                         </w:rubyPr>
                                         <w:rt>
                                           <w:r>
                                             <w:rPr>
                                               <w:rFonts w:ascii="UD デジタル教科書体 N" w:eastAsia="UD デジタル教科書体 N" w:hAnsi="UD デジタル教科書体 N" w:cs="UD デジタル教科書体 N"/>
                                               <w:color w:val="1A1A1A"/>
+                                              <w:sz w:val="10"/>
+                                              <w:szCs w:val="10"/>
                                             </w:rPr>
                                             <w:t>ニ</w:t>
                                           </w:r>
@@ -17030,16 +17050,18 @@
                                       <w:ruby>
                                         <w:rubyPr>
                                           <w:rubyAlign w:val="distributeLetter"/>
-                                          <w:hps w:val="9"/>
+                                          <w:hps w:val="10"/>
                                           <w:hpsRaise w:val="20"/>
-                                          <w:hpsBaseText w:val="20"/>
-                                          <w:lid w:val="ja-JP"/>
+                                          <w:hpsBaseText w:val="22"/>
+                                          <w:lid w:val="en-US"/>
                                         </w:rubyPr>
                                         <w:rt>
                                           <w:r>
                                             <w:rPr>
                                               <w:rFonts w:ascii="UD デジタル教科書体 N" w:eastAsia="UD デジタル教科書体 N" w:hAnsi="UD デジタル教科書体 N" w:cs="UD デジタル教科書体 N"/>
                                               <w:color w:val="1A1A1A"/>
+                                              <w:sz w:val="10"/>
+                                              <w:szCs w:val="10"/>
                                             </w:rPr>
                                             <w:t>シトセンヤ</w:t>
                                           </w:r>
@@ -17075,16 +17097,18 @@
                                       <w:ruby>
                                         <w:rubyPr>
                                           <w:rubyAlign w:val="distributeSpace"/>
-                                          <w:hps w:val="9"/>
+                                          <w:hps w:val="10"/>
                                           <w:hpsRaise w:val="20"/>
-                                          <w:hpsBaseText w:val="20"/>
-                                          <w:lid w:val="ja-JP"/>
+                                          <w:hpsBaseText w:val="22"/>
+                                          <w:lid w:val="en-US"/>
                                         </w:rubyPr>
                                         <w:rt>
                                           <w:r>
                                             <w:rPr>
                                               <w:rFonts w:ascii="UD デジタル教科書体 N" w:eastAsia="UD デジタル教科書体 N" w:hAnsi="UD デジタル教科書体 N" w:cs="UD デジタル教科書体 N"/>
                                               <w:color w:val="1A1A1A"/>
+                                              <w:sz w:val="10"/>
+                                              <w:szCs w:val="10"/>
                                             </w:rPr>
                                             <w:t>ヲ</w:t>
                                           </w:r>
@@ -17246,16 +17270,18 @@
                                       <w:ruby>
                                         <w:rubyPr>
                                           <w:rubyAlign w:val="distributeSpace"/>
-                                          <w:hps w:val="9"/>
+                                          <w:hps w:val="10"/>
                                           <w:hpsRaise w:val="20"/>
-                                          <w:hpsBaseText w:val="20"/>
-                                          <w:lid w:val="ja-JP"/>
+                                          <w:hpsBaseText w:val="22"/>
+                                          <w:lid w:val="en-US"/>
                                         </w:rubyPr>
                                         <w:rt>
                                           <w:r>
                                             <w:rPr>
                                               <w:rFonts w:ascii="UD デジタル教科書体 N" w:eastAsia="UD デジタル教科書体 N" w:hAnsi="UD デジタル教科書体 N" w:cs="UD デジタル教科書体 N"/>
                                               <w:color w:val="1A1A1A"/>
+                                              <w:sz w:val="10"/>
+                                              <w:szCs w:val="10"/>
                                             </w:rPr>
                                             <w:t>ズ</w:t>
                                           </w:r>
@@ -17276,16 +17302,18 @@
                                       <w:ruby>
                                         <w:rubyPr>
                                           <w:rubyAlign w:val="distributeLetter"/>
-                                          <w:hps w:val="9"/>
+                                          <w:hps w:val="10"/>
                                           <w:hpsRaise w:val="20"/>
-                                          <w:hpsBaseText w:val="20"/>
-                                          <w:lid w:val="ja-JP"/>
+                                          <w:hpsBaseText w:val="22"/>
+                                          <w:lid w:val="en-US"/>
                                         </w:rubyPr>
                                         <w:rt>
                                           <w:r>
                                             <w:rPr>
                                               <w:rFonts w:ascii="UD デジタル教科書体 N" w:eastAsia="UD デジタル教科書体 N" w:hAnsi="UD デジタル教科書体 N" w:cs="UD デジタル教科書体 N"/>
                                               <w:color w:val="1A1A1A"/>
+                                              <w:sz w:val="10"/>
+                                              <w:szCs w:val="10"/>
                                             </w:rPr>
                                             <w:t>セバ</w:t>
                                           </w:r>
@@ -17314,16 +17342,18 @@
                                       <w:ruby>
                                         <w:rubyPr>
                                           <w:rubyAlign w:val="distributeLetter"/>
-                                          <w:hps w:val="9"/>
+                                          <w:hps w:val="10"/>
                                           <w:hpsRaise w:val="20"/>
-                                          <w:hpsBaseText w:val="20"/>
-                                          <w:lid w:val="ja-JP"/>
+                                          <w:hpsBaseText w:val="22"/>
+                                          <w:lid w:val="en-US"/>
                                         </w:rubyPr>
                                         <w:rt>
                                           <w:r>
                                             <w:rPr>
                                               <w:rFonts w:ascii="UD デジタル教科書体 N" w:eastAsia="UD デジタル教科書体 N" w:hAnsi="UD デジタル教科書体 N" w:cs="UD デジタル教科書体 N"/>
                                               <w:color w:val="1A1A1A"/>
+                                              <w:sz w:val="10"/>
+                                              <w:szCs w:val="10"/>
                                             </w:rPr>
                                             <w:t>サント</w:t>
                                           </w:r>
@@ -17352,16 +17382,18 @@
                                       <w:ruby>
                                         <w:rubyPr>
                                           <w:rubyAlign w:val="distributeSpace"/>
-                                          <w:hps w:val="9"/>
+                                          <w:hps w:val="10"/>
                                           <w:hpsRaise w:val="20"/>
-                                          <w:hpsBaseText w:val="20"/>
-                                          <w:lid w:val="ja-JP"/>
+                                          <w:hpsBaseText w:val="22"/>
+                                          <w:lid w:val="en-US"/>
                                         </w:rubyPr>
                                         <w:rt>
                                           <w:r>
                                             <w:rPr>
                                               <w:rFonts w:ascii="UD デジタル教科書体 N" w:eastAsia="UD デジタル教科書体 N" w:hAnsi="UD デジタル教科書体 N" w:cs="UD デジタル教科書体 N"/>
                                               <w:color w:val="1A1A1A"/>
+                                              <w:sz w:val="10"/>
+                                              <w:szCs w:val="10"/>
                                             </w:rPr>
                                             <w:t>ヲ</w:t>
                                           </w:r>
@@ -17397,16 +17429,18 @@
                                       <w:ruby>
                                         <w:rubyPr>
                                           <w:rubyAlign w:val="distributeSpace"/>
-                                          <w:hps w:val="9"/>
+                                          <w:hps w:val="10"/>
                                           <w:hpsRaise w:val="20"/>
-                                          <w:hpsBaseText w:val="20"/>
-                                          <w:lid w:val="ja-JP"/>
+                                          <w:hpsBaseText w:val="22"/>
+                                          <w:lid w:val="en-US"/>
                                         </w:rubyPr>
                                         <w:rt>
                                           <w:r>
                                             <w:rPr>
                                               <w:rFonts w:ascii="UD デジタル教科書体 N" w:eastAsia="UD デジタル教科書体 N" w:hAnsi="UD デジタル教科書体 N" w:cs="UD デジタル教科書体 N"/>
                                               <w:color w:val="1A1A1A"/>
+                                              <w:sz w:val="10"/>
+                                              <w:szCs w:val="10"/>
                                             </w:rPr>
                                             <w:t>ヅ</w:t>
                                           </w:r>
@@ -17427,16 +17461,18 @@
                                       <w:ruby>
                                         <w:rubyPr>
                                           <w:rubyAlign w:val="distributeSpace"/>
-                                          <w:hps w:val="9"/>
+                                          <w:hps w:val="10"/>
                                           <w:hpsRaise w:val="20"/>
-                                          <w:hpsBaseText w:val="20"/>
-                                          <w:lid w:val="ja-JP"/>
+                                          <w:hpsBaseText w:val="22"/>
+                                          <w:lid w:val="en-US"/>
                                         </w:rubyPr>
                                         <w:rt>
                                           <w:r>
                                             <w:rPr>
                                               <w:rFonts w:ascii="UD デジタル教科書体 N" w:eastAsia="UD デジタル教科書体 N" w:hAnsi="UD デジタル教科書体 N" w:cs="UD デジタル教科書体 N"/>
                                               <w:color w:val="1A1A1A"/>
+                                              <w:sz w:val="10"/>
+                                              <w:szCs w:val="10"/>
                                             </w:rPr>
                                             <w:t>リ</w:t>
                                           </w:r>
@@ -17465,16 +17501,18 @@
                                       <w:ruby>
                                         <w:rubyPr>
                                           <w:rubyAlign w:val="distributeLetter"/>
-                                          <w:hps w:val="9"/>
+                                          <w:hps w:val="10"/>
                                           <w:hpsRaise w:val="20"/>
-                                          <w:hpsBaseText w:val="20"/>
-                                          <w:lid w:val="ja-JP"/>
+                                          <w:hpsBaseText w:val="22"/>
+                                          <w:lid w:val="en-US"/>
                                         </w:rubyPr>
                                         <w:rt>
                                           <w:r>
                                             <w:rPr>
                                               <w:rFonts w:ascii="UD デジタル教科書体 N" w:eastAsia="UD デジタル教科書体 N" w:hAnsi="UD デジタル教科書体 N" w:cs="UD デジタル教科書体 N"/>
                                               <w:color w:val="1A1A1A"/>
+                                              <w:sz w:val="10"/>
+                                              <w:szCs w:val="10"/>
                                             </w:rPr>
                                             <w:t>くわい</w:t>
                                           </w:r>
@@ -17495,16 +17533,18 @@
                                       <w:ruby>
                                         <w:rubyPr>
                                           <w:rubyAlign w:val="distributeLetter"/>
-                                          <w:hps w:val="9"/>
+                                          <w:hps w:val="10"/>
                                           <w:hpsRaise w:val="20"/>
-                                          <w:hpsBaseText w:val="20"/>
-                                          <w:lid w:val="ja-JP"/>
+                                          <w:hpsBaseText w:val="22"/>
+                                          <w:lid w:val="en-US"/>
                                         </w:rubyPr>
                                         <w:rt>
                                           <w:r>
                                             <w:rPr>
                                               <w:rFonts w:ascii="UD デジタル教科書体 N" w:eastAsia="UD デジタル教科書体 N" w:hAnsi="UD デジタル教科書体 N" w:cs="UD デジタル教科書体 N"/>
                                               <w:color w:val="1A1A1A"/>
+                                              <w:sz w:val="10"/>
+                                              <w:szCs w:val="10"/>
                                             </w:rPr>
                                             <w:t>メヨ</w:t>
                                           </w:r>
@@ -17651,16 +17691,18 @@
                                       <w:ruby>
                                         <w:rubyPr>
                                           <w:rubyAlign w:val="distributeLetter"/>
-                                          <w:hps w:val="9"/>
+                                          <w:hps w:val="10"/>
                                           <w:hpsRaise w:val="20"/>
-                                          <w:hpsBaseText w:val="20"/>
-                                          <w:lid w:val="ja-JP"/>
+                                          <w:hpsBaseText w:val="22"/>
+                                          <w:lid w:val="en-US"/>
                                         </w:rubyPr>
                                         <w:rt>
                                           <w:r>
                                             <w:rPr>
                                               <w:rFonts w:ascii="UD デジタル教科書体 N" w:eastAsia="UD デジタル教科書体 N" w:hAnsi="UD デジタル教科書体 N" w:cs="UD デジタル教科書体 N"/>
                                               <w:color w:val="1A1A1A"/>
+                                              <w:sz w:val="10"/>
+                                              <w:szCs w:val="10"/>
                                             </w:rPr>
                                             <w:t>ズシテ</w:t>
                                           </w:r>
@@ -17696,16 +17738,18 @@
                                       <w:ruby>
                                         <w:rubyPr>
                                           <w:rubyAlign w:val="distributeLetter"/>
-                                          <w:hps w:val="9"/>
+                                          <w:hps w:val="10"/>
                                           <w:hpsRaise w:val="20"/>
-                                          <w:hpsBaseText w:val="20"/>
-                                          <w:lid w:val="ja-JP"/>
+                                          <w:hpsBaseText w:val="22"/>
+                                          <w:lid w:val="en-US"/>
                                         </w:rubyPr>
                                         <w:rt>
                                           <w:r>
                                             <w:rPr>
                                               <w:rFonts w:ascii="UD デジタル教科書体 N" w:eastAsia="UD デジタル教科書体 N" w:hAnsi="UD デジタル教科書体 N" w:cs="UD デジタル教科書体 N"/>
                                               <w:color w:val="1A1A1A"/>
+                                              <w:sz w:val="10"/>
+                                              <w:szCs w:val="10"/>
                                             </w:rPr>
                                             <w:t>ナラ</w:t>
                                           </w:r>
@@ -17741,16 +17785,18 @@
                                       <w:ruby>
                                         <w:rubyPr>
                                           <w:rubyAlign w:val="distributeSpace"/>
-                                          <w:hps w:val="9"/>
+                                          <w:hps w:val="10"/>
                                           <w:hpsRaise w:val="20"/>
-                                          <w:hpsBaseText w:val="20"/>
-                                          <w:lid w:val="ja-JP"/>
+                                          <w:hpsBaseText w:val="22"/>
+                                          <w:lid w:val="en-US"/>
                                         </w:rubyPr>
                                         <w:rt>
                                           <w:r>
                                             <w:rPr>
                                               <w:rFonts w:ascii="UD デジタル教科書体 N" w:eastAsia="UD デジタル教科書体 N" w:hAnsi="UD デジタル教科書体 N" w:cs="UD デジタル教科書体 N"/>
                                               <w:color w:val="1A1A1A"/>
+                                              <w:sz w:val="10"/>
+                                              <w:szCs w:val="10"/>
                                             </w:rPr>
                                             <w:t>ノ</w:t>
                                           </w:r>
@@ -17778,16 +17824,18 @@
                                       <w:ruby>
                                         <w:rubyPr>
                                           <w:rubyAlign w:val="distributeSpace"/>
-                                          <w:hps w:val="9"/>
+                                          <w:hps w:val="10"/>
                                           <w:hpsRaise w:val="20"/>
-                                          <w:hpsBaseText w:val="20"/>
-                                          <w:lid w:val="ja-JP"/>
+                                          <w:hpsBaseText w:val="22"/>
+                                          <w:lid w:val="en-US"/>
                                         </w:rubyPr>
                                         <w:rt>
                                           <w:r>
                                             <w:rPr>
                                               <w:rFonts w:ascii="UD デジタル教科書体 N" w:eastAsia="UD デジタル教科書体 N" w:hAnsi="UD デジタル教科書体 N" w:cs="UD デジタル教科書体 N"/>
                                               <w:color w:val="1A1A1A"/>
+                                              <w:sz w:val="10"/>
+                                              <w:szCs w:val="10"/>
                                             </w:rPr>
                                             <w:t>ル</w:t>
                                           </w:r>
@@ -17941,16 +17989,18 @@
                                       <w:ruby>
                                         <w:rubyPr>
                                           <w:rubyAlign w:val="distributeSpace"/>
-                                          <w:hps w:val="9"/>
+                                          <w:hps w:val="10"/>
                                           <w:hpsRaise w:val="20"/>
-                                          <w:hpsBaseText w:val="20"/>
-                                          <w:lid w:val="ja-JP"/>
+                                          <w:hpsBaseText w:val="22"/>
+                                          <w:lid w:val="en-US"/>
                                         </w:rubyPr>
                                         <w:rt>
                                           <w:r>
                                             <w:rPr>
                                               <w:rFonts w:ascii="UD デジタル教科書体 N" w:eastAsia="UD デジタル教科書体 N" w:hAnsi="UD デジタル教科書体 N" w:cs="UD デジタル教科書体 N"/>
                                               <w:color w:val="1A1A1A"/>
+                                              <w:sz w:val="10"/>
+                                              <w:szCs w:val="10"/>
                                             </w:rPr>
                                             <w:t>ニ</w:t>
                                           </w:r>
@@ -17971,16 +18021,18 @@
                                       <w:ruby>
                                         <w:rubyPr>
                                           <w:rubyAlign w:val="distributeLetter"/>
-                                          <w:hps w:val="9"/>
+                                          <w:hps w:val="10"/>
                                           <w:hpsRaise w:val="20"/>
-                                          <w:hpsBaseText w:val="20"/>
-                                          <w:lid w:val="ja-JP"/>
+                                          <w:hpsBaseText w:val="22"/>
+                                          <w:lid w:val="en-US"/>
                                         </w:rubyPr>
                                         <w:rt>
                                           <w:r>
                                             <w:rPr>
                                               <w:rFonts w:ascii="UD デジタル教科書体 N" w:eastAsia="UD デジタル教科書体 N" w:hAnsi="UD デジタル教科書体 N" w:cs="UD デジタル教科書体 N"/>
                                               <w:color w:val="1A1A1A"/>
+                                              <w:sz w:val="10"/>
+                                              <w:szCs w:val="10"/>
                                             </w:rPr>
                                             <w:t>ラン</w:t>
                                           </w:r>
@@ -18127,16 +18179,18 @@
                                       <w:ruby>
                                         <w:rubyPr>
                                           <w:rubyAlign w:val="distributeLetter"/>
-                                          <w:hps w:val="9"/>
+                                          <w:hps w:val="10"/>
                                           <w:hpsRaise w:val="20"/>
-                                          <w:hpsBaseText w:val="20"/>
-                                          <w:lid w:val="ja-JP"/>
+                                          <w:hpsBaseText w:val="22"/>
+                                          <w:lid w:val="en-US"/>
                                         </w:rubyPr>
                                         <w:rt>
                                           <w:r>
                                             <w:rPr>
                                               <w:rFonts w:ascii="UD デジタル教科書体 N" w:eastAsia="UD デジタル教科書体 N" w:hAnsi="UD デジタル教科書体 N" w:cs="UD デジタル教科書体 N"/>
                                               <w:color w:val="6B6B63"/>
+                                              <w:sz w:val="10"/>
+                                              <w:szCs w:val="10"/>
                                             </w:rPr>
                                             <w:t>けん</w:t>
                                           </w:r>
@@ -18164,16 +18218,18 @@
                                       <w:ruby>
                                         <w:rubyPr>
                                           <w:rubyAlign w:val="distributeLetter"/>
-                                          <w:hps w:val="9"/>
+                                          <w:hps w:val="10"/>
                                           <w:hpsRaise w:val="20"/>
-                                          <w:hpsBaseText w:val="20"/>
-                                          <w:lid w:val="ja-JP"/>
+                                          <w:hpsBaseText w:val="22"/>
+                                          <w:lid w:val="en-US"/>
                                         </w:rubyPr>
                                         <w:rt>
                                           <w:r>
                                             <w:rPr>
                                               <w:rFonts w:ascii="UD デジタル教科書体 N" w:eastAsia="UD デジタル教科書体 N" w:hAnsi="UD デジタル教科書体 N" w:cs="UD デジタル教科書体 N"/>
                                               <w:color w:val="6B6B63"/>
+                                              <w:sz w:val="10"/>
+                                              <w:szCs w:val="10"/>
                                             </w:rPr>
                                             <w:t>ハク</w:t>
                                           </w:r>
@@ -18201,16 +18257,18 @@
                                       <w:ruby>
                                         <w:rubyPr>
                                           <w:rubyAlign w:val="distributeLetter"/>
-                                          <w:hps w:val="9"/>
+                                          <w:hps w:val="10"/>
                                           <w:hpsRaise w:val="20"/>
-                                          <w:hpsBaseText w:val="20"/>
-                                          <w:lid w:val="ja-JP"/>
+                                          <w:hpsBaseText w:val="22"/>
+                                          <w:lid w:val="en-US"/>
                                         </w:rubyPr>
                                         <w:rt>
                                           <w:r>
                                             <w:rPr>
                                               <w:rFonts w:ascii="UD デジタル教科書体 N" w:eastAsia="UD デジタル教科書体 N" w:hAnsi="UD デジタル教科書体 N" w:cs="UD デジタル教科書体 N"/>
                                               <w:color w:val="6B6B63"/>
+                                              <w:sz w:val="10"/>
+                                              <w:szCs w:val="10"/>
                                             </w:rPr>
                                             <w:t>スラ</w:t>
                                           </w:r>
@@ -18231,16 +18289,18 @@
                                       <w:ruby>
                                         <w:rubyPr>
                                           <w:rubyAlign w:val="distributeSpace"/>
-                                          <w:hps w:val="9"/>
+                                          <w:hps w:val="10"/>
                                           <w:hpsRaise w:val="20"/>
-                                          <w:hpsBaseText w:val="20"/>
-                                          <w:lid w:val="ja-JP"/>
+                                          <w:hpsBaseText w:val="22"/>
+                                          <w:lid w:val="en-US"/>
                                         </w:rubyPr>
                                         <w:rt>
                                           <w:r>
                                             <w:rPr>
                                               <w:rFonts w:ascii="UD デジタル教科書体 N" w:eastAsia="UD デジタル教科書体 N" w:hAnsi="UD デジタル教科書体 N" w:cs="UD デジタル教科書体 N"/>
                                               <w:color w:val="6B6B63"/>
+                                              <w:sz w:val="10"/>
+                                              <w:szCs w:val="10"/>
                                             </w:rPr>
                                             <w:t>ツ</w:t>
                                           </w:r>
@@ -18261,16 +18321,18 @@
                                       <w:ruby>
                                         <w:rubyPr>
                                           <w:rubyAlign w:val="distributeSpace"/>
-                                          <w:hps w:val="9"/>
+                                          <w:hps w:val="10"/>
                                           <w:hpsRaise w:val="20"/>
-                                          <w:hpsBaseText w:val="20"/>
-                                          <w:lid w:val="ja-JP"/>
+                                          <w:hpsBaseText w:val="22"/>
+                                          <w:lid w:val="en-US"/>
                                         </w:rubyPr>
                                         <w:rt>
                                           <w:r>
                                             <w:rPr>
                                               <w:rFonts w:ascii="UD デジタル教科書体 N" w:eastAsia="UD デジタル教科書体 N" w:hAnsi="UD デジタル教科書体 N" w:cs="UD デジタル教科書体 N"/>
                                               <w:color w:val="6B6B63"/>
+                                              <w:sz w:val="10"/>
+                                              <w:szCs w:val="10"/>
                                             </w:rPr>
                                             <w:t>フ</w:t>
                                           </w:r>
@@ -18299,16 +18361,18 @@
                                       <w:ruby>
                                         <w:rubyPr>
                                           <w:rubyAlign w:val="distributeSpace"/>
-                                          <w:hps w:val="9"/>
+                                          <w:hps w:val="10"/>
                                           <w:hpsRaise w:val="20"/>
-                                          <w:hpsBaseText w:val="20"/>
-                                          <w:lid w:val="ja-JP"/>
+                                          <w:hpsBaseText w:val="22"/>
+                                          <w:lid w:val="en-US"/>
                                         </w:rubyPr>
                                         <w:rt>
                                           <w:r>
                                             <w:rPr>
                                               <w:rFonts w:ascii="UD デジタル教科書体 N" w:eastAsia="UD デジタル教科書体 N" w:hAnsi="UD デジタル教科書体 N" w:cs="UD デジタル教科書体 N"/>
                                               <w:color w:val="6B6B63"/>
+                                              <w:sz w:val="10"/>
+                                              <w:szCs w:val="10"/>
                                             </w:rPr>
                                             <w:t>ヲ</w:t>
                                           </w:r>
@@ -18336,16 +18400,18 @@
                                       <w:ruby>
                                         <w:rubyPr>
                                           <w:rubyAlign w:val="distributeLetter"/>
-                                          <w:hps w:val="9"/>
+                                          <w:hps w:val="10"/>
                                           <w:hpsRaise w:val="20"/>
-                                          <w:hpsBaseText w:val="20"/>
-                                          <w:lid w:val="ja-JP"/>
+                                          <w:hpsBaseText w:val="22"/>
+                                          <w:lid w:val="en-US"/>
                                         </w:rubyPr>
                                         <w:rt>
                                           <w:r>
                                             <w:rPr>
                                               <w:rFonts w:ascii="UD デジタル教科書体 N" w:eastAsia="UD デジタル教科書体 N" w:hAnsi="UD デジタル教科書体 N" w:cs="UD デジタル教科書体 N"/>
                                               <w:color w:val="6B6B63"/>
+                                              <w:sz w:val="10"/>
+                                              <w:szCs w:val="10"/>
                                             </w:rPr>
                                             <w:t>ンヤ</w:t>
                                           </w:r>
@@ -18366,16 +18432,18 @@
                                       <w:ruby>
                                         <w:rubyPr>
                                           <w:rubyAlign w:val="distributeLetter"/>
-                                          <w:hps w:val="9"/>
+                                          <w:hps w:val="10"/>
                                           <w:hpsRaise w:val="20"/>
-                                          <w:hpsBaseText w:val="20"/>
-                                          <w:lid w:val="ja-JP"/>
+                                          <w:hpsBaseText w:val="22"/>
+                                          <w:lid w:val="en-US"/>
                                         </w:rubyPr>
                                         <w:rt>
                                           <w:r>
                                             <w:rPr>
                                               <w:rFonts w:ascii="UD デジタル教科書体 N" w:eastAsia="UD デジタル教科書体 N" w:hAnsi="UD デジタル教科書体 N" w:cs="UD デジタル教科書体 N"/>
                                               <w:color w:val="6B6B63"/>
+                                              <w:sz w:val="10"/>
+                                              <w:szCs w:val="10"/>
                                             </w:rPr>
                                             <w:t>ケル</w:t>
                                           </w:r>
@@ -18396,16 +18464,18 @@
                                       <w:ruby>
                                         <w:rubyPr>
                                           <w:rubyAlign w:val="distributeLetter"/>
-                                          <w:hps w:val="9"/>
+                                          <w:hps w:val="10"/>
                                           <w:hpsRaise w:val="20"/>
-                                          <w:hpsBaseText w:val="20"/>
-                                          <w:lid w:val="ja-JP"/>
+                                          <w:hpsBaseText w:val="22"/>
+                                          <w:lid w:val="en-US"/>
                                         </w:rubyPr>
                                         <w:rt>
                                           <w:r>
                                             <w:rPr>
                                               <w:rFonts w:ascii="UD デジタル教科書体 N" w:eastAsia="UD デジタル教科書体 N" w:hAnsi="UD デジタル教科書体 N" w:cs="UD デジタル教科書体 N"/>
                                               <w:color w:val="6B6B63"/>
+                                              <w:sz w:val="10"/>
+                                              <w:szCs w:val="10"/>
                                             </w:rPr>
                                             <w:t>ヲヤ</w:t>
                                           </w:r>
@@ -18552,16 +18622,18 @@
                                       <w:ruby>
                                         <w:rubyPr>
                                           <w:rubyAlign w:val="distributeLetter"/>
-                                          <w:hps w:val="9"/>
+                                          <w:hps w:val="10"/>
                                           <w:hpsRaise w:val="20"/>
-                                          <w:hpsBaseText w:val="20"/>
-                                          <w:lid w:val="ja-JP"/>
+                                          <w:hpsBaseText w:val="22"/>
+                                          <w:lid w:val="en-US"/>
                                         </w:rubyPr>
                                         <w:rt>
                                           <w:r>
                                             <w:rPr>
                                               <w:rFonts w:ascii="UD デジタル教科書体 N" w:eastAsia="UD デジタル教科書体 N" w:hAnsi="UD デジタル教科書体 N" w:cs="UD デジタル教科書体 N"/>
                                               <w:color w:val="1A1A1A"/>
+                                              <w:sz w:val="10"/>
+                                              <w:szCs w:val="10"/>
                                             </w:rPr>
                                             <w:t>ヒテ</w:t>
                                           </w:r>
@@ -18597,16 +18669,18 @@
                                       <w:ruby>
                                         <w:rubyPr>
                                           <w:rubyAlign w:val="distributeSpace"/>
-                                          <w:hps w:val="9"/>
+                                          <w:hps w:val="10"/>
                                           <w:hpsRaise w:val="20"/>
-                                          <w:hpsBaseText w:val="20"/>
-                                          <w:lid w:val="ja-JP"/>
+                                          <w:hpsBaseText w:val="22"/>
+                                          <w:lid w:val="en-US"/>
                                         </w:rubyPr>
                                         <w:rt>
                                           <w:r>
                                             <w:rPr>
                                               <w:rFonts w:ascii="UD デジタル教科書体 N" w:eastAsia="UD デジタル教科書体 N" w:hAnsi="UD デジタル教科書体 N" w:cs="UD デジタル教科書体 N"/>
                                               <w:color w:val="1A1A1A"/>
+                                              <w:sz w:val="10"/>
+                                              <w:szCs w:val="10"/>
                                             </w:rPr>
                                             <w:t>ノ</w:t>
                                           </w:r>
@@ -18634,16 +18708,18 @@
                                       <w:ruby>
                                         <w:rubyPr>
                                           <w:rubyAlign w:val="distributeSpace"/>
-                                          <w:hps w:val="9"/>
+                                          <w:hps w:val="10"/>
                                           <w:hpsRaise w:val="20"/>
-                                          <w:hpsBaseText w:val="20"/>
-                                          <w:lid w:val="ja-JP"/>
+                                          <w:hpsBaseText w:val="22"/>
+                                          <w:lid w:val="en-US"/>
                                         </w:rubyPr>
                                         <w:rt>
                                           <w:r>
                                             <w:rPr>
                                               <w:rFonts w:ascii="UD デジタル教科書体 N" w:eastAsia="UD デジタル教科書体 N" w:hAnsi="UD デジタル教科書体 N" w:cs="UD デジタル教科書体 N"/>
                                               <w:color w:val="1A1A1A"/>
+                                              <w:sz w:val="10"/>
+                                              <w:szCs w:val="10"/>
                                             </w:rPr>
                                             <w:t>ニ</w:t>
                                           </w:r>
@@ -18679,16 +18755,18 @@
                                       <w:ruby>
                                         <w:rubyPr>
                                           <w:rubyAlign w:val="distributeSpace"/>
-                                          <w:hps w:val="9"/>
+                                          <w:hps w:val="10"/>
                                           <w:hpsRaise w:val="20"/>
-                                          <w:hpsBaseText w:val="20"/>
-                                          <w:lid w:val="ja-JP"/>
+                                          <w:hpsBaseText w:val="22"/>
+                                          <w:lid w:val="en-US"/>
                                         </w:rubyPr>
                                         <w:rt>
                                           <w:r>
                                             <w:rPr>
                                               <w:rFonts w:ascii="UD デジタル教科書体 N" w:eastAsia="UD デジタル教科書体 N" w:hAnsi="UD デジタル教科書体 N" w:cs="UD デジタル教科書体 N"/>
                                               <w:color w:val="1A1A1A"/>
+                                              <w:sz w:val="10"/>
+                                              <w:szCs w:val="10"/>
                                             </w:rPr>
                                             <w:t>ル</w:t>
                                           </w:r>
@@ -18716,16 +18794,18 @@
                                       <w:ruby>
                                         <w:rubyPr>
                                           <w:rubyAlign w:val="distributeSpace"/>
-                                          <w:hps w:val="9"/>
+                                          <w:hps w:val="10"/>
                                           <w:hpsRaise w:val="20"/>
-                                          <w:hpsBaseText w:val="20"/>
-                                          <w:lid w:val="ja-JP"/>
+                                          <w:hpsBaseText w:val="22"/>
+                                          <w:lid w:val="en-US"/>
                                         </w:rubyPr>
                                         <w:rt>
                                           <w:r>
                                             <w:rPr>
                                               <w:rFonts w:ascii="UD デジタル教科書体 N" w:eastAsia="UD デジタル教科書体 N" w:hAnsi="UD デジタル教科書体 N" w:cs="UD デジタル教科書体 N"/>
                                               <w:color w:val="1A1A1A"/>
+                                              <w:sz w:val="10"/>
+                                              <w:szCs w:val="10"/>
                                             </w:rPr>
                                             <w:t>ル</w:t>
                                           </w:r>
@@ -18892,18 +18972,18 @@
                                       <w:ruby>
                                         <w:rubyPr>
                                           <w:rubyAlign w:val="distributeSpace"/>
-                                          <w:hps w:val="16"/>
-                                          <w:hpsRaise w:val="16"/>
+                                          <w:hps w:val="10"/>
+                                          <w:hpsRaise w:val="20"/>
                                           <w:hpsBaseText w:val="16"/>
-                                          <w:lid w:val="ja-JP"/>
+                                          <w:lid w:val="en-US"/>
                                         </w:rubyPr>
                                         <w:rt>
                                           <w:r>
                                             <w:rPr>
                                               <w:rFonts w:ascii="UD デジタル教科書体 N" w:eastAsia="UD デジタル教科書体 N" w:hAnsi="UD デジタル教科書体 N" w:cs="UD デジタル教科書体 N"/>
                                               <w:color w:val="1A1A1A"/>
-                                              <w:sz w:val="16"/>
-                                              <w:szCs w:val="16"/>
+                                              <w:sz w:val="10"/>
+                                              <w:szCs w:val="10"/>
                                             </w:rPr>
                                             <w:t>ニ</w:t>
                                           </w:r>
@@ -18938,18 +19018,18 @@
                                       <w:ruby>
                                         <w:rubyPr>
                                           <w:rubyAlign w:val="distributeSpace"/>
-                                          <w:hps w:val="16"/>
-                                          <w:hpsRaise w:val="16"/>
+                                          <w:hps w:val="10"/>
+                                          <w:hpsRaise w:val="20"/>
                                           <w:hpsBaseText w:val="16"/>
-                                          <w:lid w:val="ja-JP"/>
+                                          <w:lid w:val="en-US"/>
                                         </w:rubyPr>
                                         <w:rt>
                                           <w:r>
                                             <w:rPr>
                                               <w:rFonts w:ascii="UD デジタル教科書体 N" w:eastAsia="UD デジタル教科書体 N" w:hAnsi="UD デジタル教科書体 N" w:cs="UD デジタル教科書体 N"/>
                                               <w:color w:val="1A1A1A"/>
-                                              <w:sz w:val="16"/>
-                                              <w:szCs w:val="16"/>
+                                              <w:sz w:val="10"/>
+                                              <w:szCs w:val="10"/>
                                             </w:rPr>
                                             <w:t>リ</w:t>
                                           </w:r>
@@ -18985,18 +19065,18 @@
                                       <w:ruby>
                                         <w:rubyPr>
                                           <w:rubyAlign w:val="distributeLetter"/>
-                                          <w:hps w:val="16"/>
-                                          <w:hpsRaise w:val="16"/>
+                                          <w:hps w:val="10"/>
+                                          <w:hpsRaise w:val="20"/>
                                           <w:hpsBaseText w:val="16"/>
-                                          <w:lid w:val="ja-JP"/>
+                                          <w:lid w:val="en-US"/>
                                         </w:rubyPr>
                                         <w:rt>
                                           <w:r>
                                             <w:rPr>
                                               <w:rFonts w:ascii="UD デジタル教科書体 N" w:eastAsia="UD デジタル教科書体 N" w:hAnsi="UD デジタル教科書体 N" w:cs="UD デジタル教科書体 N"/>
                                               <w:color w:val="1A1A1A"/>
-                                              <w:sz w:val="16"/>
-                                              <w:szCs w:val="16"/>
+                                              <w:sz w:val="10"/>
+                                              <w:szCs w:val="10"/>
                                             </w:rPr>
                                             <w:t>ツテ</w:t>
                                           </w:r>
@@ -19041,18 +19121,18 @@
                                       <w:ruby>
                                         <w:rubyPr>
                                           <w:rubyAlign w:val="distributeSpace"/>
-                                          <w:hps w:val="16"/>
-                                          <w:hpsRaise w:val="16"/>
+                                          <w:hps w:val="10"/>
+                                          <w:hpsRaise w:val="20"/>
                                           <w:hpsBaseText w:val="16"/>
-                                          <w:lid w:val="ja-JP"/>
+                                          <w:lid w:val="en-US"/>
                                         </w:rubyPr>
                                         <w:rt>
                                           <w:r>
                                             <w:rPr>
                                               <w:rFonts w:ascii="UD デジタル教科書体 N" w:eastAsia="UD デジタル教科書体 N" w:hAnsi="UD デジタル教科書体 N" w:cs="UD デジタル教科書体 N"/>
                                               <w:color w:val="1A1A1A"/>
-                                              <w:sz w:val="16"/>
-                                              <w:szCs w:val="16"/>
+                                              <w:sz w:val="10"/>
+                                              <w:szCs w:val="10"/>
                                             </w:rPr>
                                             <w:t>ヲ</w:t>
                                           </w:r>
@@ -19088,18 +19168,18 @@
                                       <w:ruby>
                                         <w:rubyPr>
                                           <w:rubyAlign w:val="distributeLetter"/>
-                                          <w:hps w:val="16"/>
-                                          <w:hpsRaise w:val="16"/>
+                                          <w:hps w:val="10"/>
+                                          <w:hpsRaise w:val="20"/>
                                           <w:hpsBaseText w:val="16"/>
-                                          <w:lid w:val="ja-JP"/>
+                                          <w:lid w:val="en-US"/>
                                         </w:rubyPr>
                                         <w:rt>
                                           <w:r>
                                             <w:rPr>
                                               <w:rFonts w:ascii="UD デジタル教科書体 N" w:eastAsia="UD デジタル教科書体 N" w:hAnsi="UD デジタル教科書体 N" w:cs="UD デジタル教科書体 N"/>
                                               <w:color w:val="1A1A1A"/>
-                                              <w:sz w:val="16"/>
-                                              <w:szCs w:val="16"/>
+                                              <w:sz w:val="10"/>
+                                              <w:szCs w:val="10"/>
                                             </w:rPr>
                                             <w:t>ムル</w:t>
                                           </w:r>
@@ -19135,18 +19215,18 @@
                                       <w:ruby>
                                         <w:rubyPr>
                                           <w:rubyAlign w:val="distributeLetter"/>
-                                          <w:hps w:val="16"/>
-                                          <w:hpsRaise w:val="16"/>
+                                          <w:hps w:val="10"/>
+                                          <w:hpsRaise w:val="20"/>
                                           <w:hpsBaseText w:val="16"/>
-                                          <w:lid w:val="ja-JP"/>
+                                          <w:lid w:val="en-US"/>
                                         </w:rubyPr>
                                         <w:rt>
                                           <w:r>
                                             <w:rPr>
                                               <w:rFonts w:ascii="UD デジタル教科書体 N" w:eastAsia="UD デジタル教科書体 N" w:hAnsi="UD デジタル教科書体 N" w:cs="UD デジタル教科書体 N"/>
                                               <w:color w:val="1A1A1A"/>
-                                              <w:sz w:val="16"/>
-                                              <w:szCs w:val="16"/>
+                                              <w:sz w:val="10"/>
+                                              <w:szCs w:val="10"/>
                                             </w:rPr>
                                             <w:t>けん</w:t>
                                           </w:r>
@@ -19172,18 +19252,18 @@
                                       <w:ruby>
                                         <w:rubyPr>
                                           <w:rubyAlign w:val="distributeLetter"/>
-                                          <w:hps w:val="16"/>
-                                          <w:hpsRaise w:val="16"/>
+                                          <w:hps w:val="10"/>
+                                          <w:hpsRaise w:val="20"/>
                                           <w:hpsBaseText w:val="16"/>
-                                          <w:lid w:val="ja-JP"/>
+                                          <w:lid w:val="en-US"/>
                                         </w:rubyPr>
                                         <w:rt>
                                           <w:r>
                                             <w:rPr>
                                               <w:rFonts w:ascii="UD デジタル教科書体 N" w:eastAsia="UD デジタル教科書体 N" w:hAnsi="UD デジタル教科書体 N" w:cs="UD デジタル教科書体 N"/>
                                               <w:color w:val="1A1A1A"/>
-                                              <w:sz w:val="16"/>
-                                              <w:szCs w:val="16"/>
+                                              <w:sz w:val="10"/>
+                                              <w:szCs w:val="10"/>
                                             </w:rPr>
                                             <w:t>ヲシテ</w:t>
                                           </w:r>
@@ -19209,18 +19289,18 @@
                                       <w:ruby>
                                         <w:rubyPr>
                                           <w:rubyAlign w:val="distributeSpace"/>
-                                          <w:hps w:val="16"/>
-                                          <w:hpsRaise w:val="16"/>
+                                          <w:hps w:val="10"/>
+                                          <w:hpsRaise w:val="20"/>
                                           <w:hpsBaseText w:val="16"/>
-                                          <w:lid w:val="ja-JP"/>
+                                          <w:lid w:val="en-US"/>
                                         </w:rubyPr>
                                         <w:rt>
                                           <w:r>
                                             <w:rPr>
                                               <w:rFonts w:ascii="UD デジタル教科書体 N" w:eastAsia="UD デジタル教科書体 N" w:hAnsi="UD デジタル教科書体 N" w:cs="UD デジタル教科書体 N"/>
                                               <w:color w:val="1A1A1A"/>
-                                              <w:sz w:val="16"/>
-                                              <w:szCs w:val="16"/>
+                                              <w:sz w:val="10"/>
+                                              <w:szCs w:val="10"/>
                                             </w:rPr>
                                             <w:t>メ</w:t>
                                           </w:r>
@@ -19265,18 +19345,18 @@
                                       <w:ruby>
                                         <w:rubyPr>
                                           <w:rubyAlign w:val="distributeSpace"/>
-                                          <w:hps w:val="16"/>
-                                          <w:hpsRaise w:val="16"/>
+                                          <w:hps w:val="10"/>
+                                          <w:hpsRaise w:val="20"/>
                                           <w:hpsBaseText w:val="16"/>
-                                          <w:lid w:val="ja-JP"/>
+                                          <w:lid w:val="en-US"/>
                                         </w:rubyPr>
                                         <w:rt>
                                           <w:r>
                                             <w:rPr>
                                               <w:rFonts w:ascii="UD デジタル教科書体 N" w:eastAsia="UD デジタル教科書体 N" w:hAnsi="UD デジタル教科書体 N" w:cs="UD デジタル教科書体 N"/>
                                               <w:color w:val="1A1A1A"/>
-                                              <w:sz w:val="16"/>
-                                              <w:szCs w:val="16"/>
+                                              <w:sz w:val="10"/>
+                                              <w:szCs w:val="10"/>
                                             </w:rPr>
                                             <w:t>ノ</w:t>
                                           </w:r>
@@ -19302,18 +19382,18 @@
                                       <w:ruby>
                                         <w:rubyPr>
                                           <w:rubyAlign w:val="distributeSpace"/>
-                                          <w:hps w:val="16"/>
-                                          <w:hpsRaise w:val="16"/>
+                                          <w:hps w:val="10"/>
+                                          <w:hpsRaise w:val="20"/>
                                           <w:hpsBaseText w:val="16"/>
-                                          <w:lid w:val="ja-JP"/>
+                                          <w:lid w:val="en-US"/>
                                         </w:rubyPr>
                                         <w:rt>
                                           <w:r>
                                             <w:rPr>
                                               <w:rFonts w:ascii="UD デジタル教科書体 N" w:eastAsia="UD デジタル教科書体 N" w:hAnsi="UD デジタル教科書体 N" w:cs="UD デジタル教科書体 N"/>
                                               <w:color w:val="1A1A1A"/>
-                                              <w:sz w:val="16"/>
-                                              <w:szCs w:val="16"/>
+                                              <w:sz w:val="10"/>
+                                              <w:szCs w:val="10"/>
                                             </w:rPr>
                                             <w:t>ヲ</w:t>
                                           </w:r>
@@ -19504,16 +19584,18 @@
                                       <w:ruby>
                                         <w:rubyPr>
                                           <w:rubyAlign w:val="distributeLetter"/>
-                                          <w:hps w:val="9"/>
+                                          <w:hps w:val="10"/>
                                           <w:hpsRaise w:val="20"/>
-                                          <w:hpsBaseText w:val="20"/>
-                                          <w:lid w:val="ja-JP"/>
+                                          <w:hpsBaseText w:val="22"/>
+                                          <w:lid w:val="en-US"/>
                                         </w:rubyPr>
                                         <w:rt>
                                           <w:r>
                                             <w:rPr>
                                               <w:rFonts w:ascii="UD デジタル教科書体 N" w:eastAsia="UD デジタル教科書体 N" w:hAnsi="UD デジタル教科書体 N" w:cs="UD デジタル教科書体 N"/>
                                               <w:color w:val="1A1A1A"/>
+                                              <w:sz w:val="10"/>
+                                              <w:szCs w:val="10"/>
                                             </w:rPr>
                                             <w:t>カントス</w:t>
                                           </w:r>
@@ -19549,16 +19631,18 @@
                                       <w:ruby>
                                         <w:rubyPr>
                                           <w:rubyAlign w:val="distributeSpace"/>
-                                          <w:hps w:val="9"/>
+                                          <w:hps w:val="10"/>
                                           <w:hpsRaise w:val="20"/>
-                                          <w:hpsBaseText w:val="20"/>
-                                          <w:lid w:val="ja-JP"/>
+                                          <w:hpsBaseText w:val="22"/>
+                                          <w:lid w:val="en-US"/>
                                         </w:rubyPr>
                                         <w:rt>
                                           <w:r>
                                             <w:rPr>
                                               <w:rFonts w:ascii="UD デジタル教科書体 N" w:eastAsia="UD デジタル教科書体 N" w:hAnsi="UD デジタル教科書体 N" w:cs="UD デジタル教科書体 N"/>
                                               <w:color w:val="1A1A1A"/>
+                                              <w:sz w:val="10"/>
+                                              <w:szCs w:val="10"/>
                                             </w:rPr>
                                             <w:t>ヲ</w:t>
                                           </w:r>
@@ -19594,16 +19678,18 @@
                                       <w:ruby>
                                         <w:rubyPr>
                                           <w:rubyAlign w:val="distributeLetter"/>
-                                          <w:hps w:val="9"/>
+                                          <w:hps w:val="10"/>
                                           <w:hpsRaise w:val="20"/>
-                                          <w:hpsBaseText w:val="20"/>
-                                          <w:lid w:val="ja-JP"/>
+                                          <w:hpsBaseText w:val="22"/>
+                                          <w:lid w:val="en-US"/>
                                         </w:rubyPr>
                                         <w:rt>
                                           <w:r>
                                             <w:rPr>
                                               <w:rFonts w:ascii="UD デジタル教科書体 N" w:eastAsia="UD デジタル教科書体 N" w:hAnsi="UD デジタル教科書体 N" w:cs="UD デジタル教科書体 N"/>
                                               <w:color w:val="1A1A1A"/>
+                                              <w:sz w:val="10"/>
+                                              <w:szCs w:val="10"/>
                                             </w:rPr>
                                             <w:t>くわい</w:t>
                                           </w:r>
@@ -19624,16 +19710,18 @@
                                       <w:ruby>
                                         <w:rubyPr>
                                           <w:rubyAlign w:val="distributeLetter"/>
-                                          <w:hps w:val="9"/>
+                                          <w:hps w:val="10"/>
                                           <w:hpsRaise w:val="20"/>
-                                          <w:hpsBaseText w:val="20"/>
-                                          <w:lid w:val="ja-JP"/>
+                                          <w:hpsBaseText w:val="22"/>
+                                          <w:lid w:val="en-US"/>
                                         </w:rubyPr>
                                         <w:rt>
                                           <w:r>
                                             <w:rPr>
                                               <w:rFonts w:ascii="UD デジタル教科書体 N" w:eastAsia="UD デジタル教科書体 N" w:hAnsi="UD デジタル教科書体 N" w:cs="UD デジタル教科書体 N"/>
                                               <w:color w:val="1A1A1A"/>
+                                              <w:sz w:val="10"/>
+                                              <w:szCs w:val="10"/>
                                             </w:rPr>
                                             <w:t>ハク</w:t>
                                           </w:r>
